--- a/downloads/workbook/ai-2-week-14.docx
+++ b/downloads/workbook/ai-2-week-14.docx
@@ -1292,6 +1292,178 @@
         <w:t>Project connection: Fit or hand-specify recommender classification rules transparently, retaining candidate definitions and training-only selection evidence.</w:t>
       </w:r>
     </w:p>
+    <w:p>
+      <w:pPr>
+        <w:pStyle w:val="Heading1"/>
+      </w:pPr>
+      <w:r>
+        <w:t>19. Project portfolio milestone</w:t>
+      </w:r>
+    </w:p>
+    <w:p>
+      <w:r>
+        <w:t>Project: Transparent Book Recommender</w:t>
+      </w:r>
+    </w:p>
+    <w:p>
+      <w:r>
+        <w:t>Current milestone: Test changed cases. Keep normal, boundary and failure cases; compare expected and observed results.</w:t>
+      </w:r>
+    </w:p>
+    <w:p>
+      <w:r>
+        <w:t>Fit or hand-specify recommender classification rules transparently, retaining candidate definitions and training-only selection evidence.</w:t>
+      </w:r>
+    </w:p>
+    <w:tbl>
+      <w:tblPr>
+        <w:tblStyle w:val="LightShading-Accent1"/>
+        <w:tblW w:type="auto" w:w="0"/>
+        <w:tblLook w:firstColumn="1" w:firstRow="1" w:lastColumn="0" w:lastRow="0" w:noHBand="0" w:noVBand="1" w:val="04A0"/>
+      </w:tblPr>
+      <w:tblGrid>
+        <w:gridCol w:w="5112"/>
+        <w:gridCol w:w="5112"/>
+      </w:tblGrid>
+      <w:tr>
+        <w:trPr>
+          <w:tblHeader/>
+        </w:trPr>
+        <w:tc>
+          <w:tcPr>
+            <w:tcW w:type="dxa" w:w="5112"/>
+          </w:tcPr>
+          <w:p>
+            <w:r>
+              <w:t>Evidence to keep</w:t>
+            </w:r>
+          </w:p>
+        </w:tc>
+        <w:tc>
+          <w:tcPr>
+            <w:tcW w:type="dxa" w:w="5112"/>
+          </w:tcPr>
+          <w:p>
+            <w:r>
+              <w:t>My record</w:t>
+            </w:r>
+          </w:p>
+        </w:tc>
+      </w:tr>
+      <w:tr>
+        <w:tc>
+          <w:tcPr>
+            <w:tcW w:type="dxa" w:w="5112"/>
+          </w:tcPr>
+          <w:p>
+            <w:r>
+              <w:t>This week’s input and deciding step</w:t>
+            </w:r>
+          </w:p>
+        </w:tc>
+        <w:tc>
+          <w:tcPr>
+            <w:tcW w:type="dxa" w:w="5112"/>
+          </w:tcPr>
+          <w:p>
+            <w:r/>
+          </w:p>
+        </w:tc>
+      </w:tr>
+      <w:tr>
+        <w:tc>
+          <w:tcPr>
+            <w:tcW w:type="dxa" w:w="5112"/>
+          </w:tcPr>
+          <w:p>
+            <w:r>
+              <w:t>Prediction and actual result (or labelled paper trace)</w:t>
+            </w:r>
+          </w:p>
+        </w:tc>
+        <w:tc>
+          <w:tcPr>
+            <w:tcW w:type="dxa" w:w="5112"/>
+          </w:tcPr>
+          <w:p>
+            <w:r/>
+          </w:p>
+        </w:tc>
+      </w:tr>
+      <w:tr>
+        <w:tc>
+          <w:tcPr>
+            <w:tcW w:type="dxa" w:w="5112"/>
+          </w:tcPr>
+          <w:p>
+            <w:r>
+              <w:t>One change since the previous checkpoint and why</w:t>
+            </w:r>
+          </w:p>
+        </w:tc>
+        <w:tc>
+          <w:tcPr>
+            <w:tcW w:type="dxa" w:w="5112"/>
+          </w:tcPr>
+          <w:p>
+            <w:r/>
+          </w:p>
+        </w:tc>
+      </w:tr>
+      <w:tr>
+        <w:tc>
+          <w:tcPr>
+            <w:tcW w:type="dxa" w:w="5112"/>
+          </w:tcPr>
+          <w:p>
+            <w:r>
+              <w:t>One error or limit and the next test</w:t>
+            </w:r>
+          </w:p>
+        </w:tc>
+        <w:tc>
+          <w:tcPr>
+            <w:tcW w:type="dxa" w:w="5112"/>
+          </w:tcPr>
+          <w:p>
+            <w:r/>
+          </w:p>
+        </w:tc>
+      </w:tr>
+    </w:tbl>
+    <w:p>
+      <w:pPr>
+        <w:pStyle w:val="Heading3"/>
+      </w:pPr>
+      <w:r>
+        <w:t>Explain what this week adds to your project. Reuse last week’s record rather than starting again.</w:t>
+      </w:r>
+    </w:p>
+    <w:p>
+      <w:r>
+        <w:t>________________________________________________________________</w:t>
+      </w:r>
+    </w:p>
+    <w:p>
+      <w:r>
+        <w:t>________________________________________________________________</w:t>
+      </w:r>
+    </w:p>
+    <w:p>
+      <w:r>
+        <w:t>________________________________________________________________</w:t>
+      </w:r>
+    </w:p>
+    <w:p>
+      <w:r>
+        <w:t>________________________________________________________________</w:t>
+      </w:r>
+    </w:p>
+    <w:p>
+      <w:r>
+        <w:t>________________________________________________________________</w:t>
+      </w:r>
+    </w:p>
     <w:sectPr>
       <w:pgSz w:w="12240" w:h="15840"/>
       <w:pgMar w:top="936" w:right="1008" w:bottom="936" w:left="1008" w:header="720" w:footer="720" w:gutter="0"/>

--- a/downloads/workbook/ai-2-week-14.docx
+++ b/downloads/workbook/ai-2-week-14.docx
@@ -1464,6 +1464,253 @@
         <w:t>________________________________________________________________</w:t>
       </w:r>
     </w:p>
+    <w:p>
+      <w:pPr>
+        <w:pStyle w:val="Heading1"/>
+      </w:pPr>
+      <w:r>
+        <w:t>20. Supported practice and learning evidence</w:t>
+      </w:r>
+    </w:p>
+    <w:p>
+      <w:r>
+        <w:t>Use this supported practice once, in the browser or on paper. Keep the reserved independent assessment for a separate first attempt before teacher feedback.</w:t>
+      </w:r>
+    </w:p>
+    <w:p>
+      <w:r>
+        <w:t>A fictional toy classifier predicts whether a book needs an illustration label.</w:t>
+      </w:r>
+    </w:p>
+    <w:p>
+      <w:pPr>
+        <w:pStyle w:val="Heading3"/>
+      </w:pPr>
+      <w:r>
+        <w:t>Practice 1: explain the deciding evidence</w:t>
+      </w:r>
+    </w:p>
+    <w:p>
+      <w:r>
+        <w:t>Which labelled step matches this detail? A new (1,0) row follows diagram=0 and predicts No.</w:t>
+      </w:r>
+    </w:p>
+    <w:p>
+      <w:r>
+        <w:t>1. Select tree</w:t>
+      </w:r>
+    </w:p>
+    <w:p>
+      <w:r>
+        <w:t>2. Diagram candidate</w:t>
+      </w:r>
+    </w:p>
+    <w:p>
+      <w:r>
+        <w:t>3. Colour candidate</w:t>
+      </w:r>
+    </w:p>
+    <w:p>
+      <w:r>
+        <w:t>4. Apply new input</w:t>
+      </w:r>
+    </w:p>
+    <w:p>
+      <w:pPr>
+        <w:pStyle w:val="Heading3"/>
+      </w:pPr>
+      <w:r>
+        <w:t>My selected conclusion, deciding fact and explanation</w:t>
+      </w:r>
+    </w:p>
+    <w:p>
+      <w:r>
+        <w:t>________________________________________________________________</w:t>
+      </w:r>
+    </w:p>
+    <w:p>
+      <w:r>
+        <w:t>________________________________________________________________</w:t>
+      </w:r>
+    </w:p>
+    <w:p>
+      <w:r>
+        <w:t>________________________________________________________________</w:t>
+      </w:r>
+    </w:p>
+    <w:p>
+      <w:r>
+        <w:t>________________________________________________________________</w:t>
+      </w:r>
+    </w:p>
+    <w:p>
+      <w:r>
+        <w:t>________________________________________________________________</w:t>
+      </w:r>
+    </w:p>
+    <w:p>
+      <w:r>
+        <w:t>Hint if needed: Read the steps in the pictorial case. Match the supplied detail to the stage that performs or records it.</w:t>
+      </w:r>
+    </w:p>
+    <w:p>
+      <w:r>
+        <w:t>After your attempt, compare with the supported explanation: Apply new input A new (1,0) row follows diagram=0 and predicts No. A question becomes a fitted tree only after its leaves and selection procedure are specified. The training comparison prefers the feature that separates these labels. Prediction follows the selected question; it does not reselect the tree using a new case’s answer. Save candidate leaves and errors so the choice can be repeated.</w:t>
+      </w:r>
+    </w:p>
+    <w:p>
+      <w:pPr>
+        <w:pStyle w:val="Heading3"/>
+      </w:pPr>
+      <w:r>
+        <w:t>Practice 2: explain the deciding evidence</w:t>
+      </w:r>
+    </w:p>
+    <w:p>
+      <w:r>
+        <w:t>Changed-case practice: New input becomes (0,1). Which conclusion is supported by the supplied facts?</w:t>
+      </w:r>
+    </w:p>
+    <w:p>
+      <w:r>
+        <w:t>1. The fitted tree predicts Yes.</w:t>
+      </w:r>
+    </w:p>
+    <w:p>
+      <w:r>
+        <w:t>2. This one example guarantees correct results for every future input.</w:t>
+      </w:r>
+    </w:p>
+    <w:p>
+      <w:r>
+        <w:t>3. We can decide the result without examining the changed input or the procedure.</w:t>
+      </w:r>
+    </w:p>
+    <w:p>
+      <w:pPr>
+        <w:pStyle w:val="Heading3"/>
+      </w:pPr>
+      <w:r>
+        <w:t>My selected conclusion, deciding fact and explanation</w:t>
+      </w:r>
+    </w:p>
+    <w:p>
+      <w:r>
+        <w:t>________________________________________________________________</w:t>
+      </w:r>
+    </w:p>
+    <w:p>
+      <w:r>
+        <w:t>________________________________________________________________</w:t>
+      </w:r>
+    </w:p>
+    <w:p>
+      <w:r>
+        <w:t>________________________________________________________________</w:t>
+      </w:r>
+    </w:p>
+    <w:p>
+      <w:r>
+        <w:t>________________________________________________________________</w:t>
+      </w:r>
+    </w:p>
+    <w:p>
+      <w:r>
+        <w:t>________________________________________________________________</w:t>
+      </w:r>
+    </w:p>
+    <w:p>
+      <w:r>
+        <w:t>Hint if needed: Use the changed condition and the deciding step in the pictorial trace. The answer must say what follows from those facts.</w:t>
+      </w:r>
+    </w:p>
+    <w:p>
+      <w:r>
+        <w:t>After your attempt, compare with the supported explanation: The fitted tree predicts Yes. It follows diagram=1; cover colour is not the selected question.</w:t>
+      </w:r>
+    </w:p>
+    <w:p>
+      <w:pPr>
+        <w:pStyle w:val="Heading3"/>
+      </w:pPr>
+      <w:r>
+        <w:t>Repair a missing building block</w:t>
+      </w:r>
+    </w:p>
+    <w:p>
+      <w:r>
+        <w:t>Review Types of Classification Error (ai-2/13). Goal: Build a labelled confusion matrix from matched reference and prediction pairs. Short practice: Which error causes a sound book to be sent for unnecessary repair review?. Return to this week and explain what you changed.</w:t>
+      </w:r>
+    </w:p>
+    <w:p>
+      <w:r>
+        <w:t>Review Training and Testing (ai-2/11). Goal: Choose a split unit that matches the intended prediction claim. Short practice: How many distinct books are in each repaired role, and why report that as well as scan counts?. Return to this week and explain what you changed.</w:t>
+      </w:r>
+    </w:p>
+    <w:p>
+      <w:r>
+        <w:t>Review Operational Labels (ai-2/8). Goal: Apply a category definition using explicit evidence and boundary rules. Short practice: Why can we not resolve the disagreement merely by taking a majority of reviewers?. Return to this week and explain what you changed.</w:t>
+      </w:r>
+    </w:p>
+    <w:p>
+      <w:pPr>
+        <w:pStyle w:val="Heading3"/>
+      </w:pPr>
+      <w:r>
+        <w:t>Predict, run and debug</w:t>
+      </w:r>
+    </w:p>
+    <w:p>
+      <w:r>
+        <w:t>The browser lab lets you edit the supported Python examples already included in this lesson. Predict first, run, inspect the actual output or error, change one input, then run again. Keep code, predictions, actual results and a reasoned revision together. On paper, label your result as a trace rather than an execution.</w:t>
+      </w:r>
+    </w:p>
+    <w:p>
+      <w:pPr>
+        <w:pStyle w:val="Heading3"/>
+      </w:pPr>
+      <w:r>
+        <w:t>Keep your completed work</w:t>
+      </w:r>
+    </w:p>
+    <w:p>
+      <w:r>
+        <w:t>Use Download completed work in the hosted lesson to export your answers, reflections, practice feedback and code-run evidence. Open the HTML copy to read or print it. Drafts stay in this browser when storage is available; clear drafts on a shared device.</w:t>
+      </w:r>
+    </w:p>
+    <w:p>
+      <w:pPr>
+        <w:pStyle w:val="Heading3"/>
+      </w:pPr>
+      <w:r>
+        <w:t>What I repaired, the evidence I kept and the next test</w:t>
+      </w:r>
+    </w:p>
+    <w:p>
+      <w:r>
+        <w:t>________________________________________________________________</w:t>
+      </w:r>
+    </w:p>
+    <w:p>
+      <w:r>
+        <w:t>________________________________________________________________</w:t>
+      </w:r>
+    </w:p>
+    <w:p>
+      <w:r>
+        <w:t>________________________________________________________________</w:t>
+      </w:r>
+    </w:p>
+    <w:p>
+      <w:r>
+        <w:t>________________________________________________________________</w:t>
+      </w:r>
+    </w:p>
+    <w:p>
+      <w:r>
+        <w:t>________________________________________________________________</w:t>
+      </w:r>
+    </w:p>
     <w:sectPr>
       <w:pgSz w:w="12240" w:h="15840"/>
       <w:pgMar w:top="936" w:right="1008" w:bottom="936" w:left="1008" w:header="720" w:footer="720" w:gutter="0"/>

--- a/downloads/workbook/ai-2-week-14.docx
+++ b/downloads/workbook/ai-2-week-14.docx
@@ -30,6 +30,17 @@
     </w:p>
     <w:p>
       <w:r>
+        <w:t>Record your starting explanation for Decision Trees before opening notes. Show any later correction separately.</w:t>
+      </w:r>
+    </w:p>
+    <w:p>
+      <w:pPr>
+        <w:spacing w:line="336" w:lineRule="auto" w:after="180"/>
+      </w:pPr>
+      <w:r>
+        <w:rPr>
+          <w:b w:val="0"/>
+        </w:rPr>
         <w:t>Try the recall before opening notes. Then use a different colour or a labelled second line to correct your explanation.</w:t>
       </w:r>
     </w:p>
@@ -42,7 +53,13 @@
       </w:r>
     </w:p>
     <w:p>
-      <w:r>
+      <w:pPr>
+        <w:spacing w:line="336" w:lineRule="auto" w:after="180"/>
+      </w:pPr>
+      <w:r>
+        <w:rPr>
+          <w:b w:val="0"/>
+        </w:rPr>
         <w:t>Without opening the old lesson, explain one key idea from Types of Classification Error. Give an example and a mistake that the idea helps you avoid.</w:t>
       </w:r>
     </w:p>
@@ -78,8 +95,26 @@
       </w:r>
     </w:p>
     <w:p>
-      <w:r>
-        <w:t>Without opening the old lesson, explain one key idea from Training and Testing. Give an example and a mistake that the idea helps you avoid.</w:t>
+      <w:pPr>
+        <w:spacing w:line="336" w:lineRule="auto" w:after="180"/>
+      </w:pPr>
+      <w:r>
+        <w:rPr>
+          <w:b w:val="0"/>
+        </w:rPr>
+        <w:t xml:space="preserve">Without opening the old lesson, explain one key idea from </w:t>
+      </w:r>
+      <w:r>
+        <w:rPr>
+          <w:b/>
+        </w:rPr>
+        <w:t>Training</w:t>
+      </w:r>
+      <w:r>
+        <w:rPr>
+          <w:b w:val="0"/>
+        </w:rPr>
+        <w:t xml:space="preserve"> and Testing. Give an example and a mistake that the idea helps you avoid.</w:t>
       </w:r>
     </w:p>
     <w:p>
@@ -114,7 +149,13 @@
       </w:r>
     </w:p>
     <w:p>
-      <w:r>
+      <w:pPr>
+        <w:spacing w:line="336" w:lineRule="auto" w:after="180"/>
+      </w:pPr>
+      <w:r>
+        <w:rPr>
+          <w:b w:val="0"/>
+        </w:rPr>
         <w:t>Without opening the old lesson, explain one key idea from Operational Labels. Give an example and a mistake that the idea helps you avoid.</w:t>
       </w:r>
     </w:p>
@@ -151,7 +192,42 @@
     </w:p>
     <w:p>
       <w:r>
-        <w:t>Use W2: Verify the candidate scores for Fitting a decision tree. Record the answer once; the lesson and workbook refer to the same attempt.</w:t>
+        <w:t>Complete the supported Decision Trees trace and record the first step you can explain without help.</w:t>
+      </w:r>
+    </w:p>
+    <w:p>
+      <w:pPr>
+        <w:spacing w:line="336" w:lineRule="auto" w:after="180"/>
+      </w:pPr>
+      <w:r>
+        <w:rPr>
+          <w:b w:val="0"/>
+        </w:rPr>
+        <w:t xml:space="preserve">Use W2: Verify the candidate scores for </w:t>
+      </w:r>
+      <w:r>
+        <w:rPr>
+          <w:b/>
+        </w:rPr>
+        <w:t>Fitting</w:t>
+      </w:r>
+      <w:r>
+        <w:rPr>
+          <w:b w:val="0"/>
+        </w:rPr>
+        <w:t xml:space="preserve"> a </w:t>
+      </w:r>
+      <w:r>
+        <w:rPr>
+          <w:b/>
+        </w:rPr>
+        <w:t>decision tree</w:t>
+      </w:r>
+      <w:r>
+        <w:rPr>
+          <w:b w:val="0"/>
+        </w:rPr>
+        <w:t>. Record the answer once; the lesson and workbook refer to the same attempt.</w:t>
       </w:r>
     </w:p>
     <w:tbl>
@@ -279,7 +355,65 @@
     </w:p>
     <w:p>
       <w:r>
-        <w:t>Use the worked case for Fitting a decision tree. Proposed explanation: “A near branch must predict blocked”. Decide whether this explanation is supported. Point to the step or supplied fact that decides; explain your repair if needed.</w:t>
+        <w:t>Check the proposed Decision Trees explanation against the supplied facts before discussing it.</w:t>
+      </w:r>
+    </w:p>
+    <w:p>
+      <w:pPr>
+        <w:spacing w:line="336" w:lineRule="auto" w:after="180"/>
+      </w:pPr>
+      <w:r>
+        <w:rPr>
+          <w:b w:val="0"/>
+        </w:rPr>
+        <w:t xml:space="preserve">Use the worked case for </w:t>
+      </w:r>
+      <w:r>
+        <w:rPr>
+          <w:b/>
+        </w:rPr>
+        <w:t>Fitting</w:t>
+      </w:r>
+      <w:r>
+        <w:rPr>
+          <w:b w:val="0"/>
+        </w:rPr>
+        <w:t xml:space="preserve"> a </w:t>
+      </w:r>
+      <w:r>
+        <w:rPr>
+          <w:b/>
+        </w:rPr>
+        <w:t>decision tree</w:t>
+      </w:r>
+      <w:r>
+        <w:rPr>
+          <w:b w:val="0"/>
+        </w:rPr>
+        <w:t xml:space="preserve">. Proposed explanation: “A near </w:t>
+      </w:r>
+      <w:r>
+        <w:rPr>
+          <w:b/>
+        </w:rPr>
+        <w:t>branch</w:t>
+      </w:r>
+      <w:r>
+        <w:rPr>
+          <w:b w:val="0"/>
+        </w:rPr>
+        <w:t xml:space="preserve"> must predict blocked”. Decide whether this explanation is supported.</w:t>
+      </w:r>
+    </w:p>
+    <w:p>
+      <w:pPr>
+        <w:spacing w:line="336" w:lineRule="auto" w:after="180"/>
+      </w:pPr>
+      <w:r>
+        <w:rPr>
+          <w:b w:val="0"/>
+        </w:rPr>
+        <w:t>Point to the step or supplied fact that decides; explain your repair if needed.</w:t>
       </w:r>
     </w:p>
     <w:p>
@@ -319,6 +453,11 @@
       </w:r>
     </w:p>
     <w:p>
+      <w:r>
+        <w:t>Write one first attempt at the reserved independent case before feedback. Repeated copies of that case refer to the same recorded attempt.</w:t>
+      </w:r>
+    </w:p>
+    <w:p>
       <w:pPr>
         <w:pStyle w:val="Heading3"/>
       </w:pPr>
@@ -327,8 +466,61 @@
       </w:r>
     </w:p>
     <w:p>
-      <w:r>
-        <w:t>New training rows (near,tall,label) are (1,0,clear),(1,1,clear),(1,0,clear),(0,1,blocked),(0,0,blocked),(0,1,clear). Use the same candidate order and tie policies. Give both candidates’ leaves and errors, then select the tree. Validation rows are (1,1,clear),(0,0,blocked),(0,1,clear),(1,0,blocked). List tree predictions and compare accuracy with the training-majority baseline.</w:t>
+      <w:pPr>
+        <w:spacing w:line="336" w:lineRule="auto" w:after="180"/>
+      </w:pPr>
+      <w:r>
+        <w:rPr>
+          <w:b w:val="0"/>
+        </w:rPr>
+        <w:t xml:space="preserve">New </w:t>
+      </w:r>
+      <w:r>
+        <w:rPr>
+          <w:b/>
+        </w:rPr>
+        <w:t>training</w:t>
+      </w:r>
+      <w:r>
+        <w:rPr>
+          <w:b w:val="0"/>
+        </w:rPr>
+        <w:t xml:space="preserve"> rows (near,tall,label) are (1,0,clear),(1,1,clear),(1,0,clear),(0,1,blocked),(0,0,blocked),(0,1,clear). Use the same candidate order and tie policies. Give both candidates’ leaves and errors, then select the tree.</w:t>
+      </w:r>
+    </w:p>
+    <w:p>
+      <w:pPr>
+        <w:spacing w:line="336" w:lineRule="auto" w:after="180"/>
+      </w:pPr>
+      <w:r>
+        <w:rPr>
+          <w:b w:val="0"/>
+        </w:rPr>
+        <w:t xml:space="preserve">Validation rows are (1,1,clear),(0,0,blocked),(0,1,clear),(1,0,blocked). List tree </w:t>
+      </w:r>
+      <w:r>
+        <w:rPr>
+          <w:b/>
+        </w:rPr>
+        <w:t>prediction</w:t>
+      </w:r>
+      <w:r>
+        <w:rPr>
+          <w:b w:val="0"/>
+        </w:rPr>
+        <w:t xml:space="preserve">s and compare accuracy with the </w:t>
+      </w:r>
+      <w:r>
+        <w:rPr>
+          <w:b/>
+        </w:rPr>
+        <w:t>training</w:t>
+      </w:r>
+      <w:r>
+        <w:rPr>
+          <w:b w:val="0"/>
+        </w:rPr>
+        <w:t>-majority baseline.</w:t>
       </w:r>
     </w:p>
     <w:p>
@@ -375,7 +567,13 @@
       </w:r>
     </w:p>
     <w:p>
-      <w:r>
+      <w:pPr>
+        <w:spacing w:line="336" w:lineRule="auto" w:after="180"/>
+      </w:pPr>
+      <w:r>
+        <w:rPr>
+          <w:b w:val="0"/>
+        </w:rPr>
         <w:t>Attempt this case before feedback. Record any help. Earlier examples below are further practice; a case already practised with feedback cannot establish fresh transfer.</w:t>
       </w:r>
     </w:p>
@@ -389,6 +587,18 @@
     </w:p>
     <w:p>
       <w:r>
+        <w:t>Connect the Decision Trees target to a trace and a justified conclusion.</w:t>
+      </w:r>
+    </w:p>
+    <w:p>
+      <w:pPr>
+        <w:spacing w:line="336" w:lineRule="auto" w:after="180"/>
+        <w:shd w:fill="F5F1FB"/>
+      </w:pPr>
+      <w:r>
+        <w:rPr>
+          <w:b w:val="0"/>
+        </w:rPr>
         <w:t>Build a tree for science books: first ask science?; then, for yes, pages&lt;=100? Trace science/100 and history/70. What should happen to science with missing pages?</w:t>
       </w:r>
     </w:p>
@@ -402,17 +612,46 @@
     </w:p>
     <w:p>
       <w:r>
+        <w:t>Solve the supplied Decision Trees case and show the deciding evidence.</w:t>
+      </w:r>
+    </w:p>
+    <w:p>
+      <w:pPr>
+        <w:spacing w:line="336" w:lineRule="auto" w:after="180"/>
+      </w:pPr>
+      <w:r>
+        <w:rPr>
+          <w:b w:val="0"/>
+        </w:rPr>
         <w:t>First ask animal book? If no, Other. If yes, ask pages&lt;100; yes gives Short Animal, no gives Longer Animal.</w:t>
       </w:r>
     </w:p>
     <w:p>
-      <w:r>
+      <w:pPr>
+        <w:spacing w:line="336" w:lineRule="auto" w:after="180"/>
+      </w:pPr>
+      <w:r>
+        <w:rPr>
+          <w:b w:val="0"/>
+        </w:rPr>
         <w:t>Trace 90-page animal and science books.</w:t>
       </w:r>
     </w:p>
     <w:p>
-      <w:r>
-        <w:t>Show your trace, calculation or evidence</w:t>
+      <w:pPr>
+        <w:spacing w:line="336" w:lineRule="auto" w:after="180"/>
+      </w:pPr>
+      <w:r>
+        <w:rPr>
+          <w:b w:val="0"/>
+        </w:rPr>
+        <w:t xml:space="preserve">Show your trace, calculation or </w:t>
+      </w:r>
+      <w:r>
+        <w:rPr>
+          <w:b/>
+        </w:rPr>
+        <w:t>evidence</w:t>
       </w:r>
     </w:p>
     <w:p>
@@ -458,11 +697,28 @@
     </w:p>
     <w:p>
       <w:r>
+        <w:t>Apply the procedure to the changed case and record why the conclusion follows.</w:t>
+      </w:r>
+    </w:p>
+    <w:p>
+      <w:pPr>
+        <w:spacing w:line="336" w:lineRule="auto" w:after="180"/>
+      </w:pPr>
+      <w:r>
+        <w:rPr>
+          <w:b w:val="0"/>
+        </w:rPr>
         <w:t>A tree asks topic is space, then pages at most 60. A space book has 70 pages. Trace both answers and explain why you cannot stop at the first question.</w:t>
       </w:r>
     </w:p>
     <w:p>
-      <w:r>
+      <w:pPr>
+        <w:spacing w:line="336" w:lineRule="auto" w:after="180"/>
+      </w:pPr>
+      <w:r>
+        <w:rPr>
+          <w:b w:val="0"/>
+        </w:rPr>
         <w:t>My independent answer and reason</w:t>
       </w:r>
     </w:p>
@@ -517,7 +773,30 @@
     </w:p>
     <w:p>
       <w:r>
-        <w:t>Create a changed input, boundary case or missing-information case. Write the expected answer or safe response before testing.</w:t>
+        <w:t>Specify a changed input, expected result and observation separately.</w:t>
+      </w:r>
+    </w:p>
+    <w:p>
+      <w:pPr>
+        <w:spacing w:line="336" w:lineRule="auto" w:after="180"/>
+      </w:pPr>
+      <w:r>
+        <w:rPr>
+          <w:b w:val="0"/>
+        </w:rPr>
+        <w:t xml:space="preserve">Create a changed </w:t>
+      </w:r>
+      <w:r>
+        <w:rPr>
+          <w:b/>
+        </w:rPr>
+        <w:t>input</w:t>
+      </w:r>
+      <w:r>
+        <w:rPr>
+          <w:b w:val="0"/>
+        </w:rPr>
+        <w:t>, boundary case or missing-information case. Write the expected answer or safe response before testing.</w:t>
       </w:r>
     </w:p>
     <w:tbl>
@@ -646,12 +925,41 @@
     </w:p>
     <w:p>
       <w:r>
+        <w:t>Justify what Decision Trees adds to Transparent Book Recommender and keep the evidence.</w:t>
+      </w:r>
+    </w:p>
+    <w:p>
+      <w:pPr>
+        <w:spacing w:line="336" w:lineRule="auto" w:after="180"/>
+      </w:pPr>
+      <w:r>
+        <w:rPr>
+          <w:b w:val="0"/>
+        </w:rPr>
         <w:t>Create a transparent tree for hard constraints before applying preference scores.</w:t>
       </w:r>
     </w:p>
     <w:p>
-      <w:r>
-        <w:t>The project change and evidence I will keep</w:t>
+      <w:pPr>
+        <w:spacing w:line="336" w:lineRule="auto" w:after="180"/>
+      </w:pPr>
+      <w:r>
+        <w:rPr>
+          <w:b w:val="0"/>
+        </w:rPr>
+        <w:t xml:space="preserve">The project change and </w:t>
+      </w:r>
+      <w:r>
+        <w:rPr>
+          <w:b/>
+        </w:rPr>
+        <w:t>evidence</w:t>
+      </w:r>
+      <w:r>
+        <w:rPr>
+          <w:b w:val="0"/>
+        </w:rPr>
+        <w:t xml:space="preserve"> I will keep</w:t>
       </w:r>
     </w:p>
     <w:p>
@@ -697,11 +1005,54 @@
     </w:p>
     <w:p>
       <w:r>
-        <w:t>I can explain the mechanism. I can show evidence. I can handle a changed case. I can name a limit. Mark each as not yet, with help or independently, and attach supporting work.</w:t>
-      </w:r>
-    </w:p>
-    <w:p>
-      <w:r>
+        <w:t>Judge explanation, evidence, transfer and limits separately; attach the work behind your judgement.</w:t>
+      </w:r>
+    </w:p>
+    <w:p>
+      <w:pPr>
+        <w:pStyle w:val="ListBullet"/>
+      </w:pPr>
+      <w:r>
+        <w:t>I can explain the mechanism.</w:t>
+      </w:r>
+    </w:p>
+    <w:p>
+      <w:pPr>
+        <w:pStyle w:val="ListBullet"/>
+      </w:pPr>
+      <w:r>
+        <w:t>I can show evidence.</w:t>
+      </w:r>
+    </w:p>
+    <w:p>
+      <w:pPr>
+        <w:pStyle w:val="ListBullet"/>
+      </w:pPr>
+      <w:r>
+        <w:t>I can handle a changed case.</w:t>
+      </w:r>
+    </w:p>
+    <w:p>
+      <w:pPr>
+        <w:pStyle w:val="ListBullet"/>
+      </w:pPr>
+      <w:r>
+        <w:t>I can name a limit.</w:t>
+      </w:r>
+    </w:p>
+    <w:p>
+      <w:r>
+        <w:t>Mark each as not yet, with help or independently, and attach supporting work.</w:t>
+      </w:r>
+    </w:p>
+    <w:p>
+      <w:pPr>
+        <w:spacing w:line="336" w:lineRule="auto" w:after="180"/>
+      </w:pPr>
+      <w:r>
+        <w:rPr>
+          <w:b w:val="0"/>
+        </w:rPr>
         <w:t>Teacher review ____________________  Next step ____________________</w:t>
       </w:r>
     </w:p>
@@ -715,6 +1066,18 @@
     </w:p>
     <w:p>
       <w:r>
+        <w:t>Use this earlier case as transfer practice. A case already discussed with feedback is not fresh assessment evidence.</w:t>
+      </w:r>
+    </w:p>
+    <w:p>
+      <w:pPr>
+        <w:spacing w:line="336" w:lineRule="auto" w:after="180"/>
+        <w:shd w:fill="F5F1FB"/>
+      </w:pPr>
+      <w:r>
+        <w:rPr>
+          <w:b w:val="0"/>
+        </w:rPr>
         <w:t>Build a tree for science books: first ask science?; then, for yes, pages&lt;=100? Trace science/100 and history/70. What should happen to science with missing pages?</w:t>
       </w:r>
     </w:p>
@@ -762,7 +1125,13 @@
       </w:r>
     </w:p>
     <w:p>
-      <w:r>
+      <w:pPr>
+        <w:spacing w:line="336" w:lineRule="auto" w:after="180"/>
+      </w:pPr>
+      <w:r>
+        <w:rPr>
+          <w:b w:val="0"/>
+        </w:rPr>
         <w:t>Record support used: none, hint or teacher explanation.</w:t>
       </w:r>
     </w:p>
@@ -776,7 +1145,91 @@
     </w:p>
     <w:p>
       <w:r>
-        <w:t>Identify the root, its two branches, leaf predictions and depth of the worked fitted tree. Which parts were selected using training labels?</w:t>
+        <w:t>Name the parts and decisions. Apply the supplied Decision Trees facts and keep your reasoning.</w:t>
+      </w:r>
+    </w:p>
+    <w:p>
+      <w:pPr>
+        <w:spacing w:line="336" w:lineRule="auto" w:after="180"/>
+        <w:shd w:fill="F5F1FB"/>
+      </w:pPr>
+      <w:r>
+        <w:rPr>
+          <w:b w:val="0"/>
+        </w:rPr>
+        <w:t xml:space="preserve">Identify the </w:t>
+      </w:r>
+      <w:r>
+        <w:rPr>
+          <w:b/>
+        </w:rPr>
+        <w:t>root</w:t>
+      </w:r>
+      <w:r>
+        <w:rPr>
+          <w:b w:val="0"/>
+        </w:rPr>
+        <w:t xml:space="preserve">, its two </w:t>
+      </w:r>
+      <w:r>
+        <w:rPr>
+          <w:b/>
+        </w:rPr>
+        <w:t>branch</w:t>
+      </w:r>
+      <w:r>
+        <w:rPr>
+          <w:b w:val="0"/>
+        </w:rPr>
+        <w:t xml:space="preserve">es, </w:t>
+      </w:r>
+      <w:r>
+        <w:rPr>
+          <w:b/>
+        </w:rPr>
+        <w:t>leaf</w:t>
+      </w:r>
+      <w:r>
+        <w:rPr>
+          <w:b w:val="0"/>
+        </w:rPr>
+        <w:t xml:space="preserve"> </w:t>
+      </w:r>
+      <w:r>
+        <w:rPr>
+          <w:b/>
+        </w:rPr>
+        <w:t>prediction</w:t>
+      </w:r>
+      <w:r>
+        <w:rPr>
+          <w:b w:val="0"/>
+        </w:rPr>
+        <w:t xml:space="preserve">s and </w:t>
+      </w:r>
+      <w:r>
+        <w:rPr>
+          <w:b/>
+        </w:rPr>
+        <w:t>depth</w:t>
+      </w:r>
+      <w:r>
+        <w:rPr>
+          <w:b w:val="0"/>
+        </w:rPr>
+        <w:t xml:space="preserve"> of the worked fitted tree. Which parts were selected using </w:t>
+      </w:r>
+      <w:r>
+        <w:rPr>
+          <w:b/>
+        </w:rPr>
+        <w:t>training</w:t>
+      </w:r>
+      <w:r>
+        <w:rPr>
+          <w:b w:val="0"/>
+        </w:rPr>
+        <w:t xml:space="preserve"> labels?</w:t>
       </w:r>
     </w:p>
     <w:p>
@@ -827,7 +1280,54 @@
     </w:p>
     <w:p>
       <w:r>
-        <w:t>For each near branch and each tall branch, count blocked and clear labels and choose a leaf. Give the total errors for each candidate question.</w:t>
+        <w:t>Verify the candidate scores. Apply the supplied Decision Trees facts and keep your reasoning.</w:t>
+      </w:r>
+    </w:p>
+    <w:p>
+      <w:pPr>
+        <w:spacing w:line="336" w:lineRule="auto" w:after="180"/>
+      </w:pPr>
+      <w:r>
+        <w:rPr>
+          <w:b w:val="0"/>
+        </w:rPr>
+        <w:t xml:space="preserve">For each near </w:t>
+      </w:r>
+      <w:r>
+        <w:rPr>
+          <w:b/>
+        </w:rPr>
+        <w:t>branch</w:t>
+      </w:r>
+      <w:r>
+        <w:rPr>
+          <w:b w:val="0"/>
+        </w:rPr>
+        <w:t xml:space="preserve"> and each tall </w:t>
+      </w:r>
+      <w:r>
+        <w:rPr>
+          <w:b/>
+        </w:rPr>
+        <w:t>branch</w:t>
+      </w:r>
+      <w:r>
+        <w:rPr>
+          <w:b w:val="0"/>
+        </w:rPr>
+        <w:t xml:space="preserve">, count blocked and clear labels and choose a </w:t>
+      </w:r>
+      <w:r>
+        <w:rPr>
+          <w:b/>
+        </w:rPr>
+        <w:t>leaf</w:t>
+      </w:r>
+      <w:r>
+        <w:rPr>
+          <w:b w:val="0"/>
+        </w:rPr>
+        <w:t>. Give the total errors for each candidate question.</w:t>
       </w:r>
     </w:p>
     <w:p>
@@ -878,7 +1378,30 @@
     </w:p>
     <w:p>
       <w:r>
-        <w:t>A learner sees a blocked validation case with near=0 and changes that leaf to blocked before reporting the score. Explain what changed and how to report the original fitted tree fairly.</w:t>
+        <w:t>Separate fitting from prediction. Apply the supplied Decision Trees facts and keep your reasoning.</w:t>
+      </w:r>
+    </w:p>
+    <w:p>
+      <w:pPr>
+        <w:spacing w:line="336" w:lineRule="auto" w:after="180"/>
+      </w:pPr>
+      <w:r>
+        <w:rPr>
+          <w:b w:val="0"/>
+        </w:rPr>
+        <w:t xml:space="preserve">A learner sees a blocked validation case with near=0 and changes that </w:t>
+      </w:r>
+      <w:r>
+        <w:rPr>
+          <w:b/>
+        </w:rPr>
+        <w:t>leaf</w:t>
+      </w:r>
+      <w:r>
+        <w:rPr>
+          <w:b w:val="0"/>
+        </w:rPr>
+        <w:t xml:space="preserve"> to blocked before reporting the score. Explain what changed and how to report the original fitted tree fairly.</w:t>
       </w:r>
     </w:p>
     <w:p>
@@ -929,7 +1452,65 @@
     </w:p>
     <w:p>
       <w:r>
-        <w:t>New training rows (near,tall,label) are (1,0,clear),(1,1,clear),(1,0,clear),(0,1,blocked),(0,0,blocked),(0,1,clear). Use the same candidate order and tie policies. Give both candidates’ leaves and errors, then select the tree. Validation rows are (1,1,clear),(0,0,blocked),(0,1,clear),(1,0,blocked). List tree predictions and compare accuracy with the training-majority baseline.</w:t>
+        <w:t>Attempt before feedback. If this repeats the selected independent case, reuse that first attempt; otherwise keep a separate record. Fit a new tree independently. Apply the supplied Decision Trees facts and keep your reasoning.</w:t>
+      </w:r>
+    </w:p>
+    <w:p>
+      <w:pPr>
+        <w:spacing w:line="336" w:lineRule="auto" w:after="180"/>
+      </w:pPr>
+      <w:r>
+        <w:rPr>
+          <w:b w:val="0"/>
+        </w:rPr>
+        <w:t xml:space="preserve">New </w:t>
+      </w:r>
+      <w:r>
+        <w:rPr>
+          <w:b/>
+        </w:rPr>
+        <w:t>training</w:t>
+      </w:r>
+      <w:r>
+        <w:rPr>
+          <w:b w:val="0"/>
+        </w:rPr>
+        <w:t xml:space="preserve"> rows (near,tall,label) are (1,0,clear),(1,1,clear),(1,0,clear),(0,1,blocked),(0,0,blocked),(0,1,clear). Use the same candidate order and tie policies. Give both candidates’ leaves and errors, then select the tree.</w:t>
+      </w:r>
+    </w:p>
+    <w:p>
+      <w:pPr>
+        <w:spacing w:line="336" w:lineRule="auto" w:after="180"/>
+      </w:pPr>
+      <w:r>
+        <w:rPr>
+          <w:b w:val="0"/>
+        </w:rPr>
+        <w:t xml:space="preserve">Validation rows are (1,1,clear),(0,0,blocked),(0,1,clear),(1,0,blocked). List tree </w:t>
+      </w:r>
+      <w:r>
+        <w:rPr>
+          <w:b/>
+        </w:rPr>
+        <w:t>prediction</w:t>
+      </w:r>
+      <w:r>
+        <w:rPr>
+          <w:b w:val="0"/>
+        </w:rPr>
+        <w:t xml:space="preserve">s and compare accuracy with the </w:t>
+      </w:r>
+      <w:r>
+        <w:rPr>
+          <w:b/>
+        </w:rPr>
+        <w:t>training</w:t>
+      </w:r>
+      <w:r>
+        <w:rPr>
+          <w:b w:val="0"/>
+        </w:rPr>
+        <w:t>-majority baseline.</w:t>
       </w:r>
     </w:p>
     <w:p>
@@ -990,7 +1571,31 @@
     </w:p>
     <w:p>
       <w:r>
-        <w:t>If near and tall make the same training error count, which question does this code retain and why? Does retaining that question prove it will be better on future trips?</w:t>
+        <w:t>Audit a tie and a claim. Apply the supplied Decision Trees facts and keep your reasoning.</w:t>
+      </w:r>
+    </w:p>
+    <w:p>
+      <w:pPr>
+        <w:spacing w:line="336" w:lineRule="auto" w:after="180"/>
+        <w:shd w:fill="F5F1FB"/>
+      </w:pPr>
+      <w:r>
+        <w:rPr>
+          <w:b w:val="0"/>
+        </w:rPr>
+        <w:t xml:space="preserve">If near and tall make the same </w:t>
+      </w:r>
+      <w:r>
+        <w:rPr>
+          <w:b/>
+        </w:rPr>
+        <w:t>training</w:t>
+      </w:r>
+      <w:r>
+        <w:rPr>
+          <w:b w:val="0"/>
+        </w:rPr>
+        <w:t xml:space="preserve"> error count, which question does this code retain and why? Does retaining that question prove it will be better on future trips?</w:t>
       </w:r>
     </w:p>
     <w:p>
@@ -1037,6 +1642,11 @@
       </w:pPr>
       <w:r>
         <w:t>17. Feedback, return check and learning record</w:t>
+      </w:r>
+    </w:p>
+    <w:p>
+      <w:r>
+        <w:t>Record the first repaired step and a different case to revisit after a delay.</w:t>
       </w:r>
     </w:p>
     <w:tbl>
@@ -1176,7 +1786,13 @@
       </w:tr>
     </w:tbl>
     <w:p>
-      <w:r>
+      <w:pPr>
+        <w:spacing w:line="336" w:lineRule="auto" w:after="180"/>
+      </w:pPr>
+      <w:r>
+        <w:rPr>
+          <w:b w:val="0"/>
+        </w:rPr>
         <w:t>Revisit this idea with your teacher after a delay. Familiarity is different from explaining and using it on a changed case.</w:t>
       </w:r>
     </w:p>
@@ -1190,17 +1806,94 @@
     </w:p>
     <w:p>
       <w:r>
+        <w:t>A fictional toy classifier predicts whether a book needs an illustration label. Explain the labelled step before checking the changed condition.</w:t>
+      </w:r>
+    </w:p>
+    <w:p>
+      <w:pPr>
+        <w:spacing w:line="336" w:lineRule="auto" w:after="180"/>
+      </w:pPr>
+      <w:r>
+        <w:rPr>
+          <w:b w:val="0"/>
+        </w:rPr>
         <w:t>A fictional toy classifier predicts whether a book needs an illustration label.</w:t>
       </w:r>
     </w:p>
     <w:p>
-      <w:r>
-        <w:t>Training rows (colour_cover,diagram_inside,label): (1,1,Yes),(1,0,No),(0,1,Yes),(0,0,No).</w:t>
-      </w:r>
-    </w:p>
-    <w:p>
-      <w:r>
-        <w:t>Candidates ask colour_cover or diagram_inside; each leaf uses its training majority. A leaf tie chooses No. Select fewer training errors.</w:t>
+      <w:pPr>
+        <w:spacing w:line="336" w:lineRule="auto" w:after="180"/>
+      </w:pPr>
+      <w:r>
+        <w:rPr>
+          <w:b/>
+        </w:rPr>
+        <w:t>Training</w:t>
+      </w:r>
+      <w:r>
+        <w:rPr>
+          <w:b w:val="0"/>
+        </w:rPr>
+        <w:t xml:space="preserve"> rows (colour_cover,diagram_inside,label): (1,1,Yes),(1,0,No),(0,1,Yes),(0,0,No).</w:t>
+      </w:r>
+    </w:p>
+    <w:p>
+      <w:pPr>
+        <w:spacing w:line="336" w:lineRule="auto" w:after="180"/>
+      </w:pPr>
+      <w:r>
+        <w:rPr>
+          <w:b w:val="0"/>
+        </w:rPr>
+        <w:t xml:space="preserve">Candidates ask colour_cover or diagram_inside; each </w:t>
+      </w:r>
+      <w:r>
+        <w:rPr>
+          <w:b/>
+        </w:rPr>
+        <w:t>leaf</w:t>
+      </w:r>
+      <w:r>
+        <w:rPr>
+          <w:b w:val="0"/>
+        </w:rPr>
+        <w:t xml:space="preserve"> uses its </w:t>
+      </w:r>
+      <w:r>
+        <w:rPr>
+          <w:b/>
+        </w:rPr>
+        <w:t>training</w:t>
+      </w:r>
+      <w:r>
+        <w:rPr>
+          <w:b w:val="0"/>
+        </w:rPr>
+        <w:t xml:space="preserve"> majority. A </w:t>
+      </w:r>
+      <w:r>
+        <w:rPr>
+          <w:b/>
+        </w:rPr>
+        <w:t>leaf</w:t>
+      </w:r>
+      <w:r>
+        <w:rPr>
+          <w:b w:val="0"/>
+        </w:rPr>
+        <w:t xml:space="preserve"> tie chooses No. Select fewer </w:t>
+      </w:r>
+      <w:r>
+        <w:rPr>
+          <w:b/>
+        </w:rPr>
+        <w:t>training</w:t>
+      </w:r>
+      <w:r>
+        <w:rPr>
+          <w:b w:val="0"/>
+        </w:rPr>
+        <w:t xml:space="preserve"> errors.</w:t>
       </w:r>
     </w:p>
     <w:p>
@@ -1240,8 +1933,27 @@
       </w:r>
     </w:p>
     <w:p>
-      <w:r>
-        <w:t>Why does changing colour alone not change this tree’s prediction?</w:t>
+      <w:pPr>
+        <w:spacing w:line="336" w:lineRule="auto" w:after="180"/>
+        <w:shd w:fill="F5F1FB"/>
+      </w:pPr>
+      <w:r>
+        <w:rPr>
+          <w:b w:val="0"/>
+        </w:rPr>
+        <w:t xml:space="preserve">Why does changing colour alone not change this tree’s </w:t>
+      </w:r>
+      <w:r>
+        <w:rPr>
+          <w:b/>
+        </w:rPr>
+        <w:t>prediction</w:t>
+      </w:r>
+      <w:r>
+        <w:rPr>
+          <w:b w:val="0"/>
+        </w:rPr>
+        <w:t>?</w:t>
       </w:r>
     </w:p>
     <w:p>
@@ -1283,13 +1995,70 @@
       </w:r>
     </w:p>
     <w:p>
-      <w:r>
-        <w:t>Support used: alone / hint / worked example. This record is practice evidence.</w:t>
-      </w:r>
-    </w:p>
-    <w:p>
-      <w:r>
-        <w:t>Project connection: Fit or hand-specify recommender classification rules transparently, retaining candidate definitions and training-only selection evidence.</w:t>
+      <w:pPr>
+        <w:pStyle w:val="Heading3"/>
+      </w:pPr>
+      <w:r>
+        <w:t>Record the help used</w:t>
+      </w:r>
+    </w:p>
+    <w:p>
+      <w:pPr>
+        <w:spacing w:line="336" w:lineRule="auto" w:after="180"/>
+        <w:shd w:fill="F1F6F8"/>
+      </w:pPr>
+      <w:r>
+        <w:rPr>
+          <w:b w:val="0"/>
+        </w:rPr>
+        <w:t xml:space="preserve">Support used: alone / hint / worked example. This record is practice </w:t>
+      </w:r>
+      <w:r>
+        <w:rPr>
+          <w:b/>
+        </w:rPr>
+        <w:t>evidence</w:t>
+      </w:r>
+      <w:r>
+        <w:rPr>
+          <w:b w:val="0"/>
+        </w:rPr>
+        <w:t>.</w:t>
+      </w:r>
+    </w:p>
+    <w:p>
+      <w:pPr>
+        <w:spacing w:line="336" w:lineRule="auto" w:after="180"/>
+      </w:pPr>
+      <w:r>
+        <w:rPr>
+          <w:b w:val="0"/>
+        </w:rPr>
+        <w:t xml:space="preserve">Project connection: Fit or hand-specify recommender classification rules transparently, retaining candidate definitions and </w:t>
+      </w:r>
+      <w:r>
+        <w:rPr>
+          <w:b/>
+        </w:rPr>
+        <w:t>training</w:t>
+      </w:r>
+      <w:r>
+        <w:rPr>
+          <w:b w:val="0"/>
+        </w:rPr>
+        <w:t xml:space="preserve">-only selection </w:t>
+      </w:r>
+      <w:r>
+        <w:rPr>
+          <w:b/>
+        </w:rPr>
+        <w:t>evidence</w:t>
+      </w:r>
+      <w:r>
+        <w:rPr>
+          <w:b w:val="0"/>
+        </w:rPr>
+        <w:t>.</w:t>
       </w:r>
     </w:p>
     <w:p>
@@ -1302,17 +2071,64 @@
     </w:p>
     <w:p>
       <w:r>
+        <w:t>Keep this week’s input, deciding step, result and limit together in the Transparent Book Recommender record.</w:t>
+      </w:r>
+    </w:p>
+    <w:p>
+      <w:pPr>
+        <w:spacing w:line="336" w:lineRule="auto" w:after="180"/>
+      </w:pPr>
+      <w:r>
+        <w:rPr>
+          <w:b w:val="0"/>
+        </w:rPr>
         <w:t>Project: Transparent Book Recommender</w:t>
       </w:r>
     </w:p>
     <w:p>
-      <w:r>
+      <w:pPr>
+        <w:spacing w:line="336" w:lineRule="auto" w:after="180"/>
+      </w:pPr>
+      <w:r>
+        <w:rPr>
+          <w:b w:val="0"/>
+        </w:rPr>
         <w:t>Current milestone: Test changed cases. Keep normal, boundary and failure cases; compare expected and observed results.</w:t>
       </w:r>
     </w:p>
     <w:p>
-      <w:r>
-        <w:t>Fit or hand-specify recommender classification rules transparently, retaining candidate definitions and training-only selection evidence.</w:t>
+      <w:pPr>
+        <w:spacing w:line="336" w:lineRule="auto" w:after="180"/>
+      </w:pPr>
+      <w:r>
+        <w:rPr>
+          <w:b w:val="0"/>
+        </w:rPr>
+        <w:t xml:space="preserve">Fit or hand-specify recommender classification rules transparently, retaining candidate definitions and </w:t>
+      </w:r>
+      <w:r>
+        <w:rPr>
+          <w:b/>
+        </w:rPr>
+        <w:t>training</w:t>
+      </w:r>
+      <w:r>
+        <w:rPr>
+          <w:b w:val="0"/>
+        </w:rPr>
+        <w:t xml:space="preserve">-only selection </w:t>
+      </w:r>
+      <w:r>
+        <w:rPr>
+          <w:b/>
+        </w:rPr>
+        <w:t>evidence</w:t>
+      </w:r>
+      <w:r>
+        <w:rPr>
+          <w:b w:val="0"/>
+        </w:rPr>
+        <w:t>.</w:t>
       </w:r>
     </w:p>
     <w:tbl>
@@ -1474,11 +2290,28 @@
     </w:p>
     <w:p>
       <w:r>
+        <w:t>Try the supported questions before comparing with hints and feedback. Record what you repaired and the evidence you retained.</w:t>
+      </w:r>
+    </w:p>
+    <w:p>
+      <w:pPr>
+        <w:spacing w:line="336" w:lineRule="auto" w:after="180"/>
+      </w:pPr>
+      <w:r>
+        <w:rPr>
+          <w:b w:val="0"/>
+        </w:rPr>
         <w:t>Use this supported practice once, in the browser or on paper. Keep the reserved independent assessment for a separate first attempt before teacher feedback.</w:t>
       </w:r>
     </w:p>
     <w:p>
-      <w:r>
+      <w:pPr>
+        <w:spacing w:line="336" w:lineRule="auto" w:after="180"/>
+      </w:pPr>
+      <w:r>
+        <w:rPr>
+          <w:b w:val="0"/>
+        </w:rPr>
         <w:t>A fictional toy classifier predicts whether a book needs an illustration label.</w:t>
       </w:r>
     </w:p>
@@ -1491,28 +2324,68 @@
       </w:r>
     </w:p>
     <w:p>
-      <w:r>
+      <w:pPr>
+        <w:spacing w:line="336" w:lineRule="auto" w:after="180"/>
+      </w:pPr>
+      <w:r>
+        <w:rPr>
+          <w:b w:val="0"/>
+        </w:rPr>
         <w:t>Which labelled step matches this detail? A new (1,0) row follows diagram=0 and predicts No.</w:t>
       </w:r>
     </w:p>
     <w:p>
-      <w:r>
+      <w:pPr>
+        <w:spacing w:line="336" w:lineRule="auto" w:after="180"/>
+        <w:shd w:fill="F4F9FC"/>
+      </w:pPr>
+      <w:r>
+        <w:rPr>
+          <w:b w:val="0"/>
+        </w:rPr>
         <w:t>1. Select tree</w:t>
       </w:r>
     </w:p>
     <w:p>
-      <w:r>
+      <w:pPr>
+        <w:spacing w:line="336" w:lineRule="auto" w:after="180"/>
+        <w:shd w:fill="F4F9FC"/>
+      </w:pPr>
+      <w:r>
+        <w:rPr>
+          <w:b w:val="0"/>
+        </w:rPr>
         <w:t>2. Diagram candidate</w:t>
       </w:r>
     </w:p>
     <w:p>
-      <w:r>
+      <w:pPr>
+        <w:spacing w:line="336" w:lineRule="auto" w:after="180"/>
+        <w:shd w:fill="F4F9FC"/>
+      </w:pPr>
+      <w:r>
+        <w:rPr>
+          <w:b w:val="0"/>
+        </w:rPr>
         <w:t>3. Colour candidate</w:t>
       </w:r>
     </w:p>
     <w:p>
-      <w:r>
-        <w:t>4. Apply new input</w:t>
+      <w:pPr>
+        <w:spacing w:line="336" w:lineRule="auto" w:after="180"/>
+        <w:shd w:fill="F4F9FC"/>
+      </w:pPr>
+      <w:r>
+        <w:rPr>
+          <w:b w:val="0"/>
+        </w:rPr>
+        <w:t xml:space="preserve">4. Apply new </w:t>
+      </w:r>
+      <w:r>
+        <w:rPr>
+          <w:b/>
+        </w:rPr>
+        <w:t>input</w:t>
       </w:r>
     </w:p>
     <w:p>
@@ -1549,41 +2422,203 @@
       </w:r>
     </w:p>
     <w:p>
-      <w:r>
+      <w:pPr>
+        <w:pStyle w:val="Heading3"/>
+      </w:pPr>
+      <w:r>
+        <w:t>Hint · try first</w:t>
+      </w:r>
+    </w:p>
+    <w:p>
+      <w:pPr>
+        <w:spacing w:line="336" w:lineRule="auto" w:after="180"/>
+        <w:shd w:fill="F1F6F8"/>
+      </w:pPr>
+      <w:r>
+        <w:rPr>
+          <w:b w:val="0"/>
+        </w:rPr>
         <w:t>Hint if needed: Read the steps in the pictorial case. Match the supplied detail to the stage that performs or records it.</w:t>
       </w:r>
     </w:p>
     <w:p>
-      <w:r>
-        <w:t>After your attempt, compare with the supported explanation: Apply new input A new (1,0) row follows diagram=0 and predicts No. A question becomes a fitted tree only after its leaves and selection procedure are specified. The training comparison prefers the feature that separates these labels. Prediction follows the selected question; it does not reselect the tree using a new case’s answer. Save candidate leaves and errors so the choice can be repeated.</w:t>
-      </w:r>
-    </w:p>
-    <w:p>
       <w:pPr>
         <w:pStyle w:val="Heading3"/>
       </w:pPr>
       <w:r>
+        <w:t>Feedback · compare after trying</w:t>
+      </w:r>
+    </w:p>
+    <w:p>
+      <w:pPr>
+        <w:spacing w:line="336" w:lineRule="auto" w:after="180"/>
+        <w:shd w:fill="F1F6FC"/>
+      </w:pPr>
+      <w:r>
+        <w:rPr>
+          <w:b w:val="0"/>
+        </w:rPr>
+        <w:t xml:space="preserve">After your attempt, compare with the supported explanation: Apply new </w:t>
+      </w:r>
+      <w:r>
+        <w:rPr>
+          <w:b/>
+        </w:rPr>
+        <w:t>input</w:t>
+      </w:r>
+      <w:r>
+        <w:rPr>
+          <w:b w:val="0"/>
+        </w:rPr>
+        <w:t xml:space="preserve"> A new (1,0) row follows diagram=0 and predicts No. A question becomes a fitted tree only after its leaves and selection procedure are specified.</w:t>
+      </w:r>
+    </w:p>
+    <w:p>
+      <w:pPr>
+        <w:spacing w:line="336" w:lineRule="auto" w:after="180"/>
+        <w:shd w:fill="F1F6FC"/>
+      </w:pPr>
+      <w:r>
+        <w:rPr>
+          <w:b w:val="0"/>
+        </w:rPr>
+        <w:t xml:space="preserve">The </w:t>
+      </w:r>
+      <w:r>
+        <w:rPr>
+          <w:b/>
+        </w:rPr>
+        <w:t>training</w:t>
+      </w:r>
+      <w:r>
+        <w:rPr>
+          <w:b w:val="0"/>
+        </w:rPr>
+        <w:t xml:space="preserve"> comparison prefers the feature that separates these labels. </w:t>
+      </w:r>
+      <w:r>
+        <w:rPr>
+          <w:b/>
+        </w:rPr>
+        <w:t>Prediction</w:t>
+      </w:r>
+      <w:r>
+        <w:rPr>
+          <w:b w:val="0"/>
+        </w:rPr>
+        <w:t xml:space="preserve"> follows the selected question; it does not reselect the tree using a new case’s answer.</w:t>
+      </w:r>
+    </w:p>
+    <w:p>
+      <w:pPr>
+        <w:spacing w:line="336" w:lineRule="auto" w:after="180"/>
+        <w:shd w:fill="F1F6FC"/>
+      </w:pPr>
+      <w:r>
+        <w:rPr>
+          <w:b w:val="0"/>
+        </w:rPr>
+        <w:t>Save candidate leaves and errors so the choice can be repeated.</w:t>
+      </w:r>
+    </w:p>
+    <w:p>
+      <w:pPr>
+        <w:pStyle w:val="Heading3"/>
+      </w:pPr>
+      <w:r>
         <w:t>Practice 2: explain the deciding evidence</w:t>
       </w:r>
     </w:p>
     <w:p>
-      <w:r>
-        <w:t>Changed-case practice: New input becomes (0,1). Which conclusion is supported by the supplied facts?</w:t>
-      </w:r>
-    </w:p>
-    <w:p>
-      <w:r>
+      <w:pPr>
+        <w:pStyle w:val="Heading3"/>
+      </w:pPr>
+      <w:r>
+        <w:t>Changed case · predict first</w:t>
+      </w:r>
+    </w:p>
+    <w:p>
+      <w:pPr>
+        <w:spacing w:line="336" w:lineRule="auto" w:after="180"/>
+        <w:shd w:fill="F5F1FB"/>
+      </w:pPr>
+      <w:r>
+        <w:rPr>
+          <w:b w:val="0"/>
+        </w:rPr>
+        <w:t xml:space="preserve">Changed-case practice: New </w:t>
+      </w:r>
+      <w:r>
+        <w:rPr>
+          <w:b/>
+        </w:rPr>
+        <w:t>input</w:t>
+      </w:r>
+      <w:r>
+        <w:rPr>
+          <w:b w:val="0"/>
+        </w:rPr>
+        <w:t xml:space="preserve"> becomes (0,1). Which conclusion is supported by the supplied facts?</w:t>
+      </w:r>
+    </w:p>
+    <w:p>
+      <w:pPr>
+        <w:spacing w:line="336" w:lineRule="auto" w:after="180"/>
+        <w:shd w:fill="F4F9FC"/>
+      </w:pPr>
+      <w:r>
+        <w:rPr>
+          <w:b w:val="0"/>
+        </w:rPr>
         <w:t>1. The fitted tree predicts Yes.</w:t>
       </w:r>
     </w:p>
     <w:p>
-      <w:r>
-        <w:t>2. This one example guarantees correct results for every future input.</w:t>
-      </w:r>
-    </w:p>
-    <w:p>
-      <w:r>
-        <w:t>3. We can decide the result without examining the changed input or the procedure.</w:t>
+      <w:pPr>
+        <w:spacing w:line="336" w:lineRule="auto" w:after="180"/>
+        <w:shd w:fill="F4F9FC"/>
+      </w:pPr>
+      <w:r>
+        <w:rPr>
+          <w:b w:val="0"/>
+        </w:rPr>
+        <w:t xml:space="preserve">2. This one example guarantees correct results for every future </w:t>
+      </w:r>
+      <w:r>
+        <w:rPr>
+          <w:b/>
+        </w:rPr>
+        <w:t>input</w:t>
+      </w:r>
+      <w:r>
+        <w:rPr>
+          <w:b w:val="0"/>
+        </w:rPr>
+        <w:t>.</w:t>
+      </w:r>
+    </w:p>
+    <w:p>
+      <w:pPr>
+        <w:spacing w:line="336" w:lineRule="auto" w:after="180"/>
+        <w:shd w:fill="F4F9FC"/>
+      </w:pPr>
+      <w:r>
+        <w:rPr>
+          <w:b w:val="0"/>
+        </w:rPr>
+        <w:t xml:space="preserve">3. We can decide the result without examining the changed </w:t>
+      </w:r>
+      <w:r>
+        <w:rPr>
+          <w:b/>
+        </w:rPr>
+        <w:t>input</w:t>
+      </w:r>
+      <w:r>
+        <w:rPr>
+          <w:b w:val="0"/>
+        </w:rPr>
+        <w:t xml:space="preserve"> or the procedure.</w:t>
       </w:r>
     </w:p>
     <w:p>
@@ -1620,12 +2655,42 @@
       </w:r>
     </w:p>
     <w:p>
-      <w:r>
+      <w:pPr>
+        <w:pStyle w:val="Heading3"/>
+      </w:pPr>
+      <w:r>
+        <w:t>Hint · try first</w:t>
+      </w:r>
+    </w:p>
+    <w:p>
+      <w:pPr>
+        <w:spacing w:line="336" w:lineRule="auto" w:after="180"/>
+        <w:shd w:fill="F1F6F8"/>
+      </w:pPr>
+      <w:r>
+        <w:rPr>
+          <w:b w:val="0"/>
+        </w:rPr>
         <w:t>Hint if needed: Use the changed condition and the deciding step in the pictorial trace. The answer must say what follows from those facts.</w:t>
       </w:r>
     </w:p>
     <w:p>
-      <w:r>
+      <w:pPr>
+        <w:pStyle w:val="Heading3"/>
+      </w:pPr>
+      <w:r>
+        <w:t>Feedback · compare after trying</w:t>
+      </w:r>
+    </w:p>
+    <w:p>
+      <w:pPr>
+        <w:spacing w:line="336" w:lineRule="auto" w:after="180"/>
+        <w:shd w:fill="F1F6FC"/>
+      </w:pPr>
+      <w:r>
+        <w:rPr>
+          <w:b w:val="0"/>
+        </w:rPr>
         <w:t>After your attempt, compare with the supported explanation: The fitted tree predicts Yes. It follows diagram=1; cover colour is not the selected question.</w:t>
       </w:r>
     </w:p>
@@ -1638,18 +2703,117 @@
       </w:r>
     </w:p>
     <w:p>
-      <w:r>
-        <w:t>Review Types of Classification Error (ai-2/13). Goal: Build a labelled confusion matrix from matched reference and prediction pairs. Short practice: Which error causes a sound book to be sent for unnecessary repair review?. Return to this week and explain what you changed.</w:t>
-      </w:r>
-    </w:p>
-    <w:p>
-      <w:r>
-        <w:t>Review Training and Testing (ai-2/11). Goal: Choose a split unit that matches the intended prediction claim. Short practice: How many distinct books are in each repaired role, and why report that as well as scan counts?. Return to this week and explain what you changed.</w:t>
-      </w:r>
-    </w:p>
-    <w:p>
-      <w:r>
-        <w:t>Review Operational Labels (ai-2/8). Goal: Apply a category definition using explicit evidence and boundary rules. Short practice: Why can we not resolve the disagreement merely by taking a majority of reviewers?. Return to this week and explain what you changed.</w:t>
+      <w:pPr>
+        <w:spacing w:line="336" w:lineRule="auto" w:after="180"/>
+      </w:pPr>
+      <w:r>
+        <w:rPr>
+          <w:b w:val="0"/>
+        </w:rPr>
+        <w:t xml:space="preserve">Review Types of Classification Error (ai-2/13). Goal: Build a labelled confusion matrix from matched reference and </w:t>
+      </w:r>
+      <w:r>
+        <w:rPr>
+          <w:b/>
+        </w:rPr>
+        <w:t>prediction</w:t>
+      </w:r>
+      <w:r>
+        <w:rPr>
+          <w:b w:val="0"/>
+        </w:rPr>
+        <w:t xml:space="preserve"> pairs. Short practice: Which error causes a sound book to be sent for unnecessary repair review?.</w:t>
+      </w:r>
+    </w:p>
+    <w:p>
+      <w:pPr>
+        <w:spacing w:line="336" w:lineRule="auto" w:after="180"/>
+      </w:pPr>
+      <w:r>
+        <w:rPr>
+          <w:b w:val="0"/>
+        </w:rPr>
+        <w:t>Return to this week and explain what you changed.</w:t>
+      </w:r>
+    </w:p>
+    <w:p>
+      <w:pPr>
+        <w:spacing w:line="336" w:lineRule="auto" w:after="180"/>
+      </w:pPr>
+      <w:r>
+        <w:rPr>
+          <w:b w:val="0"/>
+        </w:rPr>
+        <w:t xml:space="preserve">Review </w:t>
+      </w:r>
+      <w:r>
+        <w:rPr>
+          <w:b/>
+        </w:rPr>
+        <w:t>Training</w:t>
+      </w:r>
+      <w:r>
+        <w:rPr>
+          <w:b w:val="0"/>
+        </w:rPr>
+        <w:t xml:space="preserve"> and Testing (ai-2/11). Goal: Choose a split unit that matches the intended </w:t>
+      </w:r>
+      <w:r>
+        <w:rPr>
+          <w:b/>
+        </w:rPr>
+        <w:t>prediction</w:t>
+      </w:r>
+      <w:r>
+        <w:rPr>
+          <w:b w:val="0"/>
+        </w:rPr>
+        <w:t xml:space="preserve"> claim. Short practice: How many distinct books are in each repaired role, and why report that as well as scan counts?.</w:t>
+      </w:r>
+    </w:p>
+    <w:p>
+      <w:pPr>
+        <w:spacing w:line="336" w:lineRule="auto" w:after="180"/>
+      </w:pPr>
+      <w:r>
+        <w:rPr>
+          <w:b w:val="0"/>
+        </w:rPr>
+        <w:t>Return to this week and explain what you changed.</w:t>
+      </w:r>
+    </w:p>
+    <w:p>
+      <w:pPr>
+        <w:spacing w:line="336" w:lineRule="auto" w:after="180"/>
+      </w:pPr>
+      <w:r>
+        <w:rPr>
+          <w:b w:val="0"/>
+        </w:rPr>
+        <w:t xml:space="preserve">Review Operational Labels (ai-2/8). Goal: Apply a category definition using explicit </w:t>
+      </w:r>
+      <w:r>
+        <w:rPr>
+          <w:b/>
+        </w:rPr>
+        <w:t>evidence</w:t>
+      </w:r>
+      <w:r>
+        <w:rPr>
+          <w:b w:val="0"/>
+        </w:rPr>
+        <w:t xml:space="preserve"> and boundary rules. Short practice: Why can we not resolve the disagreement merely by taking a majority of reviewers?.</w:t>
+      </w:r>
+    </w:p>
+    <w:p>
+      <w:pPr>
+        <w:spacing w:line="336" w:lineRule="auto" w:after="180"/>
+      </w:pPr>
+      <w:r>
+        <w:rPr>
+          <w:b w:val="0"/>
+        </w:rPr>
+        <w:t>Return to this week and explain what you changed.</w:t>
       </w:r>
     </w:p>
     <w:p>
@@ -1661,8 +2825,61 @@
       </w:r>
     </w:p>
     <w:p>
-      <w:r>
-        <w:t>The browser lab lets you edit the supported Python examples already included in this lesson. Predict first, run, inspect the actual output or error, change one input, then run again. Keep code, predictions, actual results and a reasoned revision together. On paper, label your result as a trace rather than an execution.</w:t>
+      <w:pPr>
+        <w:spacing w:line="336" w:lineRule="auto" w:after="180"/>
+      </w:pPr>
+      <w:r>
+        <w:rPr>
+          <w:b w:val="0"/>
+        </w:rPr>
+        <w:t xml:space="preserve">The browser lab lets you edit the supported Python examples already included in this lesson. Predict first, run, inspect the actual </w:t>
+      </w:r>
+      <w:r>
+        <w:rPr>
+          <w:b/>
+        </w:rPr>
+        <w:t>output</w:t>
+      </w:r>
+      <w:r>
+        <w:rPr>
+          <w:b w:val="0"/>
+        </w:rPr>
+        <w:t xml:space="preserve"> or error, change one </w:t>
+      </w:r>
+      <w:r>
+        <w:rPr>
+          <w:b/>
+        </w:rPr>
+        <w:t>input</w:t>
+      </w:r>
+      <w:r>
+        <w:rPr>
+          <w:b w:val="0"/>
+        </w:rPr>
+        <w:t>, then run again.</w:t>
+      </w:r>
+    </w:p>
+    <w:p>
+      <w:pPr>
+        <w:spacing w:line="336" w:lineRule="auto" w:after="180"/>
+      </w:pPr>
+      <w:r>
+        <w:rPr>
+          <w:b w:val="0"/>
+        </w:rPr>
+        <w:t xml:space="preserve">Keep code, </w:t>
+      </w:r>
+      <w:r>
+        <w:rPr>
+          <w:b/>
+        </w:rPr>
+        <w:t>prediction</w:t>
+      </w:r>
+      <w:r>
+        <w:rPr>
+          <w:b w:val="0"/>
+        </w:rPr>
+        <w:t>s, actual results and a reasoned revision together. On paper, label your result as a trace rather than an execution.</w:t>
       </w:r>
     </w:p>
     <w:p>
@@ -1674,8 +2891,37 @@
       </w:r>
     </w:p>
     <w:p>
-      <w:r>
-        <w:t>Use Download completed work in the hosted lesson to export your answers, reflections, practice feedback and code-run evidence. Open the HTML copy to read or print it. Drafts stay in this browser when storage is available; clear drafts on a shared device.</w:t>
+      <w:pPr>
+        <w:spacing w:line="336" w:lineRule="auto" w:after="180"/>
+      </w:pPr>
+      <w:r>
+        <w:rPr>
+          <w:b w:val="0"/>
+        </w:rPr>
+        <w:t xml:space="preserve">Use Download completed work in the hosted lesson to export your answers, reflections, practice feedback and code-run </w:t>
+      </w:r>
+      <w:r>
+        <w:rPr>
+          <w:b/>
+        </w:rPr>
+        <w:t>evidence</w:t>
+      </w:r>
+      <w:r>
+        <w:rPr>
+          <w:b w:val="0"/>
+        </w:rPr>
+        <w:t>. Open the HTML copy to read or print it.</w:t>
+      </w:r>
+    </w:p>
+    <w:p>
+      <w:pPr>
+        <w:spacing w:line="336" w:lineRule="auto" w:after="180"/>
+      </w:pPr>
+      <w:r>
+        <w:rPr>
+          <w:b w:val="0"/>
+        </w:rPr>
+        <w:t>Drafts stay in this browser when storage is available; clear drafts on a shared device.</w:t>
       </w:r>
     </w:p>
     <w:p>
@@ -1689,6 +2935,866 @@
     <w:p>
       <w:r>
         <w:t>________________________________________________________________</w:t>
+      </w:r>
+    </w:p>
+    <w:p>
+      <w:r>
+        <w:t>________________________________________________________________</w:t>
+      </w:r>
+    </w:p>
+    <w:p>
+      <w:r>
+        <w:t>________________________________________________________________</w:t>
+      </w:r>
+    </w:p>
+    <w:p>
+      <w:r>
+        <w:t>________________________________________________________________</w:t>
+      </w:r>
+    </w:p>
+    <w:p>
+      <w:r>
+        <w:t>________________________________________________________________</w:t>
+      </w:r>
+    </w:p>
+    <w:p>
+      <w:pPr>
+        <w:pStyle w:val="Heading1"/>
+      </w:pPr>
+      <w:r>
+        <w:t>21. Visual concept journey</w:t>
+      </w:r>
+    </w:p>
+    <w:p>
+      <w:r>
+        <w:t>Explain each Decision Trees picture from its labels, then record a relevant limit.</w:t>
+      </w:r>
+    </w:p>
+    <w:p>
+      <w:pPr>
+        <w:pStyle w:val="Heading3"/>
+      </w:pPr>
+      <w:r>
+        <w:t>01. Decision Trees: the case</w:t>
+      </w:r>
+    </w:p>
+    <w:p>
+      <w:r>
+        <w:drawing>
+          <wp:inline xmlns:a="http://schemas.openxmlformats.org/drawingml/2006/main" xmlns:pic="http://schemas.openxmlformats.org/drawingml/2006/picture">
+            <wp:extent cx="5486400" cy="3142488"/>
+            <wp:docPr id="2" name="Picture 2" descr="A fictional toy classifier predicts whether a book needs an illustration label. Supplied facts: Training rows (colour_cover,diagram_inside,label): (1,1,Yes),(1,0,No),(0,1,Yes),(0,0,No). Candidates ask colour_cover or diagram_inside; each leaf uses its training majority. A leaf tie chooses No. Select fewer training errors."/>
+            <wp:cNvGraphicFramePr>
+              <a:graphicFrameLocks noChangeAspect="1"/>
+            </wp:cNvGraphicFramePr>
+            <a:graphic>
+              <a:graphicData uri="http://schemas.openxmlformats.org/drawingml/2006/picture">
+                <pic:pic>
+                  <pic:nvPicPr>
+                    <pic:cNvPr id="0" name="academy-story-ai-2-14-01.png"/>
+                    <pic:cNvPicPr/>
+                  </pic:nvPicPr>
+                  <pic:blipFill>
+                    <a:blip r:embed="rId10"/>
+                    <a:stretch>
+                      <a:fillRect/>
+                    </a:stretch>
+                  </pic:blipFill>
+                  <pic:spPr>
+                    <a:xfrm>
+                      <a:off x="0" y="0"/>
+                      <a:ext cx="5486400" cy="3142488"/>
+                    </a:xfrm>
+                    <a:prstGeom prst="rect"/>
+                  </pic:spPr>
+                </pic:pic>
+              </a:graphicData>
+            </a:graphic>
+          </wp:inline>
+        </w:drawing>
+      </w:r>
+    </w:p>
+    <w:p>
+      <w:pPr>
+        <w:spacing w:line="336" w:lineRule="auto" w:after="180"/>
+      </w:pPr>
+      <w:r>
+        <w:rPr>
+          <w:b w:val="0"/>
+        </w:rPr>
+        <w:t xml:space="preserve">A fictional toy classifier predicts whether a book needs an illustration label. Supplied facts: </w:t>
+      </w:r>
+      <w:r>
+        <w:rPr>
+          <w:b/>
+        </w:rPr>
+        <w:t>Training</w:t>
+      </w:r>
+      <w:r>
+        <w:rPr>
+          <w:b w:val="0"/>
+        </w:rPr>
+        <w:t xml:space="preserve"> rows (colour_cover,diagram_inside,label): (1,1,Yes),(1,0,No),(0,1,Yes),(0,0,No).</w:t>
+      </w:r>
+    </w:p>
+    <w:p>
+      <w:pPr>
+        <w:spacing w:line="336" w:lineRule="auto" w:after="180"/>
+      </w:pPr>
+      <w:r>
+        <w:rPr>
+          <w:b w:val="0"/>
+        </w:rPr>
+        <w:t xml:space="preserve">Candidates ask colour_cover or diagram_inside; each </w:t>
+      </w:r>
+      <w:r>
+        <w:rPr>
+          <w:b/>
+        </w:rPr>
+        <w:t>leaf</w:t>
+      </w:r>
+      <w:r>
+        <w:rPr>
+          <w:b w:val="0"/>
+        </w:rPr>
+        <w:t xml:space="preserve"> uses its </w:t>
+      </w:r>
+      <w:r>
+        <w:rPr>
+          <w:b/>
+        </w:rPr>
+        <w:t>training</w:t>
+      </w:r>
+      <w:r>
+        <w:rPr>
+          <w:b w:val="0"/>
+        </w:rPr>
+        <w:t xml:space="preserve"> majority. A </w:t>
+      </w:r>
+      <w:r>
+        <w:rPr>
+          <w:b/>
+        </w:rPr>
+        <w:t>leaf</w:t>
+      </w:r>
+      <w:r>
+        <w:rPr>
+          <w:b w:val="0"/>
+        </w:rPr>
+        <w:t xml:space="preserve"> tie chooses No. Select fewer </w:t>
+      </w:r>
+      <w:r>
+        <w:rPr>
+          <w:b/>
+        </w:rPr>
+        <w:t>training</w:t>
+      </w:r>
+      <w:r>
+        <w:rPr>
+          <w:b w:val="0"/>
+        </w:rPr>
+        <w:t xml:space="preserve"> errors.</w:t>
+      </w:r>
+    </w:p>
+    <w:p>
+      <w:pPr>
+        <w:spacing w:line="336" w:lineRule="auto" w:after="180"/>
+        <w:shd w:fill="F5F1FB"/>
+      </w:pPr>
+      <w:r>
+        <w:rPr>
+          <w:b w:val="0"/>
+        </w:rPr>
+        <w:t>Point to the given fact that matters most. Explain why it matters.</w:t>
+      </w:r>
+    </w:p>
+    <w:p>
+      <w:pPr>
+        <w:pStyle w:val="Heading3"/>
+      </w:pPr>
+      <w:r>
+        <w:t>My picture explanation, deciding evidence and one limit</w:t>
+      </w:r>
+    </w:p>
+    <w:p>
+      <w:r>
+        <w:t>________________________________________________________________</w:t>
+      </w:r>
+    </w:p>
+    <w:p>
+      <w:r>
+        <w:t>________________________________________________________________</w:t>
+      </w:r>
+    </w:p>
+    <w:p>
+      <w:r>
+        <w:t>________________________________________________________________</w:t>
+      </w:r>
+    </w:p>
+    <w:p>
+      <w:r>
+        <w:t>________________________________________________________________</w:t>
+      </w:r>
+    </w:p>
+    <w:p>
+      <w:pPr>
+        <w:pStyle w:val="Heading3"/>
+      </w:pPr>
+      <w:r>
+        <w:t>02. Follow the deciding steps</w:t>
+      </w:r>
+    </w:p>
+    <w:p>
+      <w:r>
+        <w:drawing>
+          <wp:inline xmlns:a="http://schemas.openxmlformats.org/drawingml/2006/main" xmlns:pic="http://schemas.openxmlformats.org/drawingml/2006/picture">
+            <wp:extent cx="5486400" cy="4005072"/>
+            <wp:docPr id="3" name="Picture 3" descr="Colour candidate: Both colour leaves tie Yes/No, choose No: two training errors. → Diagram candidate: Diagram 1 leaf predicts Yes; diagram 0 leaf predicts No: zero errors. → Select tree: Choose the diagram question using the training comparison. → Apply new input: A new (1,0) row follows diagram=0 and predicts No."/>
+            <wp:cNvGraphicFramePr>
+              <a:graphicFrameLocks noChangeAspect="1"/>
+            </wp:cNvGraphicFramePr>
+            <a:graphic>
+              <a:graphicData uri="http://schemas.openxmlformats.org/drawingml/2006/picture">
+                <pic:pic>
+                  <pic:nvPicPr>
+                    <pic:cNvPr id="0" name="academy-story-ai-2-14-02.png"/>
+                    <pic:cNvPicPr/>
+                  </pic:nvPicPr>
+                  <pic:blipFill>
+                    <a:blip r:embed="rId11"/>
+                    <a:stretch>
+                      <a:fillRect/>
+                    </a:stretch>
+                  </pic:blipFill>
+                  <pic:spPr>
+                    <a:xfrm>
+                      <a:off x="0" y="0"/>
+                      <a:ext cx="5486400" cy="4005072"/>
+                    </a:xfrm>
+                    <a:prstGeom prst="rect"/>
+                  </pic:spPr>
+                </pic:pic>
+              </a:graphicData>
+            </a:graphic>
+          </wp:inline>
+        </w:drawing>
+      </w:r>
+    </w:p>
+    <w:p>
+      <w:pPr>
+        <w:spacing w:line="336" w:lineRule="auto" w:after="180"/>
+      </w:pPr>
+      <w:r>
+        <w:rPr>
+          <w:b w:val="0"/>
+        </w:rPr>
+        <w:t xml:space="preserve">Colour candidate: Both colour leaves tie Yes/No, choose No: two </w:t>
+      </w:r>
+      <w:r>
+        <w:rPr>
+          <w:b/>
+        </w:rPr>
+        <w:t>training</w:t>
+      </w:r>
+      <w:r>
+        <w:rPr>
+          <w:b w:val="0"/>
+        </w:rPr>
+        <w:t xml:space="preserve"> errors. → Diagram candidate: Diagram 1 </w:t>
+      </w:r>
+      <w:r>
+        <w:rPr>
+          <w:b/>
+        </w:rPr>
+        <w:t>leaf</w:t>
+      </w:r>
+      <w:r>
+        <w:rPr>
+          <w:b w:val="0"/>
+        </w:rPr>
+        <w:t xml:space="preserve"> predicts Yes; diagram 0 </w:t>
+      </w:r>
+      <w:r>
+        <w:rPr>
+          <w:b/>
+        </w:rPr>
+        <w:t>leaf</w:t>
+      </w:r>
+      <w:r>
+        <w:rPr>
+          <w:b w:val="0"/>
+        </w:rPr>
+        <w:t xml:space="preserve"> predicts No: zero errors. → Select tree: Choose the diagram question using the </w:t>
+      </w:r>
+      <w:r>
+        <w:rPr>
+          <w:b/>
+        </w:rPr>
+        <w:t>training</w:t>
+      </w:r>
+      <w:r>
+        <w:rPr>
+          <w:b w:val="0"/>
+        </w:rPr>
+        <w:t xml:space="preserve"> comparison. → Apply new </w:t>
+      </w:r>
+      <w:r>
+        <w:rPr>
+          <w:b/>
+        </w:rPr>
+        <w:t>input</w:t>
+      </w:r>
+      <w:r>
+        <w:rPr>
+          <w:b w:val="0"/>
+        </w:rPr>
+        <w:t>: A new (1,0) row follows diagram=0 and predicts No.</w:t>
+      </w:r>
+    </w:p>
+    <w:p>
+      <w:pPr>
+        <w:spacing w:line="336" w:lineRule="auto" w:after="180"/>
+        <w:shd w:fill="F5F1FB"/>
+      </w:pPr>
+      <w:r>
+        <w:rPr>
+          <w:b w:val="0"/>
+        </w:rPr>
+        <w:t xml:space="preserve">Point to each numbered stage and explain which recorded </w:t>
+      </w:r>
+      <w:r>
+        <w:rPr>
+          <w:b/>
+        </w:rPr>
+        <w:t>input</w:t>
+      </w:r>
+      <w:r>
+        <w:rPr>
+          <w:b w:val="0"/>
+        </w:rPr>
+        <w:t xml:space="preserve"> it uses.</w:t>
+      </w:r>
+    </w:p>
+    <w:p>
+      <w:pPr>
+        <w:pStyle w:val="Heading3"/>
+      </w:pPr>
+      <w:r>
+        <w:t>My picture explanation, deciding evidence and one limit</w:t>
+      </w:r>
+    </w:p>
+    <w:p>
+      <w:r>
+        <w:t>________________________________________________________________</w:t>
+      </w:r>
+    </w:p>
+    <w:p>
+      <w:r>
+        <w:t>________________________________________________________________</w:t>
+      </w:r>
+    </w:p>
+    <w:p>
+      <w:r>
+        <w:t>________________________________________________________________</w:t>
+      </w:r>
+    </w:p>
+    <w:p>
+      <w:r>
+        <w:t>________________________________________________________________</w:t>
+      </w:r>
+    </w:p>
+    <w:p>
+      <w:pPr>
+        <w:pStyle w:val="Heading3"/>
+      </w:pPr>
+      <w:r>
+        <w:t>03. Two paths through the learned tree</w:t>
+      </w:r>
+    </w:p>
+    <w:p>
+      <w:r>
+        <w:drawing>
+          <wp:inline xmlns:a="http://schemas.openxmlformats.org/drawingml/2006/main" xmlns:pic="http://schemas.openxmlformats.org/drawingml/2006/picture">
+            <wp:extent cx="5486400" cy="2834640"/>
+            <wp:docPr id="4" name="Picture 4" descr="Two paths through the learned tree. Is near equal to 1 | No near is 0 | Predict clear. Is near equal to 1 | Yes near is 1 | Predict blocked"/>
+            <wp:cNvGraphicFramePr>
+              <a:graphicFrameLocks noChangeAspect="1"/>
+            </wp:cNvGraphicFramePr>
+            <a:graphic>
+              <a:graphicData uri="http://schemas.openxmlformats.org/drawingml/2006/picture">
+                <pic:pic>
+                  <pic:nvPicPr>
+                    <pic:cNvPr id="0" name="academy-story-ai-2-14-03.png"/>
+                    <pic:cNvPicPr/>
+                  </pic:nvPicPr>
+                  <pic:blipFill>
+                    <a:blip r:embed="rId12"/>
+                    <a:stretch>
+                      <a:fillRect/>
+                    </a:stretch>
+                  </pic:blipFill>
+                  <pic:spPr>
+                    <a:xfrm>
+                      <a:off x="0" y="0"/>
+                      <a:ext cx="5486400" cy="2834640"/>
+                    </a:xfrm>
+                    <a:prstGeom prst="rect"/>
+                  </pic:spPr>
+                </pic:pic>
+              </a:graphicData>
+            </a:graphic>
+          </wp:inline>
+        </w:drawing>
+      </w:r>
+    </w:p>
+    <w:p>
+      <w:pPr>
+        <w:spacing w:line="336" w:lineRule="auto" w:after="180"/>
+      </w:pPr>
+      <w:r>
+        <w:rPr>
+          <w:b w:val="0"/>
+        </w:rPr>
+        <w:t>Two paths through the learned tree. Is near equal to 1 | No near is 0 | Predict clear. Is near equal to 1 | Yes near is 1 | Predict blocked</w:t>
+      </w:r>
+    </w:p>
+    <w:p>
+      <w:pPr>
+        <w:spacing w:line="336" w:lineRule="auto" w:after="180"/>
+        <w:shd w:fill="F5F1FB"/>
+      </w:pPr>
+      <w:r>
+        <w:rPr>
+          <w:b w:val="0"/>
+        </w:rPr>
+        <w:t>Read the labels and values. Explain the relationship the model shows.</w:t>
+      </w:r>
+    </w:p>
+    <w:p>
+      <w:pPr>
+        <w:pStyle w:val="Heading3"/>
+      </w:pPr>
+      <w:r>
+        <w:t>My picture explanation, deciding evidence and one limit</w:t>
+      </w:r>
+    </w:p>
+    <w:p>
+      <w:r>
+        <w:t>________________________________________________________________</w:t>
+      </w:r>
+    </w:p>
+    <w:p>
+      <w:r>
+        <w:t>________________________________________________________________</w:t>
+      </w:r>
+    </w:p>
+    <w:p>
+      <w:r>
+        <w:t>________________________________________________________________</w:t>
+      </w:r>
+    </w:p>
+    <w:p>
+      <w:r>
+        <w:t>________________________________________________________________</w:t>
+      </w:r>
+    </w:p>
+    <w:p>
+      <w:pPr>
+        <w:pStyle w:val="Heading3"/>
+      </w:pPr>
+      <w:r>
+        <w:t>04. Change one thing. Trace what follows.</w:t>
+      </w:r>
+    </w:p>
+    <w:p>
+      <w:r>
+        <w:drawing>
+          <wp:inline xmlns:a="http://schemas.openxmlformats.org/drawingml/2006/main" xmlns:pic="http://schemas.openxmlformats.org/drawingml/2006/picture">
+            <wp:extent cx="5486400" cy="3026664"/>
+            <wp:docPr id="5" name="Picture 5" descr="Original case: A new (1,0) row follows diagram=0 and predicts No. Changed condition: New input becomes (0,1). Expected result: The fitted tree predicts Yes. Reason: It follows diagram=1; cover colour is not the selected question."/>
+            <wp:cNvGraphicFramePr>
+              <a:graphicFrameLocks noChangeAspect="1"/>
+            </wp:cNvGraphicFramePr>
+            <a:graphic>
+              <a:graphicData uri="http://schemas.openxmlformats.org/drawingml/2006/picture">
+                <pic:pic>
+                  <pic:nvPicPr>
+                    <pic:cNvPr id="0" name="academy-story-ai-2-14-04.png"/>
+                    <pic:cNvPicPr/>
+                  </pic:nvPicPr>
+                  <pic:blipFill>
+                    <a:blip r:embed="rId13"/>
+                    <a:stretch>
+                      <a:fillRect/>
+                    </a:stretch>
+                  </pic:blipFill>
+                  <pic:spPr>
+                    <a:xfrm>
+                      <a:off x="0" y="0"/>
+                      <a:ext cx="5486400" cy="3026664"/>
+                    </a:xfrm>
+                    <a:prstGeom prst="rect"/>
+                  </pic:spPr>
+                </pic:pic>
+              </a:graphicData>
+            </a:graphic>
+          </wp:inline>
+        </w:drawing>
+      </w:r>
+    </w:p>
+    <w:p>
+      <w:pPr>
+        <w:spacing w:line="336" w:lineRule="auto" w:after="180"/>
+      </w:pPr>
+      <w:r>
+        <w:rPr>
+          <w:b w:val="0"/>
+        </w:rPr>
+        <w:t xml:space="preserve">Original case: A new (1,0) row follows diagram=0 and predicts No. Changed condition: New </w:t>
+      </w:r>
+      <w:r>
+        <w:rPr>
+          <w:b/>
+        </w:rPr>
+        <w:t>input</w:t>
+      </w:r>
+      <w:r>
+        <w:rPr>
+          <w:b w:val="0"/>
+        </w:rPr>
+        <w:t xml:space="preserve"> becomes (0,1). Expected result: The fitted tree predicts Yes.</w:t>
+      </w:r>
+    </w:p>
+    <w:p>
+      <w:pPr>
+        <w:spacing w:line="336" w:lineRule="auto" w:after="180"/>
+      </w:pPr>
+      <w:r>
+        <w:rPr>
+          <w:b w:val="0"/>
+        </w:rPr>
+        <w:t>Reason: It follows diagram=1; cover colour is not the selected question.</w:t>
+      </w:r>
+    </w:p>
+    <w:p>
+      <w:pPr>
+        <w:spacing w:line="336" w:lineRule="auto" w:after="180"/>
+        <w:shd w:fill="F5F1FB"/>
+      </w:pPr>
+      <w:r>
+        <w:rPr>
+          <w:b w:val="0"/>
+        </w:rPr>
+        <w:t>Predict before checking the worked changed-case result. Name what changed and what the supplied facts allow you to conclude.</w:t>
+      </w:r>
+    </w:p>
+    <w:p>
+      <w:pPr>
+        <w:pStyle w:val="Heading3"/>
+      </w:pPr>
+      <w:r>
+        <w:t>My picture explanation, deciding evidence and one limit</w:t>
+      </w:r>
+    </w:p>
+    <w:p>
+      <w:r>
+        <w:t>________________________________________________________________</w:t>
+      </w:r>
+    </w:p>
+    <w:p>
+      <w:r>
+        <w:t>________________________________________________________________</w:t>
+      </w:r>
+    </w:p>
+    <w:p>
+      <w:r>
+        <w:t>________________________________________________________________</w:t>
+      </w:r>
+    </w:p>
+    <w:p>
+      <w:r>
+        <w:t>________________________________________________________________</w:t>
+      </w:r>
+    </w:p>
+    <w:p>
+      <w:pPr>
+        <w:pStyle w:val="Heading3"/>
+      </w:pPr>
+      <w:r>
+        <w:t>05. Connect the explanation to its limit</w:t>
+      </w:r>
+    </w:p>
+    <w:p>
+      <w:r>
+        <w:drawing>
+          <wp:inline xmlns:a="http://schemas.openxmlformats.org/drawingml/2006/main" xmlns:pic="http://schemas.openxmlformats.org/drawingml/2006/picture">
+            <wp:extent cx="5486400" cy="2834640"/>
+            <wp:docPr id="6" name="Picture 6" descr="A question becomes a fitted tree only after its leaves and selection procedure are specified. The training comparison prefers the feature that separates these labels. Prediction follows the selected question; it does not reselect the tree using a new case’s answer. Save candidate leaves and errors so the choice can be repeated. Limit: Zero errors on four toy examples do not establish that diagrams always determine a real book’s classification."/>
+            <wp:cNvGraphicFramePr>
+              <a:graphicFrameLocks noChangeAspect="1"/>
+            </wp:cNvGraphicFramePr>
+            <a:graphic>
+              <a:graphicData uri="http://schemas.openxmlformats.org/drawingml/2006/picture">
+                <pic:pic>
+                  <pic:nvPicPr>
+                    <pic:cNvPr id="0" name="academy-story-ai-2-14-05.png"/>
+                    <pic:cNvPicPr/>
+                  </pic:nvPicPr>
+                  <pic:blipFill>
+                    <a:blip r:embed="rId14"/>
+                    <a:stretch>
+                      <a:fillRect/>
+                    </a:stretch>
+                  </pic:blipFill>
+                  <pic:spPr>
+                    <a:xfrm>
+                      <a:off x="0" y="0"/>
+                      <a:ext cx="5486400" cy="2834640"/>
+                    </a:xfrm>
+                    <a:prstGeom prst="rect"/>
+                  </pic:spPr>
+                </pic:pic>
+              </a:graphicData>
+            </a:graphic>
+          </wp:inline>
+        </w:drawing>
+      </w:r>
+    </w:p>
+    <w:p>
+      <w:pPr>
+        <w:spacing w:line="336" w:lineRule="auto" w:after="180"/>
+      </w:pPr>
+      <w:r>
+        <w:rPr>
+          <w:b w:val="0"/>
+        </w:rPr>
+        <w:t xml:space="preserve">A question becomes a fitted tree only after its leaves and selection procedure are specified. The </w:t>
+      </w:r>
+      <w:r>
+        <w:rPr>
+          <w:b/>
+        </w:rPr>
+        <w:t>training</w:t>
+      </w:r>
+      <w:r>
+        <w:rPr>
+          <w:b w:val="0"/>
+        </w:rPr>
+        <w:t xml:space="preserve"> comparison prefers the feature that separates these labels.</w:t>
+      </w:r>
+    </w:p>
+    <w:p>
+      <w:pPr>
+        <w:spacing w:line="336" w:lineRule="auto" w:after="180"/>
+      </w:pPr>
+      <w:r>
+        <w:rPr>
+          <w:b/>
+        </w:rPr>
+        <w:t>Prediction</w:t>
+      </w:r>
+      <w:r>
+        <w:rPr>
+          <w:b w:val="0"/>
+        </w:rPr>
+        <w:t xml:space="preserve"> follows the selected question; it does not reselect the tree using a new case’s answer. Save candidate leaves and errors so the choice can be repeated.</w:t>
+      </w:r>
+    </w:p>
+    <w:p>
+      <w:pPr>
+        <w:spacing w:line="336" w:lineRule="auto" w:after="180"/>
+      </w:pPr>
+      <w:r>
+        <w:rPr>
+          <w:b w:val="0"/>
+        </w:rPr>
+        <w:t>Limit: Zero errors on four toy examples do not establish that diagrams always determine a real book’s classification.</w:t>
+      </w:r>
+    </w:p>
+    <w:p>
+      <w:pPr>
+        <w:spacing w:line="336" w:lineRule="auto" w:after="180"/>
+        <w:shd w:fill="F5F1FB"/>
+      </w:pPr>
+      <w:r>
+        <w:rPr>
+          <w:b w:val="0"/>
+        </w:rPr>
+        <w:t>Explain the case, then point to a limit on the claim.</w:t>
+      </w:r>
+    </w:p>
+    <w:p>
+      <w:pPr>
+        <w:pStyle w:val="Heading3"/>
+      </w:pPr>
+      <w:r>
+        <w:t>My picture explanation, deciding evidence and one limit</w:t>
+      </w:r>
+    </w:p>
+    <w:p>
+      <w:r>
+        <w:t>________________________________________________________________</w:t>
+      </w:r>
+    </w:p>
+    <w:p>
+      <w:r>
+        <w:t>________________________________________________________________</w:t>
+      </w:r>
+    </w:p>
+    <w:p>
+      <w:r>
+        <w:t>________________________________________________________________</w:t>
+      </w:r>
+    </w:p>
+    <w:p>
+      <w:r>
+        <w:t>________________________________________________________________</w:t>
+      </w:r>
+    </w:p>
+    <w:p>
+      <w:pPr>
+        <w:pStyle w:val="Heading3"/>
+      </w:pPr>
+      <w:r>
+        <w:t>06. Make the idea visible in your project</w:t>
+      </w:r>
+    </w:p>
+    <w:p>
+      <w:r>
+        <w:drawing>
+          <wp:inline xmlns:a="http://schemas.openxmlformats.org/drawingml/2006/main" xmlns:pic="http://schemas.openxmlformats.org/drawingml/2006/picture">
+            <wp:extent cx="5486400" cy="3380232"/>
+            <wp:docPr id="7" name="Picture 7" descr="Fit or hand-specify recommender classification rules transparently, retaining candidate definitions and training-only selection evidence. Draw your input, deciding step, result and limit. Supported question: Why does changing colour alone not change this tree’s prediction?"/>
+            <wp:cNvGraphicFramePr>
+              <a:graphicFrameLocks noChangeAspect="1"/>
+            </wp:cNvGraphicFramePr>
+            <a:graphic>
+              <a:graphicData uri="http://schemas.openxmlformats.org/drawingml/2006/picture">
+                <pic:pic>
+                  <pic:nvPicPr>
+                    <pic:cNvPr id="0" name="academy-story-ai-2-14-06.png"/>
+                    <pic:cNvPicPr/>
+                  </pic:nvPicPr>
+                  <pic:blipFill>
+                    <a:blip r:embed="rId15"/>
+                    <a:stretch>
+                      <a:fillRect/>
+                    </a:stretch>
+                  </pic:blipFill>
+                  <pic:spPr>
+                    <a:xfrm>
+                      <a:off x="0" y="0"/>
+                      <a:ext cx="5486400" cy="3380232"/>
+                    </a:xfrm>
+                    <a:prstGeom prst="rect"/>
+                  </pic:spPr>
+                </pic:pic>
+              </a:graphicData>
+            </a:graphic>
+          </wp:inline>
+        </w:drawing>
+      </w:r>
+    </w:p>
+    <w:p>
+      <w:pPr>
+        <w:spacing w:line="336" w:lineRule="auto" w:after="180"/>
+      </w:pPr>
+      <w:r>
+        <w:rPr>
+          <w:b w:val="0"/>
+        </w:rPr>
+        <w:t xml:space="preserve">Fit or hand-specify recommender classification rules transparently, retaining candidate definitions and </w:t>
+      </w:r>
+      <w:r>
+        <w:rPr>
+          <w:b/>
+        </w:rPr>
+        <w:t>training</w:t>
+      </w:r>
+      <w:r>
+        <w:rPr>
+          <w:b w:val="0"/>
+        </w:rPr>
+        <w:t xml:space="preserve">-only selection </w:t>
+      </w:r>
+      <w:r>
+        <w:rPr>
+          <w:b/>
+        </w:rPr>
+        <w:t>evidence</w:t>
+      </w:r>
+      <w:r>
+        <w:rPr>
+          <w:b w:val="0"/>
+        </w:rPr>
+        <w:t xml:space="preserve">. Draw your </w:t>
+      </w:r>
+      <w:r>
+        <w:rPr>
+          <w:b/>
+        </w:rPr>
+        <w:t>input</w:t>
+      </w:r>
+      <w:r>
+        <w:rPr>
+          <w:b w:val="0"/>
+        </w:rPr>
+        <w:t>, deciding step, result and limit.</w:t>
+      </w:r>
+    </w:p>
+    <w:p>
+      <w:pPr>
+        <w:spacing w:line="336" w:lineRule="auto" w:after="180"/>
+      </w:pPr>
+      <w:r>
+        <w:rPr>
+          <w:b w:val="0"/>
+        </w:rPr>
+        <w:t xml:space="preserve">Supported question: Why does changing colour alone not change this tree’s </w:t>
+      </w:r>
+      <w:r>
+        <w:rPr>
+          <w:b/>
+        </w:rPr>
+        <w:t>prediction</w:t>
+      </w:r>
+      <w:r>
+        <w:rPr>
+          <w:b w:val="0"/>
+        </w:rPr>
+        <w:t>?</w:t>
+      </w:r>
+    </w:p>
+    <w:p>
+      <w:pPr>
+        <w:spacing w:line="336" w:lineRule="auto" w:after="180"/>
+        <w:shd w:fill="F5F1FB"/>
+      </w:pPr>
+      <w:r>
+        <w:rPr>
+          <w:b w:val="0"/>
+        </w:rPr>
+        <w:t xml:space="preserve">Draw your project trace and justify the deciding step using </w:t>
+      </w:r>
+      <w:r>
+        <w:rPr>
+          <w:b/>
+        </w:rPr>
+        <w:t>evidence</w:t>
+      </w:r>
+      <w:r>
+        <w:rPr>
+          <w:b w:val="0"/>
+        </w:rPr>
+        <w:t>.</w:t>
+      </w:r>
+    </w:p>
+    <w:p>
+      <w:pPr>
+        <w:pStyle w:val="Heading3"/>
+      </w:pPr>
+      <w:r>
+        <w:t>My picture explanation, deciding evidence and one limit</w:t>
       </w:r>
     </w:p>
     <w:p>

--- a/downloads/workbook/ai-2-week-14.docx
+++ b/downloads/workbook/ai-2-week-14.docx
@@ -25,12 +25,492 @@
         <w:pStyle w:val="Heading1"/>
       </w:pPr>
       <w:r>
-        <w:t>01. Recall and choose your starting point</w:t>
-      </w:r>
-    </w:p>
-    <w:p>
-      <w:r>
-        <w:t>Record your starting explanation for Decision Trees before opening notes. Show any later correction separately.</w:t>
+        <w:t>One connected tree-fitting record.</w:t>
+      </w:r>
+    </w:p>
+    <w:p>
+      <w:r>
+        <w:t>Name fitted parts, audit both candidates, preserve validation evidence and explain the tie rule.</w:t>
+      </w:r>
+    </w:p>
+    <w:p>
+      <w:r>
+        <w:t>Retain training counts, candidate scores, saved leaves, predictions and limitations.</w:t>
+      </w:r>
+    </w:p>
+    <w:p>
+      <w:pPr>
+        <w:pStyle w:val="Heading1"/>
+      </w:pPr>
+      <w:r>
+        <w:t>01. Recall: reconnect earlier ideas</w:t>
+      </w:r>
+    </w:p>
+    <w:p>
+      <w:r>
+        <w:t>Retrieve before opening notes.</w:t>
+      </w:r>
+    </w:p>
+    <w:p>
+      <w:pPr>
+        <w:pStyle w:val="Heading2"/>
+      </w:pPr>
+      <w:r>
+        <w:t>Retrieve and explain</w:t>
+      </w:r>
+    </w:p>
+    <w:p>
+      <w:pPr>
+        <w:pStyle w:val="ListBullet"/>
+      </w:pPr>
+      <w:r>
+        <w:t>Try the recall before opening notes. Then use a different colour or a labelled second line to correct your explanation.</w:t>
+      </w:r>
+    </w:p>
+    <w:p>
+      <w:pPr>
+        <w:pStyle w:val="ListBullet"/>
+      </w:pPr>
+      <w:r>
+        <w:t>Without opening the old lesson, explain one key idea from Types of Classification Error. Give an example and a mistake that the idea helps you avoid.</w:t>
+      </w:r>
+    </w:p>
+    <w:p>
+      <w:pPr>
+        <w:pStyle w:val="Heading3"/>
+      </w:pPr>
+      <w:r>
+        <w:t>My remembered idea, example and correction</w:t>
+      </w:r>
+    </w:p>
+    <w:p>
+      <w:r>
+        <w:t>________________________________________________________________</w:t>
+      </w:r>
+    </w:p>
+    <w:p>
+      <w:r>
+        <w:t>________________________________________________________________</w:t>
+      </w:r>
+    </w:p>
+    <w:p>
+      <w:r>
+        <w:t>________________________________________________________________</w:t>
+      </w:r>
+    </w:p>
+    <w:p>
+      <w:pPr>
+        <w:pStyle w:val="ListBullet"/>
+      </w:pPr>
+      <w:r>
+        <w:t>Without opening the old lesson, explain one key idea from Training and Testing. Give an example and a mistake that the idea helps you avoid.</w:t>
+      </w:r>
+    </w:p>
+    <w:p>
+      <w:pPr>
+        <w:pStyle w:val="Heading3"/>
+      </w:pPr>
+      <w:r>
+        <w:t>My remembered idea, example and correction</w:t>
+      </w:r>
+    </w:p>
+    <w:p>
+      <w:r>
+        <w:t>________________________________________________________________</w:t>
+      </w:r>
+    </w:p>
+    <w:p>
+      <w:r>
+        <w:t>________________________________________________________________</w:t>
+      </w:r>
+    </w:p>
+    <w:p>
+      <w:r>
+        <w:t>________________________________________________________________</w:t>
+      </w:r>
+    </w:p>
+    <w:p>
+      <w:pPr>
+        <w:pStyle w:val="ListBullet"/>
+      </w:pPr>
+      <w:r>
+        <w:t>Without opening the old lesson, explain one key idea from Operational Labels. Give an example and a mistake that the idea helps you avoid.</w:t>
+      </w:r>
+    </w:p>
+    <w:p>
+      <w:pPr>
+        <w:pStyle w:val="Heading3"/>
+      </w:pPr>
+      <w:r>
+        <w:t>My remembered idea, example and correction</w:t>
+      </w:r>
+    </w:p>
+    <w:p>
+      <w:r>
+        <w:t>________________________________________________________________</w:t>
+      </w:r>
+    </w:p>
+    <w:p>
+      <w:r>
+        <w:t>________________________________________________________________</w:t>
+      </w:r>
+    </w:p>
+    <w:p>
+      <w:r>
+        <w:t>________________________________________________________________</w:t>
+      </w:r>
+    </w:p>
+    <w:p>
+      <w:pPr>
+        <w:pStyle w:val="Heading2"/>
+      </w:pPr>
+      <w:r>
+        <w:t>Earlier wording, alternatives and picture transcripts · reference / check after trying</w:t>
+      </w:r>
+    </w:p>
+    <w:p>
+      <w:pPr>
+        <w:pStyle w:val="Heading3"/>
+      </w:pPr>
+      <w:r>
+        <w:t>Types of Classification Error</w:t>
+      </w:r>
+    </w:p>
+    <w:p>
+      <w:pPr>
+        <w:pStyle w:val="Heading3"/>
+      </w:pPr>
+      <w:r>
+        <w:t>Training and Testing</w:t>
+      </w:r>
+    </w:p>
+    <w:p>
+      <w:pPr>
+        <w:pStyle w:val="Heading3"/>
+      </w:pPr>
+      <w:r>
+        <w:t>Operational Labels</w:t>
+      </w:r>
+    </w:p>
+    <w:p>
+      <w:pPr>
+        <w:pStyle w:val="Heading1"/>
+      </w:pPr>
+      <w:r>
+        <w:t>12. W1 · Name the learned root and leaves</w:t>
+      </w:r>
+    </w:p>
+    <w:p>
+      <w:r>
+        <w:t>Distinguish chosen class names from fitted predictions.</w:t>
+      </w:r>
+    </w:p>
+    <w:p>
+      <w:pPr>
+        <w:pStyle w:val="Heading2"/>
+      </w:pPr>
+      <w:r>
+        <w:t>Your evidence record</w:t>
+      </w:r>
+    </w:p>
+    <w:p>
+      <w:pPr>
+        <w:pStyle w:val="ListBullet"/>
+      </w:pPr>
+      <w:r>
+        <w:t>Fitting policy: candidates near first, tall second; flags use0/1. For each candidate and each branch count only its training labels, predict that branch’s majority and choose clear for a tied leaf count. Add all training mistakes, replace the best candidate only for strictly fewer errors and stop at depth one. Freeze the selected question and both leaves for validation. Choose the baseline from the training-majority label, with clear for a tie. Worked training rows (near,tall,label), IDs1–6: (1,0,blocked),(1,1,blocked),(1,0,blocked),(0,1,clear),(0,0,clear),(0,1,blocked). Worked validation rows: (1,1,blocked),(0,0,clear),(0,1,blocked),(1,0,clear). The independent W4 supplies its own different rows.</w:t>
+      </w:r>
+    </w:p>
+    <w:p>
+      <w:pPr>
+        <w:pStyle w:val="ListBullet"/>
+      </w:pPr>
+      <w:r>
+        <w:t>Identify the root, its two branches, leaf predictions and depth of the worked fitted tree. Which parts were selected using training labels?</w:t>
+      </w:r>
+    </w:p>
+    <w:p>
+      <w:pPr>
+        <w:pStyle w:val="Heading3"/>
+      </w:pPr>
+      <w:r>
+        <w:t>My reasoning and evidence</w:t>
+      </w:r>
+    </w:p>
+    <w:p>
+      <w:r>
+        <w:t>________________________________________________________________</w:t>
+      </w:r>
+    </w:p>
+    <w:p>
+      <w:r>
+        <w:t>________________________________________________________________</w:t>
+      </w:r>
+    </w:p>
+    <w:p>
+      <w:r>
+        <w:t>________________________________________________________________</w:t>
+      </w:r>
+    </w:p>
+    <w:p>
+      <w:r>
+        <w:t>________________________________________________________________</w:t>
+      </w:r>
+    </w:p>
+    <w:p>
+      <w:r>
+        <w:t>________________________________________________________________</w:t>
+      </w:r>
+    </w:p>
+    <w:p>
+      <w:r>
+        <w:t>________________________________________________________________</w:t>
+      </w:r>
+    </w:p>
+    <w:p>
+      <w:pPr>
+        <w:pStyle w:val="Heading1"/>
+      </w:pPr>
+      <w:r>
+        <w:t>13. W2 · Count each candidate’s branch labels</w:t>
+      </w:r>
+    </w:p>
+    <w:p>
+      <w:r>
+        <w:t>Sum row mistakes rather than averaging branch sizes.</w:t>
+      </w:r>
+    </w:p>
+    <w:p>
+      <w:pPr>
+        <w:pStyle w:val="Heading2"/>
+      </w:pPr>
+      <w:r>
+        <w:t>Your evidence record</w:t>
+      </w:r>
+    </w:p>
+    <w:p>
+      <w:pPr>
+        <w:pStyle w:val="ListBullet"/>
+      </w:pPr>
+      <w:r>
+        <w:t>Fitting policy: candidates near first, tall second; flags use0/1. For each candidate and each branch count only its training labels, predict that branch’s majority and choose clear for a tied leaf count. Add all training mistakes, replace the best candidate only for strictly fewer errors and stop at depth one. Freeze the selected question and both leaves for validation. Choose the baseline from the training-majority label, with clear for a tie. Worked training rows (near,tall,label), IDs1–6: (1,0,blocked),(1,1,blocked),(1,0,blocked),(0,1,clear),(0,0,clear),(0,1,blocked). Worked validation rows: (1,1,blocked),(0,0,clear),(0,1,blocked),(1,0,clear). The independent W4 supplies its own different rows.</w:t>
+      </w:r>
+    </w:p>
+    <w:p>
+      <w:pPr>
+        <w:pStyle w:val="ListBullet"/>
+      </w:pPr>
+      <w:r>
+        <w:t>For each near branch and each tall branch, count blocked and clear labels and choose a leaf. Give the total errors for each candidate question.</w:t>
+      </w:r>
+    </w:p>
+    <w:p>
+      <w:pPr>
+        <w:pStyle w:val="Heading3"/>
+      </w:pPr>
+      <w:r>
+        <w:t>My reasoning and evidence</w:t>
+      </w:r>
+    </w:p>
+    <w:p>
+      <w:r>
+        <w:t>________________________________________________________________</w:t>
+      </w:r>
+    </w:p>
+    <w:p>
+      <w:r>
+        <w:t>________________________________________________________________</w:t>
+      </w:r>
+    </w:p>
+    <w:p>
+      <w:r>
+        <w:t>________________________________________________________________</w:t>
+      </w:r>
+    </w:p>
+    <w:p>
+      <w:r>
+        <w:t>________________________________________________________________</w:t>
+      </w:r>
+    </w:p>
+    <w:p>
+      <w:r>
+        <w:t>________________________________________________________________</w:t>
+      </w:r>
+    </w:p>
+    <w:p>
+      <w:r>
+        <w:t>________________________________________________________________</w:t>
+      </w:r>
+    </w:p>
+    <w:p>
+      <w:pPr>
+        <w:pStyle w:val="Heading1"/>
+      </w:pPr>
+      <w:r>
+        <w:t>14. W3 · Preserve the original fitted tree during scoring</w:t>
+      </w:r>
+    </w:p>
+    <w:p>
+      <w:r>
+        <w:t>Record any validation-guided revision as a later version.</w:t>
+      </w:r>
+    </w:p>
+    <w:p>
+      <w:pPr>
+        <w:pStyle w:val="Heading2"/>
+      </w:pPr>
+      <w:r>
+        <w:t>Your evidence record</w:t>
+      </w:r>
+    </w:p>
+    <w:p>
+      <w:pPr>
+        <w:pStyle w:val="ListBullet"/>
+      </w:pPr>
+      <w:r>
+        <w:t>Fitting policy: candidates near first, tall second; flags use0/1. For each candidate and each branch count only its training labels, predict that branch’s majority and choose clear for a tied leaf count. Add all training mistakes, replace the best candidate only for strictly fewer errors and stop at depth one. Freeze the selected question and both leaves for validation. Choose the baseline from the training-majority label, with clear for a tie. Worked training rows (near,tall,label), IDs1–6: (1,0,blocked),(1,1,blocked),(1,0,blocked),(0,1,clear),(0,0,clear),(0,1,blocked). Worked validation rows: (1,1,blocked),(0,0,clear),(0,1,blocked),(1,0,clear). The independent W4 supplies its own different rows.</w:t>
+      </w:r>
+    </w:p>
+    <w:p>
+      <w:pPr>
+        <w:pStyle w:val="ListBullet"/>
+      </w:pPr>
+      <w:r>
+        <w:t>A learner sees a blocked validation case with near=0 and changes that leaf to blocked before reporting the score. Explain what changed and how to report the original fitted tree fairly.</w:t>
+      </w:r>
+    </w:p>
+    <w:p>
+      <w:pPr>
+        <w:pStyle w:val="Heading3"/>
+      </w:pPr>
+      <w:r>
+        <w:t>My reasoning and evidence</w:t>
+      </w:r>
+    </w:p>
+    <w:p>
+      <w:r>
+        <w:t>________________________________________________________________</w:t>
+      </w:r>
+    </w:p>
+    <w:p>
+      <w:r>
+        <w:t>________________________________________________________________</w:t>
+      </w:r>
+    </w:p>
+    <w:p>
+      <w:r>
+        <w:t>________________________________________________________________</w:t>
+      </w:r>
+    </w:p>
+    <w:p>
+      <w:r>
+        <w:t>________________________________________________________________</w:t>
+      </w:r>
+    </w:p>
+    <w:p>
+      <w:r>
+        <w:t>________________________________________________________________</w:t>
+      </w:r>
+    </w:p>
+    <w:p>
+      <w:r>
+        <w:t>________________________________________________________________</w:t>
+      </w:r>
+    </w:p>
+    <w:p>
+      <w:pPr>
+        <w:pStyle w:val="Heading1"/>
+      </w:pPr>
+      <w:r>
+        <w:t>16. W5 · Explain the candidate tie convention</w:t>
+      </w:r>
+    </w:p>
+    <w:p>
+      <w:r>
+        <w:t>Candidate order is a procedure choice, not evidence of future superiority.</w:t>
+      </w:r>
+    </w:p>
+    <w:p>
+      <w:pPr>
+        <w:pStyle w:val="Heading2"/>
+      </w:pPr>
+      <w:r>
+        <w:t>Your evidence record</w:t>
+      </w:r>
+    </w:p>
+    <w:p>
+      <w:pPr>
+        <w:pStyle w:val="ListBullet"/>
+      </w:pPr>
+      <w:r>
+        <w:t>Fitting policy: candidates near first, tall second; flags use0/1. For each candidate and each branch count only its training labels, predict that branch’s majority and choose clear for a tied leaf count. Add all training mistakes, replace the best candidate only for strictly fewer errors and stop at depth one. Freeze the selected question and both leaves for validation. Choose the baseline from the training-majority label, with clear for a tie. Worked training rows (near,tall,label), IDs1–6: (1,0,blocked),(1,1,blocked),(1,0,blocked),(0,1,clear),(0,0,clear),(0,1,blocked). Worked validation rows: (1,1,blocked),(0,0,clear),(0,1,blocked),(1,0,clear). The independent W4 supplies its own different rows.</w:t>
+      </w:r>
+    </w:p>
+    <w:p>
+      <w:pPr>
+        <w:pStyle w:val="ListBullet"/>
+      </w:pPr>
+      <w:r>
+        <w:t>If near and tall make the same training error count, which question does this code retain and why? Does retaining that question prove it will be better on future trips?</w:t>
+      </w:r>
+    </w:p>
+    <w:p>
+      <w:pPr>
+        <w:pStyle w:val="Heading3"/>
+      </w:pPr>
+      <w:r>
+        <w:t>My reasoning and evidence</w:t>
+      </w:r>
+    </w:p>
+    <w:p>
+      <w:r>
+        <w:t>________________________________________________________________</w:t>
+      </w:r>
+    </w:p>
+    <w:p>
+      <w:r>
+        <w:t>________________________________________________________________</w:t>
+      </w:r>
+    </w:p>
+    <w:p>
+      <w:r>
+        <w:t>________________________________________________________________</w:t>
+      </w:r>
+    </w:p>
+    <w:p>
+      <w:r>
+        <w:t>________________________________________________________________</w:t>
+      </w:r>
+    </w:p>
+    <w:p>
+      <w:r>
+        <w:t>________________________________________________________________</w:t>
+      </w:r>
+    </w:p>
+    <w:p>
+      <w:r>
+        <w:t>________________________________________________________________</w:t>
+      </w:r>
+    </w:p>
+    <w:p>
+      <w:pPr>
+        <w:pStyle w:val="Heading1"/>
+      </w:pPr>
+      <w:r>
+        <w:t>04. W4 · Fit a new tree independently</w:t>
+      </w:r>
+    </w:p>
+    <w:p>
+      <w:r>
+        <w:t>Keep one first attempt before hints or feedback.</w:t>
+      </w:r>
+    </w:p>
+    <w:p>
+      <w:pPr>
+        <w:pStyle w:val="Heading2"/>
+      </w:pPr>
+      <w:r>
+        <w:t>Read and explain independently</w:t>
       </w:r>
     </w:p>
     <w:p>
@@ -41,428 +521,7 @@
         <w:rPr>
           <w:b w:val="0"/>
         </w:rPr>
-        <w:t>Try the recall before opening notes. Then use a different colour or a labelled second line to correct your explanation.</w:t>
-      </w:r>
-    </w:p>
-    <w:p>
-      <w:pPr>
-        <w:pStyle w:val="Heading3"/>
-      </w:pPr>
-      <w:r>
-        <w:t>Types of Classification Error</w:t>
-      </w:r>
-    </w:p>
-    <w:p>
-      <w:pPr>
-        <w:spacing w:line="336" w:lineRule="auto" w:after="180"/>
-      </w:pPr>
-      <w:r>
-        <w:rPr>
-          <w:b w:val="0"/>
-        </w:rPr>
-        <w:t>Without opening the old lesson, explain one key idea from Types of Classification Error. Give an example and a mistake that the idea helps you avoid.</w:t>
-      </w:r>
-    </w:p>
-    <w:p>
-      <w:pPr>
-        <w:pStyle w:val="Heading3"/>
-      </w:pPr>
-      <w:r>
-        <w:t>My remembered idea, example and correction</w:t>
-      </w:r>
-    </w:p>
-    <w:p>
-      <w:r>
-        <w:t>________________________________________________________________</w:t>
-      </w:r>
-    </w:p>
-    <w:p>
-      <w:r>
-        <w:t>________________________________________________________________</w:t>
-      </w:r>
-    </w:p>
-    <w:p>
-      <w:r>
-        <w:t>________________________________________________________________</w:t>
-      </w:r>
-    </w:p>
-    <w:p>
-      <w:pPr>
-        <w:pStyle w:val="Heading3"/>
-      </w:pPr>
-      <w:r>
-        <w:t>Training and Testing</w:t>
-      </w:r>
-    </w:p>
-    <w:p>
-      <w:pPr>
-        <w:spacing w:line="336" w:lineRule="auto" w:after="180"/>
-      </w:pPr>
-      <w:r>
-        <w:rPr>
-          <w:b w:val="0"/>
-        </w:rPr>
-        <w:t xml:space="preserve">Without opening the old lesson, explain one key idea from </w:t>
-      </w:r>
-      <w:r>
-        <w:rPr>
-          <w:b/>
-        </w:rPr>
-        <w:t>Training</w:t>
-      </w:r>
-      <w:r>
-        <w:rPr>
-          <w:b w:val="0"/>
-        </w:rPr>
-        <w:t xml:space="preserve"> and Testing. Give an example and a mistake that the idea helps you avoid.</w:t>
-      </w:r>
-    </w:p>
-    <w:p>
-      <w:pPr>
-        <w:pStyle w:val="Heading3"/>
-      </w:pPr>
-      <w:r>
-        <w:t>My remembered idea, example and correction</w:t>
-      </w:r>
-    </w:p>
-    <w:p>
-      <w:r>
-        <w:t>________________________________________________________________</w:t>
-      </w:r>
-    </w:p>
-    <w:p>
-      <w:r>
-        <w:t>________________________________________________________________</w:t>
-      </w:r>
-    </w:p>
-    <w:p>
-      <w:r>
-        <w:t>________________________________________________________________</w:t>
-      </w:r>
-    </w:p>
-    <w:p>
-      <w:pPr>
-        <w:pStyle w:val="Heading3"/>
-      </w:pPr>
-      <w:r>
-        <w:t>Operational Labels</w:t>
-      </w:r>
-    </w:p>
-    <w:p>
-      <w:pPr>
-        <w:spacing w:line="336" w:lineRule="auto" w:after="180"/>
-      </w:pPr>
-      <w:r>
-        <w:rPr>
-          <w:b w:val="0"/>
-        </w:rPr>
-        <w:t>Without opening the old lesson, explain one key idea from Operational Labels. Give an example and a mistake that the idea helps you avoid.</w:t>
-      </w:r>
-    </w:p>
-    <w:p>
-      <w:pPr>
-        <w:pStyle w:val="Heading3"/>
-      </w:pPr>
-      <w:r>
-        <w:t>My remembered idea, example and correction</w:t>
-      </w:r>
-    </w:p>
-    <w:p>
-      <w:r>
-        <w:t>________________________________________________________________</w:t>
-      </w:r>
-    </w:p>
-    <w:p>
-      <w:r>
-        <w:t>________________________________________________________________</w:t>
-      </w:r>
-    </w:p>
-    <w:p>
-      <w:r>
-        <w:t>________________________________________________________________</w:t>
-      </w:r>
-    </w:p>
-    <w:p>
-      <w:pPr>
-        <w:pStyle w:val="Heading1"/>
-      </w:pPr>
-      <w:r>
-        <w:t>02. Practise with fading help</w:t>
-      </w:r>
-    </w:p>
-    <w:p>
-      <w:r>
-        <w:t>Complete the supported Decision Trees trace and record the first step you can explain without help.</w:t>
-      </w:r>
-    </w:p>
-    <w:p>
-      <w:pPr>
-        <w:spacing w:line="336" w:lineRule="auto" w:after="180"/>
-      </w:pPr>
-      <w:r>
-        <w:rPr>
-          <w:b w:val="0"/>
-        </w:rPr>
-        <w:t xml:space="preserve">Use W2: Verify the candidate scores for </w:t>
-      </w:r>
-      <w:r>
-        <w:rPr>
-          <w:b/>
-        </w:rPr>
-        <w:t>Fitting</w:t>
-      </w:r>
-      <w:r>
-        <w:rPr>
-          <w:b w:val="0"/>
-        </w:rPr>
-        <w:t xml:space="preserve"> a </w:t>
-      </w:r>
-      <w:r>
-        <w:rPr>
-          <w:b/>
-        </w:rPr>
-        <w:t>decision tree</w:t>
-      </w:r>
-      <w:r>
-        <w:rPr>
-          <w:b w:val="0"/>
-        </w:rPr>
-        <w:t>. Record the answer once; the lesson and workbook refer to the same attempt.</w:t>
-      </w:r>
-    </w:p>
-    <w:tbl>
-      <w:tblPr>
-        <w:tblStyle w:val="LightShading-Accent1"/>
-        <w:tblW w:type="auto" w:w="0"/>
-        <w:tblLook w:firstColumn="1" w:firstRow="1" w:lastColumn="0" w:lastRow="0" w:noHBand="0" w:noVBand="1" w:val="04A0"/>
-      </w:tblPr>
-      <w:tblGrid>
-        <w:gridCol w:w="2556"/>
-        <w:gridCol w:w="2556"/>
-        <w:gridCol w:w="2556"/>
-        <w:gridCol w:w="2556"/>
-      </w:tblGrid>
-      <w:tr>
-        <w:trPr>
-          <w:tblHeader/>
-        </w:trPr>
-        <w:tc>
-          <w:tcPr>
-            <w:tcW w:type="dxa" w:w="2556"/>
-          </w:tcPr>
-          <w:p>
-            <w:r>
-              <w:t>Given inputs</w:t>
-            </w:r>
-          </w:p>
-        </w:tc>
-        <w:tc>
-          <w:tcPr>
-            <w:tcW w:type="dxa" w:w="2556"/>
-          </w:tcPr>
-          <w:p>
-            <w:r>
-              <w:t>Procedure I chose</w:t>
-            </w:r>
-          </w:p>
-        </w:tc>
-        <w:tc>
-          <w:tcPr>
-            <w:tcW w:type="dxa" w:w="2556"/>
-          </w:tcPr>
-          <w:p>
-            <w:r>
-              <w:t>Middle steps</w:t>
-            </w:r>
-          </w:p>
-        </w:tc>
-        <w:tc>
-          <w:tcPr>
-            <w:tcW w:type="dxa" w:w="2556"/>
-          </w:tcPr>
-          <w:p>
-            <w:r>
-              <w:t>Result and check</w:t>
-            </w:r>
-          </w:p>
-        </w:tc>
-      </w:tr>
-      <w:tr>
-        <w:tc>
-          <w:tcPr>
-            <w:tcW w:type="dxa" w:w="2556"/>
-          </w:tcPr>
-          <w:p>
-            <w:r/>
-          </w:p>
-        </w:tc>
-        <w:tc>
-          <w:tcPr>
-            <w:tcW w:type="dxa" w:w="2556"/>
-          </w:tcPr>
-          <w:p>
-            <w:r/>
-          </w:p>
-        </w:tc>
-        <w:tc>
-          <w:tcPr>
-            <w:tcW w:type="dxa" w:w="2556"/>
-          </w:tcPr>
-          <w:p>
-            <w:r/>
-          </w:p>
-        </w:tc>
-        <w:tc>
-          <w:tcPr>
-            <w:tcW w:type="dxa" w:w="2556"/>
-          </w:tcPr>
-          <w:p>
-            <w:r/>
-          </w:p>
-        </w:tc>
-      </w:tr>
-    </w:tbl>
-    <w:p>
-      <w:pPr>
-        <w:pStyle w:val="Heading3"/>
-      </w:pPr>
-      <w:r>
-        <w:t>The step I completed without help, and the hint I needed</w:t>
-      </w:r>
-    </w:p>
-    <w:p>
-      <w:r>
-        <w:t>________________________________________________________________</w:t>
-      </w:r>
-    </w:p>
-    <w:p>
-      <w:r>
-        <w:t>________________________________________________________________</w:t>
-      </w:r>
-    </w:p>
-    <w:p>
-      <w:r>
-        <w:t>________________________________________________________________</w:t>
-      </w:r>
-    </w:p>
-    <w:p>
-      <w:pPr>
-        <w:pStyle w:val="Heading1"/>
-      </w:pPr>
-      <w:r>
-        <w:t>03. Individual reasoning check</w:t>
-      </w:r>
-    </w:p>
-    <w:p>
-      <w:r>
-        <w:t>Check the proposed Decision Trees explanation against the supplied facts before discussing it.</w:t>
-      </w:r>
-    </w:p>
-    <w:p>
-      <w:pPr>
-        <w:spacing w:line="336" w:lineRule="auto" w:after="180"/>
-      </w:pPr>
-      <w:r>
-        <w:rPr>
-          <w:b w:val="0"/>
-        </w:rPr>
-        <w:t xml:space="preserve">Use the worked case for </w:t>
-      </w:r>
-      <w:r>
-        <w:rPr>
-          <w:b/>
-        </w:rPr>
-        <w:t>Fitting</w:t>
-      </w:r>
-      <w:r>
-        <w:rPr>
-          <w:b w:val="0"/>
-        </w:rPr>
-        <w:t xml:space="preserve"> a </w:t>
-      </w:r>
-      <w:r>
-        <w:rPr>
-          <w:b/>
-        </w:rPr>
-        <w:t>decision tree</w:t>
-      </w:r>
-      <w:r>
-        <w:rPr>
-          <w:b w:val="0"/>
-        </w:rPr>
-        <w:t xml:space="preserve">. Proposed explanation: “A near </w:t>
-      </w:r>
-      <w:r>
-        <w:rPr>
-          <w:b/>
-        </w:rPr>
-        <w:t>branch</w:t>
-      </w:r>
-      <w:r>
-        <w:rPr>
-          <w:b w:val="0"/>
-        </w:rPr>
-        <w:t xml:space="preserve"> must predict blocked”. Decide whether this explanation is supported.</w:t>
-      </w:r>
-    </w:p>
-    <w:p>
-      <w:pPr>
-        <w:spacing w:line="336" w:lineRule="auto" w:after="180"/>
-      </w:pPr>
-      <w:r>
-        <w:rPr>
-          <w:b w:val="0"/>
-        </w:rPr>
-        <w:t>Point to the step or supplied fact that decides; explain your repair if needed.</w:t>
-      </w:r>
-    </w:p>
-    <w:p>
-      <w:pPr>
-        <w:pStyle w:val="Heading3"/>
-      </w:pPr>
-      <w:r>
-        <w:t>My explanation before partner discussion</w:t>
-      </w:r>
-    </w:p>
-    <w:p>
-      <w:r>
-        <w:t>________________________________________________________________</w:t>
-      </w:r>
-    </w:p>
-    <w:p>
-      <w:r>
-        <w:t>________________________________________________________________</w:t>
-      </w:r>
-    </w:p>
-    <w:p>
-      <w:r>
-        <w:t>________________________________________________________________</w:t>
-      </w:r>
-    </w:p>
-    <w:p>
-      <w:r>
-        <w:t>________________________________________________________________</w:t>
-      </w:r>
-    </w:p>
-    <w:p>
-      <w:pPr>
-        <w:pStyle w:val="Heading1"/>
-      </w:pPr>
-      <w:r>
-        <w:t>04. Independent transfer case</w:t>
-      </w:r>
-    </w:p>
-    <w:p>
-      <w:r>
-        <w:t>Write one first attempt at the reserved independent case before feedback. Repeated copies of that case refer to the same recorded attempt.</w:t>
-      </w:r>
-    </w:p>
-    <w:p>
-      <w:pPr>
-        <w:pStyle w:val="Heading3"/>
-      </w:pPr>
-      <w:r>
-        <w:t>Independent case: Fit a new tree independently</w:t>
+        <w:t>Fitting policy: candidates near first, tall second; flags use0/1. For each candidate and each branch count only its training labels, predict that branch’s majority and choose clear for a tied leaf count. Add all training mistakes, replace the best candidate only for strictly fewer errors and stop at depth one. Freeze the selected question and both leaves for validation. Choose the baseline from the training-majority label, with clear for a tie.</w:t>
       </w:r>
     </w:p>
     <w:p>
@@ -568,6 +627,14 @@
     </w:p>
     <w:p>
       <w:pPr>
+        <w:pStyle w:val="Heading2"/>
+      </w:pPr>
+      <w:r>
+        <w:t>Keep a fair record</w:t>
+      </w:r>
+    </w:p>
+    <w:p>
+      <w:pPr>
         <w:spacing w:line="336" w:lineRule="auto" w:after="180"/>
       </w:pPr>
       <w:r>
@@ -579,40 +646,50 @@
     </w:p>
     <w:p>
       <w:pPr>
+        <w:pStyle w:val="Heading2"/>
+      </w:pPr>
+      <w:r>
+        <w:t>Earlier wording, alternatives and picture transcripts · reference / check after trying</w:t>
+      </w:r>
+    </w:p>
+    <w:p>
+      <w:pPr>
+        <w:pStyle w:val="Heading3"/>
+      </w:pPr>
+      <w:r>
+        <w:t>Independent case: Fit a new tree independently</w:t>
+      </w:r>
+    </w:p>
+    <w:p>
+      <w:pPr>
         <w:pStyle w:val="Heading1"/>
       </w:pPr>
       <w:r>
-        <w:t>05. Your learning target</w:t>
-      </w:r>
-    </w:p>
-    <w:p>
-      <w:r>
-        <w:t>Connect the Decision Trees target to a trace and a justified conclusion.</w:t>
+        <w:t>09. Project · Keep the decision and its evidence</w:t>
+      </w:r>
+    </w:p>
+    <w:p>
+      <w:r>
+        <w:t>Add this week’s change to your existing project record.</w:t>
+      </w:r>
+    </w:p>
+    <w:p>
+      <w:pPr>
+        <w:pStyle w:val="Heading2"/>
+      </w:pPr>
+      <w:r>
+        <w:t>Your evidence record</w:t>
       </w:r>
     </w:p>
     <w:p>
       <w:pPr>
         <w:spacing w:line="336" w:lineRule="auto" w:after="180"/>
-        <w:shd w:fill="F5F1FB"/>
       </w:pPr>
       <w:r>
         <w:rPr>
           <w:b w:val="0"/>
         </w:rPr>
-        <w:t>Build a tree for science books: first ask science?; then, for yes, pages&lt;=100? Trace science/100 and history/70. What should happen to science with missing pages?</w:t>
-      </w:r>
-    </w:p>
-    <w:p>
-      <w:pPr>
-        <w:pStyle w:val="Heading1"/>
-      </w:pPr>
-      <w:r>
-        <w:t>06. Solve the given case</w:t>
-      </w:r>
-    </w:p>
-    <w:p>
-      <w:r>
-        <w:t>Solve the supplied Decision Trees case and show the deciding evidence.</w:t>
+        <w:t>Create a transparent tree for hard constraints before applying preference scores.</w:t>
       </w:r>
     </w:p>
     <w:p>
@@ -623,29 +700,7 @@
         <w:rPr>
           <w:b w:val="0"/>
         </w:rPr>
-        <w:t>First ask animal book? If no, Other. If yes, ask pages&lt;100; yes gives Short Animal, no gives Longer Animal.</w:t>
-      </w:r>
-    </w:p>
-    <w:p>
-      <w:pPr>
-        <w:spacing w:line="336" w:lineRule="auto" w:after="180"/>
-      </w:pPr>
-      <w:r>
-        <w:rPr>
-          <w:b w:val="0"/>
-        </w:rPr>
-        <w:t>Trace 90-page animal and science books.</w:t>
-      </w:r>
-    </w:p>
-    <w:p>
-      <w:pPr>
-        <w:spacing w:line="336" w:lineRule="auto" w:after="180"/>
-      </w:pPr>
-      <w:r>
-        <w:rPr>
-          <w:b w:val="0"/>
-        </w:rPr>
-        <w:t xml:space="preserve">Show your trace, calculation or </w:t>
+        <w:t xml:space="preserve">The project change and </w:t>
       </w:r>
       <w:r>
         <w:rPr>
@@ -653,308 +708,6 @@
         </w:rPr>
         <w:t>evidence</w:t>
       </w:r>
-    </w:p>
-    <w:p>
-      <w:pPr>
-        <w:pStyle w:val="Heading3"/>
-      </w:pPr>
-      <w:r>
-        <w:t>Write or draw your reasoning and evidence.</w:t>
-      </w:r>
-    </w:p>
-    <w:p>
-      <w:r>
-        <w:t>________________________________________________________________</w:t>
-      </w:r>
-    </w:p>
-    <w:p>
-      <w:r>
-        <w:t>________________________________________________________________</w:t>
-      </w:r>
-    </w:p>
-    <w:p>
-      <w:r>
-        <w:t>________________________________________________________________</w:t>
-      </w:r>
-    </w:p>
-    <w:p>
-      <w:r>
-        <w:t>________________________________________________________________</w:t>
-      </w:r>
-    </w:p>
-    <w:p>
-      <w:r>
-        <w:t>________________________________________________________________</w:t>
-      </w:r>
-    </w:p>
-    <w:p>
-      <w:pPr>
-        <w:pStyle w:val="Heading1"/>
-      </w:pPr>
-      <w:r>
-        <w:t>07. Check a changed case</w:t>
-      </w:r>
-    </w:p>
-    <w:p>
-      <w:r>
-        <w:t>Apply the procedure to the changed case and record why the conclusion follows.</w:t>
-      </w:r>
-    </w:p>
-    <w:p>
-      <w:pPr>
-        <w:spacing w:line="336" w:lineRule="auto" w:after="180"/>
-      </w:pPr>
-      <w:r>
-        <w:rPr>
-          <w:b w:val="0"/>
-        </w:rPr>
-        <w:t>A tree asks topic is space, then pages at most 60. A space book has 70 pages. Trace both answers and explain why you cannot stop at the first question.</w:t>
-      </w:r>
-    </w:p>
-    <w:p>
-      <w:pPr>
-        <w:spacing w:line="336" w:lineRule="auto" w:after="180"/>
-      </w:pPr>
-      <w:r>
-        <w:rPr>
-          <w:b w:val="0"/>
-        </w:rPr>
-        <w:t>My independent answer and reason</w:t>
-      </w:r>
-    </w:p>
-    <w:p>
-      <w:pPr>
-        <w:pStyle w:val="Heading3"/>
-      </w:pPr>
-      <w:r>
-        <w:t>Write or draw your reasoning and evidence.</w:t>
-      </w:r>
-    </w:p>
-    <w:p>
-      <w:r>
-        <w:t>________________________________________________________________</w:t>
-      </w:r>
-    </w:p>
-    <w:p>
-      <w:r>
-        <w:t>________________________________________________________________</w:t>
-      </w:r>
-    </w:p>
-    <w:p>
-      <w:r>
-        <w:t>________________________________________________________________</w:t>
-      </w:r>
-    </w:p>
-    <w:p>
-      <w:r>
-        <w:t>________________________________________________________________</w:t>
-      </w:r>
-    </w:p>
-    <w:p>
-      <w:r>
-        <w:t>________________________________________________________________</w:t>
-      </w:r>
-    </w:p>
-    <w:p>
-      <w:pPr>
-        <w:pStyle w:val="Heading3"/>
-      </w:pPr>
-      <w:r>
-        <w:t>Week 14 Test and reflect</w:t>
-      </w:r>
-    </w:p>
-    <w:p>
-      <w:pPr>
-        <w:pStyle w:val="Heading1"/>
-      </w:pPr>
-      <w:r>
-        <w:t>08. Design a revealing test</w:t>
-      </w:r>
-    </w:p>
-    <w:p>
-      <w:r>
-        <w:t>Specify a changed input, expected result and observation separately.</w:t>
-      </w:r>
-    </w:p>
-    <w:p>
-      <w:pPr>
-        <w:spacing w:line="336" w:lineRule="auto" w:after="180"/>
-      </w:pPr>
-      <w:r>
-        <w:rPr>
-          <w:b w:val="0"/>
-        </w:rPr>
-        <w:t xml:space="preserve">Create a changed </w:t>
-      </w:r>
-      <w:r>
-        <w:rPr>
-          <w:b/>
-        </w:rPr>
-        <w:t>input</w:t>
-      </w:r>
-      <w:r>
-        <w:rPr>
-          <w:b w:val="0"/>
-        </w:rPr>
-        <w:t>, boundary case or missing-information case. Write the expected answer or safe response before testing.</w:t>
-      </w:r>
-    </w:p>
-    <w:tbl>
-      <w:tblPr>
-        <w:tblStyle w:val="LightShading-Accent1"/>
-        <w:tblW w:type="auto" w:w="0"/>
-        <w:tblLook w:firstColumn="1" w:firstRow="1" w:lastColumn="0" w:lastRow="0" w:noHBand="0" w:noVBand="1" w:val="04A0"/>
-      </w:tblPr>
-      <w:tblGrid>
-        <w:gridCol w:w="5112"/>
-        <w:gridCol w:w="5112"/>
-      </w:tblGrid>
-      <w:tr>
-        <w:trPr>
-          <w:tblHeader/>
-        </w:trPr>
-        <w:tc>
-          <w:tcPr>
-            <w:tcW w:type="dxa" w:w="5112"/>
-          </w:tcPr>
-          <w:p>
-            <w:r>
-              <w:t>Test record</w:t>
-            </w:r>
-          </w:p>
-        </w:tc>
-        <w:tc>
-          <w:tcPr>
-            <w:tcW w:type="dxa" w:w="5112"/>
-          </w:tcPr>
-          <w:p>
-            <w:r>
-              <w:t>My evidence</w:t>
-            </w:r>
-          </w:p>
-        </w:tc>
-      </w:tr>
-      <w:tr>
-        <w:tc>
-          <w:tcPr>
-            <w:tcW w:type="dxa" w:w="5112"/>
-          </w:tcPr>
-          <w:p>
-            <w:r>
-              <w:t>Changed input or condition</w:t>
-            </w:r>
-          </w:p>
-        </w:tc>
-        <w:tc>
-          <w:tcPr>
-            <w:tcW w:type="dxa" w:w="5112"/>
-          </w:tcPr>
-          <w:p>
-            <w:r/>
-          </w:p>
-        </w:tc>
-      </w:tr>
-      <w:tr>
-        <w:tc>
-          <w:tcPr>
-            <w:tcW w:type="dxa" w:w="5112"/>
-          </w:tcPr>
-          <w:p>
-            <w:r>
-              <w:t>Expected answer or fallback</w:t>
-            </w:r>
-          </w:p>
-        </w:tc>
-        <w:tc>
-          <w:tcPr>
-            <w:tcW w:type="dxa" w:w="5112"/>
-          </w:tcPr>
-          <w:p>
-            <w:r/>
-          </w:p>
-        </w:tc>
-      </w:tr>
-      <w:tr>
-        <w:tc>
-          <w:tcPr>
-            <w:tcW w:type="dxa" w:w="5112"/>
-          </w:tcPr>
-          <w:p>
-            <w:r>
-              <w:t>Observed result</w:t>
-            </w:r>
-          </w:p>
-        </w:tc>
-        <w:tc>
-          <w:tcPr>
-            <w:tcW w:type="dxa" w:w="5112"/>
-          </w:tcPr>
-          <w:p>
-            <w:r/>
-          </w:p>
-        </w:tc>
-      </w:tr>
-      <w:tr>
-        <w:tc>
-          <w:tcPr>
-            <w:tcW w:type="dxa" w:w="5112"/>
-          </w:tcPr>
-          <w:p>
-            <w:r>
-              <w:t>Why the result occurred</w:t>
-            </w:r>
-          </w:p>
-        </w:tc>
-        <w:tc>
-          <w:tcPr>
-            <w:tcW w:type="dxa" w:w="5112"/>
-          </w:tcPr>
-          <w:p>
-            <w:r/>
-          </w:p>
-        </w:tc>
-      </w:tr>
-    </w:tbl>
-    <w:p>
-      <w:pPr>
-        <w:pStyle w:val="Heading1"/>
-      </w:pPr>
-      <w:r>
-        <w:t>09. Project checkpoint</w:t>
-      </w:r>
-    </w:p>
-    <w:p>
-      <w:r>
-        <w:t>Justify what Decision Trees adds to Transparent Book Recommender and keep the evidence.</w:t>
-      </w:r>
-    </w:p>
-    <w:p>
-      <w:pPr>
-        <w:spacing w:line="336" w:lineRule="auto" w:after="180"/>
-      </w:pPr>
-      <w:r>
-        <w:rPr>
-          <w:b w:val="0"/>
-        </w:rPr>
-        <w:t>Create a transparent tree for hard constraints before applying preference scores.</w:t>
-      </w:r>
-    </w:p>
-    <w:p>
-      <w:pPr>
-        <w:spacing w:line="336" w:lineRule="auto" w:after="180"/>
-      </w:pPr>
-      <w:r>
-        <w:rPr>
-          <w:b w:val="0"/>
-        </w:rPr>
-        <w:t xml:space="preserve">The project change and </w:t>
-      </w:r>
-      <w:r>
-        <w:rPr>
-          <w:b/>
-        </w:rPr>
-        <w:t>evidence</w:t>
-      </w:r>
       <w:r>
         <w:rPr>
           <w:b w:val="0"/>
@@ -1000,653 +753,20 @@
         <w:pStyle w:val="Heading1"/>
       </w:pPr>
       <w:r>
-        <w:t>10. Self check</w:t>
-      </w:r>
-    </w:p>
-    <w:p>
-      <w:r>
-        <w:t>Judge explanation, evidence, transfer and limits separately; attach the work behind your judgement.</w:t>
-      </w:r>
-    </w:p>
-    <w:p>
-      <w:pPr>
-        <w:pStyle w:val="ListBullet"/>
-      </w:pPr>
-      <w:r>
-        <w:t>I can explain the mechanism.</w:t>
-      </w:r>
-    </w:p>
-    <w:p>
-      <w:pPr>
-        <w:pStyle w:val="ListBullet"/>
-      </w:pPr>
-      <w:r>
-        <w:t>I can show evidence.</w:t>
-      </w:r>
-    </w:p>
-    <w:p>
-      <w:pPr>
-        <w:pStyle w:val="ListBullet"/>
-      </w:pPr>
-      <w:r>
-        <w:t>I can handle a changed case.</w:t>
-      </w:r>
-    </w:p>
-    <w:p>
-      <w:pPr>
-        <w:pStyle w:val="ListBullet"/>
-      </w:pPr>
-      <w:r>
-        <w:t>I can name a limit.</w:t>
-      </w:r>
-    </w:p>
-    <w:p>
-      <w:r>
-        <w:t>Mark each as not yet, with help or independently, and attach supporting work.</w:t>
-      </w:r>
-    </w:p>
-    <w:p>
-      <w:pPr>
-        <w:spacing w:line="336" w:lineRule="auto" w:after="180"/>
-      </w:pPr>
-      <w:r>
-        <w:rPr>
-          <w:b w:val="0"/>
-        </w:rPr>
-        <w:t>Teacher review ____________________  Next step ____________________</w:t>
-      </w:r>
-    </w:p>
-    <w:p>
-      <w:pPr>
-        <w:pStyle w:val="Heading1"/>
-      </w:pPr>
-      <w:r>
-        <w:t>11. Transfer practice from the original programme</w:t>
-      </w:r>
-    </w:p>
-    <w:p>
-      <w:r>
-        <w:t>Use this earlier case as transfer practice. A case already discussed with feedback is not fresh assessment evidence.</w:t>
-      </w:r>
-    </w:p>
-    <w:p>
-      <w:pPr>
-        <w:spacing w:line="336" w:lineRule="auto" w:after="180"/>
-        <w:shd w:fill="F5F1FB"/>
-      </w:pPr>
-      <w:r>
-        <w:rPr>
-          <w:b w:val="0"/>
-        </w:rPr>
-        <w:t>Build a tree for science books: first ask science?; then, for yes, pages&lt;=100? Trace science/100 and history/70. What should happen to science with missing pages?</w:t>
-      </w:r>
-    </w:p>
-    <w:p>
-      <w:pPr>
-        <w:pStyle w:val="Heading3"/>
-      </w:pPr>
-      <w:r>
-        <w:t>My independently reasoned answer</w:t>
-      </w:r>
-    </w:p>
-    <w:p>
-      <w:r>
-        <w:t>________________________________________________________________</w:t>
-      </w:r>
-    </w:p>
-    <w:p>
-      <w:r>
-        <w:t>________________________________________________________________</w:t>
-      </w:r>
-    </w:p>
-    <w:p>
-      <w:r>
-        <w:t>________________________________________________________________</w:t>
-      </w:r>
-    </w:p>
-    <w:p>
-      <w:r>
-        <w:t>________________________________________________________________</w:t>
-      </w:r>
-    </w:p>
-    <w:p>
-      <w:r>
-        <w:t>________________________________________________________________</w:t>
-      </w:r>
-    </w:p>
-    <w:p>
-      <w:r>
-        <w:t>________________________________________________________________</w:t>
-      </w:r>
-    </w:p>
-    <w:p>
-      <w:r>
-        <w:t>________________________________________________________________</w:t>
-      </w:r>
-    </w:p>
-    <w:p>
-      <w:pPr>
-        <w:spacing w:line="336" w:lineRule="auto" w:after="180"/>
-      </w:pPr>
-      <w:r>
-        <w:rPr>
-          <w:b w:val="0"/>
-        </w:rPr>
-        <w:t>Record support used: none, hint or teacher explanation.</w:t>
-      </w:r>
-    </w:p>
-    <w:p>
-      <w:pPr>
-        <w:pStyle w:val="Heading1"/>
-      </w:pPr>
-      <w:r>
-        <w:t>12. W1 Name the parts and decisions</w:t>
-      </w:r>
-    </w:p>
-    <w:p>
-      <w:r>
-        <w:t>Name the parts and decisions. Apply the supplied Decision Trees facts and keep your reasoning.</w:t>
-      </w:r>
-    </w:p>
-    <w:p>
-      <w:pPr>
-        <w:spacing w:line="336" w:lineRule="auto" w:after="180"/>
-        <w:shd w:fill="F5F1FB"/>
-      </w:pPr>
-      <w:r>
-        <w:rPr>
-          <w:b w:val="0"/>
-        </w:rPr>
-        <w:t xml:space="preserve">Identify the </w:t>
-      </w:r>
-      <w:r>
-        <w:rPr>
-          <w:b/>
-        </w:rPr>
-        <w:t>root</w:t>
-      </w:r>
-      <w:r>
-        <w:rPr>
-          <w:b w:val="0"/>
-        </w:rPr>
-        <w:t xml:space="preserve">, its two </w:t>
-      </w:r>
-      <w:r>
-        <w:rPr>
-          <w:b/>
-        </w:rPr>
-        <w:t>branch</w:t>
-      </w:r>
-      <w:r>
-        <w:rPr>
-          <w:b w:val="0"/>
-        </w:rPr>
-        <w:t xml:space="preserve">es, </w:t>
-      </w:r>
-      <w:r>
-        <w:rPr>
-          <w:b/>
-        </w:rPr>
-        <w:t>leaf</w:t>
-      </w:r>
-      <w:r>
-        <w:rPr>
-          <w:b w:val="0"/>
-        </w:rPr>
-        <w:t xml:space="preserve"> </w:t>
-      </w:r>
-      <w:r>
-        <w:rPr>
-          <w:b/>
-        </w:rPr>
-        <w:t>prediction</w:t>
-      </w:r>
-      <w:r>
-        <w:rPr>
-          <w:b w:val="0"/>
-        </w:rPr>
-        <w:t xml:space="preserve">s and </w:t>
-      </w:r>
-      <w:r>
-        <w:rPr>
-          <w:b/>
-        </w:rPr>
-        <w:t>depth</w:t>
-      </w:r>
-      <w:r>
-        <w:rPr>
-          <w:b w:val="0"/>
-        </w:rPr>
-        <w:t xml:space="preserve"> of the worked fitted tree. Which parts were selected using </w:t>
-      </w:r>
-      <w:r>
-        <w:rPr>
-          <w:b/>
-        </w:rPr>
-        <w:t>training</w:t>
-      </w:r>
-      <w:r>
-        <w:rPr>
-          <w:b w:val="0"/>
-        </w:rPr>
-        <w:t xml:space="preserve"> labels?</w:t>
-      </w:r>
-    </w:p>
-    <w:p>
-      <w:pPr>
-        <w:pStyle w:val="Heading3"/>
-      </w:pPr>
-      <w:r>
-        <w:t>My reasoning and evidence</w:t>
-      </w:r>
-    </w:p>
-    <w:p>
-      <w:r>
-        <w:t>________________________________________________________________</w:t>
-      </w:r>
-    </w:p>
-    <w:p>
-      <w:r>
-        <w:t>________________________________________________________________</w:t>
-      </w:r>
-    </w:p>
-    <w:p>
-      <w:r>
-        <w:t>________________________________________________________________</w:t>
-      </w:r>
-    </w:p>
-    <w:p>
-      <w:r>
-        <w:t>________________________________________________________________</w:t>
-      </w:r>
-    </w:p>
-    <w:p>
-      <w:r>
-        <w:t>________________________________________________________________</w:t>
-      </w:r>
-    </w:p>
-    <w:p>
-      <w:r>
-        <w:t>________________________________________________________________</w:t>
-      </w:r>
-    </w:p>
-    <w:p>
-      <w:pPr>
-        <w:pStyle w:val="Heading1"/>
-      </w:pPr>
-      <w:r>
-        <w:t>13. W2 Verify the candidate scores</w:t>
-      </w:r>
-    </w:p>
-    <w:p>
-      <w:r>
-        <w:t>Verify the candidate scores. Apply the supplied Decision Trees facts and keep your reasoning.</w:t>
-      </w:r>
-    </w:p>
-    <w:p>
-      <w:pPr>
-        <w:spacing w:line="336" w:lineRule="auto" w:after="180"/>
-      </w:pPr>
-      <w:r>
-        <w:rPr>
-          <w:b w:val="0"/>
-        </w:rPr>
-        <w:t xml:space="preserve">For each near </w:t>
-      </w:r>
-      <w:r>
-        <w:rPr>
-          <w:b/>
-        </w:rPr>
-        <w:t>branch</w:t>
-      </w:r>
-      <w:r>
-        <w:rPr>
-          <w:b w:val="0"/>
-        </w:rPr>
-        <w:t xml:space="preserve"> and each tall </w:t>
-      </w:r>
-      <w:r>
-        <w:rPr>
-          <w:b/>
-        </w:rPr>
-        <w:t>branch</w:t>
-      </w:r>
-      <w:r>
-        <w:rPr>
-          <w:b w:val="0"/>
-        </w:rPr>
-        <w:t xml:space="preserve">, count blocked and clear labels and choose a </w:t>
-      </w:r>
-      <w:r>
-        <w:rPr>
-          <w:b/>
-        </w:rPr>
-        <w:t>leaf</w:t>
-      </w:r>
-      <w:r>
-        <w:rPr>
-          <w:b w:val="0"/>
-        </w:rPr>
-        <w:t>. Give the total errors for each candidate question.</w:t>
-      </w:r>
-    </w:p>
-    <w:p>
-      <w:pPr>
-        <w:pStyle w:val="Heading3"/>
-      </w:pPr>
-      <w:r>
-        <w:t>My reasoning and evidence</w:t>
-      </w:r>
-    </w:p>
-    <w:p>
-      <w:r>
-        <w:t>________________________________________________________________</w:t>
-      </w:r>
-    </w:p>
-    <w:p>
-      <w:r>
-        <w:t>________________________________________________________________</w:t>
-      </w:r>
-    </w:p>
-    <w:p>
-      <w:r>
-        <w:t>________________________________________________________________</w:t>
-      </w:r>
-    </w:p>
-    <w:p>
-      <w:r>
-        <w:t>________________________________________________________________</w:t>
-      </w:r>
-    </w:p>
-    <w:p>
-      <w:r>
-        <w:t>________________________________________________________________</w:t>
-      </w:r>
-    </w:p>
-    <w:p>
-      <w:r>
-        <w:t>________________________________________________________________</w:t>
-      </w:r>
-    </w:p>
-    <w:p>
-      <w:pPr>
-        <w:pStyle w:val="Heading1"/>
-      </w:pPr>
-      <w:r>
-        <w:t>14. W3 Separate fitting from prediction</w:t>
-      </w:r>
-    </w:p>
-    <w:p>
-      <w:r>
-        <w:t>Separate fitting from prediction. Apply the supplied Decision Trees facts and keep your reasoning.</w:t>
-      </w:r>
-    </w:p>
-    <w:p>
-      <w:pPr>
-        <w:spacing w:line="336" w:lineRule="auto" w:after="180"/>
-      </w:pPr>
-      <w:r>
-        <w:rPr>
-          <w:b w:val="0"/>
-        </w:rPr>
-        <w:t xml:space="preserve">A learner sees a blocked validation case with near=0 and changes that </w:t>
-      </w:r>
-      <w:r>
-        <w:rPr>
-          <w:b/>
-        </w:rPr>
-        <w:t>leaf</w:t>
-      </w:r>
-      <w:r>
-        <w:rPr>
-          <w:b w:val="0"/>
-        </w:rPr>
-        <w:t xml:space="preserve"> to blocked before reporting the score. Explain what changed and how to report the original fitted tree fairly.</w:t>
-      </w:r>
-    </w:p>
-    <w:p>
-      <w:pPr>
-        <w:pStyle w:val="Heading3"/>
-      </w:pPr>
-      <w:r>
-        <w:t>My reasoning and evidence</w:t>
-      </w:r>
-    </w:p>
-    <w:p>
-      <w:r>
-        <w:t>________________________________________________________________</w:t>
-      </w:r>
-    </w:p>
-    <w:p>
-      <w:r>
-        <w:t>________________________________________________________________</w:t>
-      </w:r>
-    </w:p>
-    <w:p>
-      <w:r>
-        <w:t>________________________________________________________________</w:t>
-      </w:r>
-    </w:p>
-    <w:p>
-      <w:r>
-        <w:t>________________________________________________________________</w:t>
-      </w:r>
-    </w:p>
-    <w:p>
-      <w:r>
-        <w:t>________________________________________________________________</w:t>
-      </w:r>
-    </w:p>
-    <w:p>
-      <w:r>
-        <w:t>________________________________________________________________</w:t>
-      </w:r>
-    </w:p>
-    <w:p>
-      <w:pPr>
-        <w:pStyle w:val="Heading1"/>
-      </w:pPr>
-      <w:r>
-        <w:t>15. W4 Fit a new tree independently</w:t>
-      </w:r>
-    </w:p>
-    <w:p>
-      <w:r>
-        <w:t>Attempt before feedback. If this repeats the selected independent case, reuse that first attempt; otherwise keep a separate record. Fit a new tree independently. Apply the supplied Decision Trees facts and keep your reasoning.</w:t>
-      </w:r>
-    </w:p>
-    <w:p>
-      <w:pPr>
-        <w:spacing w:line="336" w:lineRule="auto" w:after="180"/>
-      </w:pPr>
-      <w:r>
-        <w:rPr>
-          <w:b w:val="0"/>
-        </w:rPr>
-        <w:t xml:space="preserve">New </w:t>
-      </w:r>
-      <w:r>
-        <w:rPr>
-          <w:b/>
-        </w:rPr>
-        <w:t>training</w:t>
-      </w:r>
-      <w:r>
-        <w:rPr>
-          <w:b w:val="0"/>
-        </w:rPr>
-        <w:t xml:space="preserve"> rows (near,tall,label) are (1,0,clear),(1,1,clear),(1,0,clear),(0,1,blocked),(0,0,blocked),(0,1,clear). Use the same candidate order and tie policies. Give both candidates’ leaves and errors, then select the tree.</w:t>
-      </w:r>
-    </w:p>
-    <w:p>
-      <w:pPr>
-        <w:spacing w:line="336" w:lineRule="auto" w:after="180"/>
-      </w:pPr>
-      <w:r>
-        <w:rPr>
-          <w:b w:val="0"/>
-        </w:rPr>
-        <w:t xml:space="preserve">Validation rows are (1,1,clear),(0,0,blocked),(0,1,clear),(1,0,blocked). List tree </w:t>
-      </w:r>
-      <w:r>
-        <w:rPr>
-          <w:b/>
-        </w:rPr>
-        <w:t>prediction</w:t>
-      </w:r>
-      <w:r>
-        <w:rPr>
-          <w:b w:val="0"/>
-        </w:rPr>
-        <w:t xml:space="preserve">s and compare accuracy with the </w:t>
-      </w:r>
-      <w:r>
-        <w:rPr>
-          <w:b/>
-        </w:rPr>
-        <w:t>training</w:t>
-      </w:r>
-      <w:r>
-        <w:rPr>
-          <w:b w:val="0"/>
-        </w:rPr>
-        <w:t>-majority baseline.</w:t>
-      </w:r>
-    </w:p>
-    <w:p>
-      <w:pPr>
-        <w:pStyle w:val="Heading3"/>
-      </w:pPr>
-      <w:r>
-        <w:t>My reasoning and evidence</w:t>
-      </w:r>
-    </w:p>
-    <w:p>
-      <w:r>
-        <w:t>________________________________________________________________</w:t>
-      </w:r>
-    </w:p>
-    <w:p>
-      <w:r>
-        <w:t>________________________________________________________________</w:t>
-      </w:r>
-    </w:p>
-    <w:p>
-      <w:r>
-        <w:t>________________________________________________________________</w:t>
-      </w:r>
-    </w:p>
-    <w:p>
-      <w:r>
-        <w:t>________________________________________________________________</w:t>
-      </w:r>
-    </w:p>
-    <w:p>
-      <w:r>
-        <w:t>________________________________________________________________</w:t>
-      </w:r>
-    </w:p>
-    <w:p>
-      <w:r>
-        <w:t>________________________________________________________________</w:t>
-      </w:r>
-    </w:p>
-    <w:p>
-      <w:r>
-        <w:t>________________________________________________________________</w:t>
-      </w:r>
-    </w:p>
-    <w:p>
-      <w:r>
-        <w:t>________________________________________________________________</w:t>
-      </w:r>
-    </w:p>
-    <w:p>
-      <w:pPr>
-        <w:pStyle w:val="Heading1"/>
-      </w:pPr>
-      <w:r>
-        <w:t>16. W5 Audit a tie and a claim</w:t>
-      </w:r>
-    </w:p>
-    <w:p>
-      <w:r>
-        <w:t>Audit a tie and a claim. Apply the supplied Decision Trees facts and keep your reasoning.</w:t>
-      </w:r>
-    </w:p>
-    <w:p>
-      <w:pPr>
-        <w:spacing w:line="336" w:lineRule="auto" w:after="180"/>
-        <w:shd w:fill="F5F1FB"/>
-      </w:pPr>
-      <w:r>
-        <w:rPr>
-          <w:b w:val="0"/>
-        </w:rPr>
-        <w:t xml:space="preserve">If near and tall make the same </w:t>
-      </w:r>
-      <w:r>
-        <w:rPr>
-          <w:b/>
-        </w:rPr>
-        <w:t>training</w:t>
-      </w:r>
-      <w:r>
-        <w:rPr>
-          <w:b w:val="0"/>
-        </w:rPr>
-        <w:t xml:space="preserve"> error count, which question does this code retain and why? Does retaining that question prove it will be better on future trips?</w:t>
-      </w:r>
-    </w:p>
-    <w:p>
-      <w:pPr>
-        <w:pStyle w:val="Heading3"/>
-      </w:pPr>
-      <w:r>
-        <w:t>My reasoning and evidence</w:t>
-      </w:r>
-    </w:p>
-    <w:p>
-      <w:r>
-        <w:t>________________________________________________________________</w:t>
-      </w:r>
-    </w:p>
-    <w:p>
-      <w:r>
-        <w:t>________________________________________________________________</w:t>
-      </w:r>
-    </w:p>
-    <w:p>
-      <w:r>
-        <w:t>________________________________________________________________</w:t>
-      </w:r>
-    </w:p>
-    <w:p>
-      <w:r>
-        <w:t>________________________________________________________________</w:t>
-      </w:r>
-    </w:p>
-    <w:p>
-      <w:r>
-        <w:t>________________________________________________________________</w:t>
-      </w:r>
-    </w:p>
-    <w:p>
-      <w:r>
-        <w:t>________________________________________________________________</w:t>
-      </w:r>
-    </w:p>
-    <w:p>
-      <w:pPr>
-        <w:pStyle w:val="Heading1"/>
-      </w:pPr>
-      <w:r>
-        <w:t>17. Feedback, return check and learning record</w:t>
-      </w:r>
-    </w:p>
-    <w:p>
-      <w:r>
-        <w:t>Record the first repaired step and a different case to revisit after a delay.</w:t>
+        <w:t>17. Feedback · Repair and return</w:t>
+      </w:r>
+    </w:p>
+    <w:p>
+      <w:r>
+        <w:t>Keep the first attempt, the repair and a changed-case return.</w:t>
+      </w:r>
+    </w:p>
+    <w:p>
+      <w:pPr>
+        <w:pStyle w:val="Heading2"/>
+      </w:pPr>
+      <w:r>
+        <w:t>Your evidence record</w:t>
       </w:r>
     </w:p>
     <w:tbl>
@@ -1801,12 +921,957 @@
         <w:pStyle w:val="Heading1"/>
       </w:pPr>
       <w:r>
-        <w:t>18. Pictorial case practice: Decision Trees</w:t>
-      </w:r>
-    </w:p>
-    <w:p>
-      <w:r>
-        <w:t>A fictional toy classifier predicts whether a book needs an illustration label. Explain the labelled step before checking the changed condition.</w:t>
+        <w:t>10. Finish · Judge the evidence in your work</w:t>
+      </w:r>
+    </w:p>
+    <w:p>
+      <w:r>
+        <w:t>Point to work that supports your confidence level.</w:t>
+      </w:r>
+    </w:p>
+    <w:p>
+      <w:pPr>
+        <w:pStyle w:val="Heading2"/>
+      </w:pPr>
+      <w:r>
+        <w:t>Your evidence record</w:t>
+      </w:r>
+    </w:p>
+    <w:p>
+      <w:pPr>
+        <w:pStyle w:val="ListBullet"/>
+      </w:pPr>
+      <w:r>
+        <w:t>I can explain the mechanism.</w:t>
+      </w:r>
+    </w:p>
+    <w:p>
+      <w:pPr>
+        <w:pStyle w:val="ListBullet"/>
+      </w:pPr>
+      <w:r>
+        <w:t>I can show evidence.</w:t>
+      </w:r>
+    </w:p>
+    <w:p>
+      <w:pPr>
+        <w:pStyle w:val="ListBullet"/>
+      </w:pPr>
+      <w:r>
+        <w:t>I can handle a changed case.</w:t>
+      </w:r>
+    </w:p>
+    <w:p>
+      <w:pPr>
+        <w:pStyle w:val="ListBullet"/>
+      </w:pPr>
+      <w:r>
+        <w:t>I can name a limit.</w:t>
+      </w:r>
+    </w:p>
+    <w:p>
+      <w:r>
+        <w:t>Mark each as not yet, with help or independently, and attach supporting work.</w:t>
+      </w:r>
+    </w:p>
+    <w:p>
+      <w:pPr>
+        <w:spacing w:line="336" w:lineRule="auto" w:after="180"/>
+      </w:pPr>
+      <w:r>
+        <w:rPr>
+          <w:b w:val="0"/>
+        </w:rPr>
+        <w:t>Teacher review ____________________  Next step ____________________</w:t>
+      </w:r>
+    </w:p>
+    <w:p>
+      <w:pPr>
+        <w:pStyle w:val="Heading1"/>
+      </w:pPr>
+      <w:r>
+        <w:t>Reference bank and extra practice</w:t>
+      </w:r>
+    </w:p>
+    <w:p>
+      <w:pPr>
+        <w:pStyle w:val="Heading1"/>
+      </w:pPr>
+      <w:r>
+        <w:t>02. Reference · Supported W2 record</w:t>
+      </w:r>
+    </w:p>
+    <w:p>
+      <w:r>
+        <w:t>This is the same W2 attempt. Keep one response record.</w:t>
+      </w:r>
+    </w:p>
+    <w:p>
+      <w:pPr>
+        <w:pStyle w:val="Heading2"/>
+      </w:pPr>
+      <w:r>
+        <w:t>Use this when helpful</w:t>
+      </w:r>
+    </w:p>
+    <w:p>
+      <w:pPr>
+        <w:spacing w:line="336" w:lineRule="auto" w:after="180"/>
+      </w:pPr>
+      <w:r>
+        <w:rPr>
+          <w:b w:val="0"/>
+        </w:rPr>
+        <w:t xml:space="preserve">Use W2: Verify the candidate scores for </w:t>
+      </w:r>
+      <w:r>
+        <w:rPr>
+          <w:b/>
+        </w:rPr>
+        <w:t>Fitting</w:t>
+      </w:r>
+      <w:r>
+        <w:rPr>
+          <w:b w:val="0"/>
+        </w:rPr>
+        <w:t xml:space="preserve"> a </w:t>
+      </w:r>
+      <w:r>
+        <w:rPr>
+          <w:b/>
+        </w:rPr>
+        <w:t>decision tree</w:t>
+      </w:r>
+      <w:r>
+        <w:rPr>
+          <w:b w:val="0"/>
+        </w:rPr>
+        <w:t>. Record the answer once; the lesson and workbook refer to the same attempt.</w:t>
+      </w:r>
+    </w:p>
+    <w:tbl>
+      <w:tblPr>
+        <w:tblStyle w:val="LightShading-Accent1"/>
+        <w:tblW w:type="auto" w:w="0"/>
+        <w:tblLook w:firstColumn="1" w:firstRow="1" w:lastColumn="0" w:lastRow="0" w:noHBand="0" w:noVBand="1" w:val="04A0"/>
+      </w:tblPr>
+      <w:tblGrid>
+        <w:gridCol w:w="2556"/>
+        <w:gridCol w:w="2556"/>
+        <w:gridCol w:w="2556"/>
+        <w:gridCol w:w="2556"/>
+      </w:tblGrid>
+      <w:tr>
+        <w:trPr>
+          <w:tblHeader/>
+        </w:trPr>
+        <w:tc>
+          <w:tcPr>
+            <w:tcW w:type="dxa" w:w="2556"/>
+          </w:tcPr>
+          <w:p>
+            <w:r>
+              <w:t>Given inputs</w:t>
+            </w:r>
+          </w:p>
+        </w:tc>
+        <w:tc>
+          <w:tcPr>
+            <w:tcW w:type="dxa" w:w="2556"/>
+          </w:tcPr>
+          <w:p>
+            <w:r>
+              <w:t>Procedure I chose</w:t>
+            </w:r>
+          </w:p>
+        </w:tc>
+        <w:tc>
+          <w:tcPr>
+            <w:tcW w:type="dxa" w:w="2556"/>
+          </w:tcPr>
+          <w:p>
+            <w:r>
+              <w:t>Middle steps</w:t>
+            </w:r>
+          </w:p>
+        </w:tc>
+        <w:tc>
+          <w:tcPr>
+            <w:tcW w:type="dxa" w:w="2556"/>
+          </w:tcPr>
+          <w:p>
+            <w:r>
+              <w:t>Result and check</w:t>
+            </w:r>
+          </w:p>
+        </w:tc>
+      </w:tr>
+      <w:tr>
+        <w:tc>
+          <w:tcPr>
+            <w:tcW w:type="dxa" w:w="2556"/>
+          </w:tcPr>
+          <w:p>
+            <w:r/>
+          </w:p>
+        </w:tc>
+        <w:tc>
+          <w:tcPr>
+            <w:tcW w:type="dxa" w:w="2556"/>
+          </w:tcPr>
+          <w:p>
+            <w:r/>
+          </w:p>
+        </w:tc>
+        <w:tc>
+          <w:tcPr>
+            <w:tcW w:type="dxa" w:w="2556"/>
+          </w:tcPr>
+          <w:p>
+            <w:r/>
+          </w:p>
+        </w:tc>
+        <w:tc>
+          <w:tcPr>
+            <w:tcW w:type="dxa" w:w="2556"/>
+          </w:tcPr>
+          <w:p>
+            <w:r/>
+          </w:p>
+        </w:tc>
+      </w:tr>
+    </w:tbl>
+    <w:p>
+      <w:pPr>
+        <w:pStyle w:val="Heading3"/>
+      </w:pPr>
+      <w:r>
+        <w:t>The step I completed without help, and the hint I needed</w:t>
+      </w:r>
+    </w:p>
+    <w:p>
+      <w:r>
+        <w:t>________________________________________________________________</w:t>
+      </w:r>
+    </w:p>
+    <w:p>
+      <w:r>
+        <w:t>________________________________________________________________</w:t>
+      </w:r>
+    </w:p>
+    <w:p>
+      <w:r>
+        <w:t>________________________________________________________________</w:t>
+      </w:r>
+    </w:p>
+    <w:p>
+      <w:pPr>
+        <w:pStyle w:val="Heading1"/>
+      </w:pPr>
+      <w:r>
+        <w:t>03. Extra practice · Repair the explanation</w:t>
+      </w:r>
+    </w:p>
+    <w:p>
+      <w:r>
+        <w:t>Explain the deciding fact before discussing the answer.</w:t>
+      </w:r>
+    </w:p>
+    <w:p>
+      <w:pPr>
+        <w:pStyle w:val="Heading2"/>
+      </w:pPr>
+      <w:r>
+        <w:t>Use this when helpful</w:t>
+      </w:r>
+    </w:p>
+    <w:p>
+      <w:pPr>
+        <w:spacing w:line="336" w:lineRule="auto" w:after="180"/>
+      </w:pPr>
+      <w:r>
+        <w:rPr>
+          <w:b w:val="0"/>
+        </w:rPr>
+        <w:t xml:space="preserve">Use the worked case for </w:t>
+      </w:r>
+      <w:r>
+        <w:rPr>
+          <w:b/>
+        </w:rPr>
+        <w:t>Fitting</w:t>
+      </w:r>
+      <w:r>
+        <w:rPr>
+          <w:b w:val="0"/>
+        </w:rPr>
+        <w:t xml:space="preserve"> a </w:t>
+      </w:r>
+      <w:r>
+        <w:rPr>
+          <w:b/>
+        </w:rPr>
+        <w:t>decision tree</w:t>
+      </w:r>
+      <w:r>
+        <w:rPr>
+          <w:b w:val="0"/>
+        </w:rPr>
+        <w:t xml:space="preserve">. Proposed explanation: “A near </w:t>
+      </w:r>
+      <w:r>
+        <w:rPr>
+          <w:b/>
+        </w:rPr>
+        <w:t>branch</w:t>
+      </w:r>
+      <w:r>
+        <w:rPr>
+          <w:b w:val="0"/>
+        </w:rPr>
+        <w:t xml:space="preserve"> must predict blocked”. Decide whether this explanation is supported.</w:t>
+      </w:r>
+    </w:p>
+    <w:p>
+      <w:pPr>
+        <w:spacing w:line="336" w:lineRule="auto" w:after="180"/>
+      </w:pPr>
+      <w:r>
+        <w:rPr>
+          <w:b w:val="0"/>
+        </w:rPr>
+        <w:t>Point to the step or supplied fact that decides; explain your repair if needed.</w:t>
+      </w:r>
+    </w:p>
+    <w:p>
+      <w:pPr>
+        <w:pStyle w:val="Heading3"/>
+      </w:pPr>
+      <w:r>
+        <w:t>My explanation before partner discussion</w:t>
+      </w:r>
+    </w:p>
+    <w:p>
+      <w:r>
+        <w:t>________________________________________________________________</w:t>
+      </w:r>
+    </w:p>
+    <w:p>
+      <w:r>
+        <w:t>________________________________________________________________</w:t>
+      </w:r>
+    </w:p>
+    <w:p>
+      <w:r>
+        <w:t>________________________________________________________________</w:t>
+      </w:r>
+    </w:p>
+    <w:p>
+      <w:r>
+        <w:t>________________________________________________________________</w:t>
+      </w:r>
+    </w:p>
+    <w:p>
+      <w:pPr>
+        <w:pStyle w:val="Heading1"/>
+      </w:pPr>
+      <w:r>
+        <w:t>05. Reference · Original learning target</w:t>
+      </w:r>
+    </w:p>
+    <w:p>
+      <w:r>
+        <w:t>Use this target to inspect an explanation.</w:t>
+      </w:r>
+    </w:p>
+    <w:p>
+      <w:pPr>
+        <w:pStyle w:val="Heading2"/>
+      </w:pPr>
+      <w:r>
+        <w:t>Use this when helpful</w:t>
+      </w:r>
+    </w:p>
+    <w:p>
+      <w:pPr>
+        <w:spacing w:line="336" w:lineRule="auto" w:after="180"/>
+      </w:pPr>
+      <w:r>
+        <w:rPr>
+          <w:b w:val="0"/>
+        </w:rPr>
+        <w:t>Build a tree for science books: first ask science?; then, for yes, pages&lt;=100? Trace science/100 and history/70. What should happen to science with missing pages?</w:t>
+      </w:r>
+    </w:p>
+    <w:p>
+      <w:pPr>
+        <w:pStyle w:val="Heading1"/>
+      </w:pPr>
+      <w:r>
+        <w:t>06. Extra practice · A complete case</w:t>
+      </w:r>
+    </w:p>
+    <w:p>
+      <w:r>
+        <w:t>Try the question before checking the worked explanation.</w:t>
+      </w:r>
+    </w:p>
+    <w:p>
+      <w:pPr>
+        <w:pStyle w:val="Heading2"/>
+      </w:pPr>
+      <w:r>
+        <w:t>Use this when helpful</w:t>
+      </w:r>
+    </w:p>
+    <w:p>
+      <w:pPr>
+        <w:spacing w:line="336" w:lineRule="auto" w:after="180"/>
+      </w:pPr>
+      <w:r>
+        <w:rPr>
+          <w:b w:val="0"/>
+        </w:rPr>
+        <w:t>First ask animal book? If no, Other. If yes, ask pages&lt;100; yes gives Short Animal, no gives Longer Animal.</w:t>
+      </w:r>
+    </w:p>
+    <w:p>
+      <w:pPr>
+        <w:spacing w:line="336" w:lineRule="auto" w:after="180"/>
+      </w:pPr>
+      <w:r>
+        <w:rPr>
+          <w:b w:val="0"/>
+        </w:rPr>
+        <w:t>Trace 90-page animal and science books.</w:t>
+      </w:r>
+    </w:p>
+    <w:p>
+      <w:pPr>
+        <w:spacing w:line="336" w:lineRule="auto" w:after="180"/>
+      </w:pPr>
+      <w:r>
+        <w:rPr>
+          <w:b w:val="0"/>
+        </w:rPr>
+        <w:t xml:space="preserve">Show your trace, calculation or </w:t>
+      </w:r>
+      <w:r>
+        <w:rPr>
+          <w:b/>
+        </w:rPr>
+        <w:t>evidence</w:t>
+      </w:r>
+    </w:p>
+    <w:p>
+      <w:pPr>
+        <w:pStyle w:val="Heading3"/>
+      </w:pPr>
+      <w:r>
+        <w:t>Write or draw your reasoning and evidence.</w:t>
+      </w:r>
+    </w:p>
+    <w:p>
+      <w:r>
+        <w:t>________________________________________________________________</w:t>
+      </w:r>
+    </w:p>
+    <w:p>
+      <w:r>
+        <w:t>________________________________________________________________</w:t>
+      </w:r>
+    </w:p>
+    <w:p>
+      <w:r>
+        <w:t>________________________________________________________________</w:t>
+      </w:r>
+    </w:p>
+    <w:p>
+      <w:r>
+        <w:t>________________________________________________________________</w:t>
+      </w:r>
+    </w:p>
+    <w:p>
+      <w:r>
+        <w:t>________________________________________________________________</w:t>
+      </w:r>
+    </w:p>
+    <w:p>
+      <w:pPr>
+        <w:pStyle w:val="Heading1"/>
+      </w:pPr>
+      <w:r>
+        <w:t>07. Extra practice · A changed case</w:t>
+      </w:r>
+    </w:p>
+    <w:p>
+      <w:r>
+        <w:t>Keep this practice separate from the reserved independent attempt.</w:t>
+      </w:r>
+    </w:p>
+    <w:p>
+      <w:pPr>
+        <w:pStyle w:val="Heading2"/>
+      </w:pPr>
+      <w:r>
+        <w:t>Use this when helpful</w:t>
+      </w:r>
+    </w:p>
+    <w:p>
+      <w:pPr>
+        <w:spacing w:line="336" w:lineRule="auto" w:after="180"/>
+      </w:pPr>
+      <w:r>
+        <w:rPr>
+          <w:b w:val="0"/>
+        </w:rPr>
+        <w:t>A tree asks topic is space, then pages at most 60. A space book has 70 pages. Trace both answers and explain why you cannot stop at the first question.</w:t>
+      </w:r>
+    </w:p>
+    <w:p>
+      <w:pPr>
+        <w:spacing w:line="336" w:lineRule="auto" w:after="180"/>
+      </w:pPr>
+      <w:r>
+        <w:rPr>
+          <w:b w:val="0"/>
+        </w:rPr>
+        <w:t>My practice answer and reason</w:t>
+      </w:r>
+    </w:p>
+    <w:p>
+      <w:pPr>
+        <w:pStyle w:val="Heading3"/>
+      </w:pPr>
+      <w:r>
+        <w:t>Write or draw your reasoning and evidence.</w:t>
+      </w:r>
+    </w:p>
+    <w:p>
+      <w:r>
+        <w:t>________________________________________________________________</w:t>
+      </w:r>
+    </w:p>
+    <w:p>
+      <w:r>
+        <w:t>________________________________________________________________</w:t>
+      </w:r>
+    </w:p>
+    <w:p>
+      <w:r>
+        <w:t>________________________________________________________________</w:t>
+      </w:r>
+    </w:p>
+    <w:p>
+      <w:r>
+        <w:t>________________________________________________________________</w:t>
+      </w:r>
+    </w:p>
+    <w:p>
+      <w:r>
+        <w:t>________________________________________________________________</w:t>
+      </w:r>
+    </w:p>
+    <w:p>
+      <w:pPr>
+        <w:pStyle w:val="Heading3"/>
+      </w:pPr>
+      <w:r>
+        <w:t>Week 14 Test and reflect</w:t>
+      </w:r>
+    </w:p>
+    <w:p>
+      <w:pPr>
+        <w:pStyle w:val="Heading1"/>
+      </w:pPr>
+      <w:r>
+        <w:t>08. Extra practice · Design a revealing test</w:t>
+      </w:r>
+    </w:p>
+    <w:p>
+      <w:r>
+        <w:t>Predict before tracing or testing.</w:t>
+      </w:r>
+    </w:p>
+    <w:p>
+      <w:pPr>
+        <w:pStyle w:val="Heading2"/>
+      </w:pPr>
+      <w:r>
+        <w:t>Use this when helpful</w:t>
+      </w:r>
+    </w:p>
+    <w:p>
+      <w:pPr>
+        <w:spacing w:line="336" w:lineRule="auto" w:after="180"/>
+      </w:pPr>
+      <w:r>
+        <w:rPr>
+          <w:b w:val="0"/>
+        </w:rPr>
+        <w:t xml:space="preserve">Create a changed </w:t>
+      </w:r>
+      <w:r>
+        <w:rPr>
+          <w:b/>
+        </w:rPr>
+        <w:t>input</w:t>
+      </w:r>
+      <w:r>
+        <w:rPr>
+          <w:b w:val="0"/>
+        </w:rPr>
+        <w:t>, boundary case or missing-information case. Write the expected answer or safe response before testing.</w:t>
+      </w:r>
+    </w:p>
+    <w:tbl>
+      <w:tblPr>
+        <w:tblStyle w:val="LightShading-Accent1"/>
+        <w:tblW w:type="auto" w:w="0"/>
+        <w:tblLook w:firstColumn="1" w:firstRow="1" w:lastColumn="0" w:lastRow="0" w:noHBand="0" w:noVBand="1" w:val="04A0"/>
+      </w:tblPr>
+      <w:tblGrid>
+        <w:gridCol w:w="5112"/>
+        <w:gridCol w:w="5112"/>
+      </w:tblGrid>
+      <w:tr>
+        <w:trPr>
+          <w:tblHeader/>
+        </w:trPr>
+        <w:tc>
+          <w:tcPr>
+            <w:tcW w:type="dxa" w:w="5112"/>
+          </w:tcPr>
+          <w:p>
+            <w:r>
+              <w:t>Test record</w:t>
+            </w:r>
+          </w:p>
+        </w:tc>
+        <w:tc>
+          <w:tcPr>
+            <w:tcW w:type="dxa" w:w="5112"/>
+          </w:tcPr>
+          <w:p>
+            <w:r>
+              <w:t>My evidence</w:t>
+            </w:r>
+          </w:p>
+        </w:tc>
+      </w:tr>
+      <w:tr>
+        <w:tc>
+          <w:tcPr>
+            <w:tcW w:type="dxa" w:w="5112"/>
+          </w:tcPr>
+          <w:p>
+            <w:r>
+              <w:t>Changed input or condition</w:t>
+            </w:r>
+          </w:p>
+        </w:tc>
+        <w:tc>
+          <w:tcPr>
+            <w:tcW w:type="dxa" w:w="5112"/>
+          </w:tcPr>
+          <w:p>
+            <w:r/>
+          </w:p>
+        </w:tc>
+      </w:tr>
+      <w:tr>
+        <w:tc>
+          <w:tcPr>
+            <w:tcW w:type="dxa" w:w="5112"/>
+          </w:tcPr>
+          <w:p>
+            <w:r>
+              <w:t>Expected answer or fallback</w:t>
+            </w:r>
+          </w:p>
+        </w:tc>
+        <w:tc>
+          <w:tcPr>
+            <w:tcW w:type="dxa" w:w="5112"/>
+          </w:tcPr>
+          <w:p>
+            <w:r/>
+          </w:p>
+        </w:tc>
+      </w:tr>
+      <w:tr>
+        <w:tc>
+          <w:tcPr>
+            <w:tcW w:type="dxa" w:w="5112"/>
+          </w:tcPr>
+          <w:p>
+            <w:r>
+              <w:t>Observed result</w:t>
+            </w:r>
+          </w:p>
+        </w:tc>
+        <w:tc>
+          <w:tcPr>
+            <w:tcW w:type="dxa" w:w="5112"/>
+          </w:tcPr>
+          <w:p>
+            <w:r/>
+          </w:p>
+        </w:tc>
+      </w:tr>
+      <w:tr>
+        <w:tc>
+          <w:tcPr>
+            <w:tcW w:type="dxa" w:w="5112"/>
+          </w:tcPr>
+          <w:p>
+            <w:r>
+              <w:t>Why the result occurred</w:t>
+            </w:r>
+          </w:p>
+        </w:tc>
+        <w:tc>
+          <w:tcPr>
+            <w:tcW w:type="dxa" w:w="5112"/>
+          </w:tcPr>
+          <w:p>
+            <w:r/>
+          </w:p>
+        </w:tc>
+      </w:tr>
+    </w:tbl>
+    <w:p>
+      <w:pPr>
+        <w:pStyle w:val="Heading1"/>
+      </w:pPr>
+      <w:r>
+        <w:t>11. Reference · Original target response space</w:t>
+      </w:r>
+    </w:p>
+    <w:p>
+      <w:r>
+        <w:t>This teaching case is practice rather than a fresh assessment.</w:t>
+      </w:r>
+    </w:p>
+    <w:p>
+      <w:pPr>
+        <w:pStyle w:val="Heading2"/>
+      </w:pPr>
+      <w:r>
+        <w:t>Use this when helpful</w:t>
+      </w:r>
+    </w:p>
+    <w:p>
+      <w:pPr>
+        <w:spacing w:line="336" w:lineRule="auto" w:after="180"/>
+      </w:pPr>
+      <w:r>
+        <w:rPr>
+          <w:b w:val="0"/>
+        </w:rPr>
+        <w:t>Build a tree for science books: first ask science?; then, for yes, pages&lt;=100? Trace science/100 and history/70. What should happen to science with missing pages?</w:t>
+      </w:r>
+    </w:p>
+    <w:p>
+      <w:pPr>
+        <w:pStyle w:val="Heading3"/>
+      </w:pPr>
+      <w:r>
+        <w:t>My explanation after practice</w:t>
+      </w:r>
+    </w:p>
+    <w:p>
+      <w:r>
+        <w:t>________________________________________________________________</w:t>
+      </w:r>
+    </w:p>
+    <w:p>
+      <w:r>
+        <w:t>________________________________________________________________</w:t>
+      </w:r>
+    </w:p>
+    <w:p>
+      <w:r>
+        <w:t>________________________________________________________________</w:t>
+      </w:r>
+    </w:p>
+    <w:p>
+      <w:r>
+        <w:t>________________________________________________________________</w:t>
+      </w:r>
+    </w:p>
+    <w:p>
+      <w:r>
+        <w:t>________________________________________________________________</w:t>
+      </w:r>
+    </w:p>
+    <w:p>
+      <w:r>
+        <w:t>________________________________________________________________</w:t>
+      </w:r>
+    </w:p>
+    <w:p>
+      <w:r>
+        <w:t>________________________________________________________________</w:t>
+      </w:r>
+    </w:p>
+    <w:p>
+      <w:pPr>
+        <w:spacing w:line="336" w:lineRule="auto" w:after="180"/>
+      </w:pPr>
+      <w:r>
+        <w:rPr>
+          <w:b w:val="0"/>
+        </w:rPr>
+        <w:t>Record support used: none, hint or teacher explanation.</w:t>
+      </w:r>
+    </w:p>
+    <w:p>
+      <w:pPr>
+        <w:pStyle w:val="Heading1"/>
+      </w:pPr>
+      <w:r>
+        <w:t>15. Reference · Independent-case response copy</w:t>
+      </w:r>
+    </w:p>
+    <w:p>
+      <w:r>
+        <w:t>This duplicates W4. Reuse the same first-attempt record.</w:t>
+      </w:r>
+    </w:p>
+    <w:p>
+      <w:pPr>
+        <w:pStyle w:val="Heading2"/>
+      </w:pPr>
+      <w:r>
+        <w:t>Use this when helpful</w:t>
+      </w:r>
+    </w:p>
+    <w:p>
+      <w:pPr>
+        <w:spacing w:line="336" w:lineRule="auto" w:after="180"/>
+      </w:pPr>
+      <w:r>
+        <w:rPr>
+          <w:b w:val="0"/>
+        </w:rPr>
+        <w:t xml:space="preserve">New </w:t>
+      </w:r>
+      <w:r>
+        <w:rPr>
+          <w:b/>
+        </w:rPr>
+        <w:t>training</w:t>
+      </w:r>
+      <w:r>
+        <w:rPr>
+          <w:b w:val="0"/>
+        </w:rPr>
+        <w:t xml:space="preserve"> rows (near,tall,label) are (1,0,clear),(1,1,clear),(1,0,clear),(0,1,blocked),(0,0,blocked),(0,1,clear). Use the same candidate order and tie policies. Give both candidates’ leaves and errors, then select the tree.</w:t>
+      </w:r>
+    </w:p>
+    <w:p>
+      <w:pPr>
+        <w:spacing w:line="336" w:lineRule="auto" w:after="180"/>
+      </w:pPr>
+      <w:r>
+        <w:rPr>
+          <w:b w:val="0"/>
+        </w:rPr>
+        <w:t xml:space="preserve">Validation rows are (1,1,clear),(0,0,blocked),(0,1,clear),(1,0,blocked). List tree </w:t>
+      </w:r>
+      <w:r>
+        <w:rPr>
+          <w:b/>
+        </w:rPr>
+        <w:t>prediction</w:t>
+      </w:r>
+      <w:r>
+        <w:rPr>
+          <w:b w:val="0"/>
+        </w:rPr>
+        <w:t xml:space="preserve">s and compare accuracy with the </w:t>
+      </w:r>
+      <w:r>
+        <w:rPr>
+          <w:b/>
+        </w:rPr>
+        <w:t>training</w:t>
+      </w:r>
+      <w:r>
+        <w:rPr>
+          <w:b w:val="0"/>
+        </w:rPr>
+        <w:t>-majority baseline.</w:t>
+      </w:r>
+    </w:p>
+    <w:p>
+      <w:pPr>
+        <w:pStyle w:val="Heading3"/>
+      </w:pPr>
+      <w:r>
+        <w:t>My reasoning and evidence</w:t>
+      </w:r>
+    </w:p>
+    <w:p>
+      <w:r>
+        <w:t>________________________________________________________________</w:t>
+      </w:r>
+    </w:p>
+    <w:p>
+      <w:r>
+        <w:t>________________________________________________________________</w:t>
+      </w:r>
+    </w:p>
+    <w:p>
+      <w:r>
+        <w:t>________________________________________________________________</w:t>
+      </w:r>
+    </w:p>
+    <w:p>
+      <w:r>
+        <w:t>________________________________________________________________</w:t>
+      </w:r>
+    </w:p>
+    <w:p>
+      <w:r>
+        <w:t>________________________________________________________________</w:t>
+      </w:r>
+    </w:p>
+    <w:p>
+      <w:r>
+        <w:t>________________________________________________________________</w:t>
+      </w:r>
+    </w:p>
+    <w:p>
+      <w:r>
+        <w:t>________________________________________________________________</w:t>
+      </w:r>
+    </w:p>
+    <w:p>
+      <w:r>
+        <w:t>________________________________________________________________</w:t>
+      </w:r>
+    </w:p>
+    <w:p>
+      <w:pPr>
+        <w:pStyle w:val="Heading1"/>
+      </w:pPr>
+      <w:r>
+        <w:t>18. Extra practice · Use the worked picture</w:t>
+      </w:r>
+    </w:p>
+    <w:p>
+      <w:r>
+        <w:t>Keep the explanation and the support you used.</w:t>
+      </w:r>
+    </w:p>
+    <w:p>
+      <w:pPr>
+        <w:pStyle w:val="Heading2"/>
+      </w:pPr>
+      <w:r>
+        <w:t>Use this when helpful</w:t>
       </w:r>
     </w:p>
     <w:p>
@@ -1935,7 +2000,6 @@
     <w:p>
       <w:pPr>
         <w:spacing w:line="336" w:lineRule="auto" w:after="180"/>
-        <w:shd w:fill="F5F1FB"/>
       </w:pPr>
       <w:r>
         <w:rPr>
@@ -1996,16 +2060,7 @@
     </w:p>
     <w:p>
       <w:pPr>
-        <w:pStyle w:val="Heading3"/>
-      </w:pPr>
-      <w:r>
-        <w:t>Record the help used</w:t>
-      </w:r>
-    </w:p>
-    <w:p>
-      <w:pPr>
         <w:spacing w:line="336" w:lineRule="auto" w:after="180"/>
-        <w:shd w:fill="F1F6F8"/>
       </w:pPr>
       <w:r>
         <w:rPr>
@@ -2066,12 +2121,20 @@
         <w:pStyle w:val="Heading1"/>
       </w:pPr>
       <w:r>
-        <w:t>19. Project portfolio milestone</w:t>
-      </w:r>
-    </w:p>
-    <w:p>
-      <w:r>
-        <w:t>Keep this week’s input, deciding step, result and limit together in the Transparent Book Recommender record.</w:t>
+        <w:t>19. Reference · Project portfolio record</w:t>
+      </w:r>
+    </w:p>
+    <w:p>
+      <w:r>
+        <w:t>Extend your main project response when helpful.</w:t>
+      </w:r>
+    </w:p>
+    <w:p>
+      <w:pPr>
+        <w:pStyle w:val="Heading2"/>
+      </w:pPr>
+      <w:r>
+        <w:t>Use this when helpful</w:t>
       </w:r>
     </w:p>
     <w:p>
@@ -2285,12 +2348,557 @@
         <w:pStyle w:val="Heading1"/>
       </w:pPr>
       <w:r>
-        <w:t>20. Supported practice and learning evidence</w:t>
-      </w:r>
-    </w:p>
-    <w:p>
-      <w:r>
-        <w:t>Try the supported questions before comparing with hints and feedback. Record what you repaired and the evidence you retained.</w:t>
+        <w:t>20. Extra practice: pictures, repair and feedback</w:t>
+      </w:r>
+    </w:p>
+    <w:p>
+      <w:r>
+        <w:t>Attempt each question before opening its explanation. Use one browser or paper copy.</w:t>
+      </w:r>
+    </w:p>
+    <w:p>
+      <w:pPr>
+        <w:pStyle w:val="Heading2"/>
+      </w:pPr>
+      <w:r>
+        <w:t>First supported question</w:t>
+      </w:r>
+    </w:p>
+    <w:p>
+      <w:pPr>
+        <w:pStyle w:val="ListBullet"/>
+      </w:pPr>
+      <w:r>
+        <w:t>A fictional toy classifier predicts whether a book needs an illustration label.</w:t>
+      </w:r>
+    </w:p>
+    <w:p>
+      <w:pPr>
+        <w:pStyle w:val="Heading3"/>
+      </w:pPr>
+      <w:r>
+        <w:t>Practice 1: explain the deciding evidence</w:t>
+      </w:r>
+    </w:p>
+    <w:p>
+      <w:pPr>
+        <w:pStyle w:val="ListBullet"/>
+      </w:pPr>
+      <w:r>
+        <w:t>Which labelled step matches this detail? A new (1,0) row follows diagram=0 and predicts No.</w:t>
+      </w:r>
+    </w:p>
+    <w:p>
+      <w:pPr>
+        <w:pStyle w:val="ListBullet"/>
+      </w:pPr>
+      <w:r>
+        <w:t>1. Select tree</w:t>
+      </w:r>
+    </w:p>
+    <w:p>
+      <w:pPr>
+        <w:pStyle w:val="ListBullet"/>
+      </w:pPr>
+      <w:r>
+        <w:t>2. Diagram candidate</w:t>
+      </w:r>
+    </w:p>
+    <w:p>
+      <w:pPr>
+        <w:pStyle w:val="ListBullet"/>
+      </w:pPr>
+      <w:r>
+        <w:t>3. Colour candidate</w:t>
+      </w:r>
+    </w:p>
+    <w:p>
+      <w:pPr>
+        <w:pStyle w:val="ListBullet"/>
+      </w:pPr>
+      <w:r>
+        <w:t>4. Apply new input</w:t>
+      </w:r>
+    </w:p>
+    <w:p>
+      <w:pPr>
+        <w:pStyle w:val="Heading3"/>
+      </w:pPr>
+      <w:r>
+        <w:t>My selected conclusion, deciding fact and explanation</w:t>
+      </w:r>
+    </w:p>
+    <w:p>
+      <w:r>
+        <w:t>________________________________________________________________</w:t>
+      </w:r>
+    </w:p>
+    <w:p>
+      <w:r>
+        <w:t>________________________________________________________________</w:t>
+      </w:r>
+    </w:p>
+    <w:p>
+      <w:r>
+        <w:t>________________________________________________________________</w:t>
+      </w:r>
+    </w:p>
+    <w:p>
+      <w:r>
+        <w:t>________________________________________________________________</w:t>
+      </w:r>
+    </w:p>
+    <w:p>
+      <w:r>
+        <w:t>________________________________________________________________</w:t>
+      </w:r>
+    </w:p>
+    <w:p>
+      <w:pPr>
+        <w:pStyle w:val="ListBullet"/>
+      </w:pPr>
+      <w:r>
+        <w:t>Hint if needed: Read the steps in the pictorial case. Match the supplied detail to the stage that performs or records it.</w:t>
+      </w:r>
+    </w:p>
+    <w:p>
+      <w:pPr>
+        <w:pStyle w:val="Heading2"/>
+      </w:pPr>
+      <w:r>
+        <w:t>Check the first explanation · reference / check after trying</w:t>
+      </w:r>
+    </w:p>
+    <w:p>
+      <w:pPr>
+        <w:spacing w:line="336" w:lineRule="auto" w:after="180"/>
+      </w:pPr>
+      <w:r>
+        <w:rPr>
+          <w:b w:val="0"/>
+        </w:rPr>
+        <w:t xml:space="preserve">After your attempt, compare with the supported explanation: Apply new </w:t>
+      </w:r>
+      <w:r>
+        <w:rPr>
+          <w:b/>
+        </w:rPr>
+        <w:t>input</w:t>
+      </w:r>
+      <w:r>
+        <w:rPr>
+          <w:b w:val="0"/>
+        </w:rPr>
+        <w:t xml:space="preserve"> A new (1,0) row follows diagram=0 and predicts No. A question becomes a fitted tree only after its leaves and selection procedure are specified.</w:t>
+      </w:r>
+    </w:p>
+    <w:p>
+      <w:pPr>
+        <w:spacing w:line="336" w:lineRule="auto" w:after="180"/>
+      </w:pPr>
+      <w:r>
+        <w:rPr>
+          <w:b w:val="0"/>
+        </w:rPr>
+        <w:t xml:space="preserve">The </w:t>
+      </w:r>
+      <w:r>
+        <w:rPr>
+          <w:b/>
+        </w:rPr>
+        <w:t>training</w:t>
+      </w:r>
+      <w:r>
+        <w:rPr>
+          <w:b w:val="0"/>
+        </w:rPr>
+        <w:t xml:space="preserve"> comparison prefers the feature that separates these labels. </w:t>
+      </w:r>
+      <w:r>
+        <w:rPr>
+          <w:b/>
+        </w:rPr>
+        <w:t>Prediction</w:t>
+      </w:r>
+      <w:r>
+        <w:rPr>
+          <w:b w:val="0"/>
+        </w:rPr>
+        <w:t xml:space="preserve"> follows the selected question; it does not reselect the tree using a new case’s answer.</w:t>
+      </w:r>
+    </w:p>
+    <w:p>
+      <w:pPr>
+        <w:spacing w:line="336" w:lineRule="auto" w:after="180"/>
+      </w:pPr>
+      <w:r>
+        <w:rPr>
+          <w:b w:val="0"/>
+        </w:rPr>
+        <w:t>Save candidate leaves and errors so the choice can be repeated.</w:t>
+      </w:r>
+    </w:p>
+    <w:p>
+      <w:pPr>
+        <w:pStyle w:val="Heading2"/>
+      </w:pPr>
+      <w:r>
+        <w:t>Changed-case question</w:t>
+      </w:r>
+    </w:p>
+    <w:p>
+      <w:pPr>
+        <w:pStyle w:val="Heading3"/>
+      </w:pPr>
+      <w:r>
+        <w:t>Practice 2: explain the deciding evidence</w:t>
+      </w:r>
+    </w:p>
+    <w:p>
+      <w:pPr>
+        <w:pStyle w:val="ListBullet"/>
+      </w:pPr>
+      <w:r>
+        <w:t>Changed-case practice: New input becomes (0,1). Which conclusion is supported by the supplied facts?</w:t>
+      </w:r>
+    </w:p>
+    <w:p>
+      <w:pPr>
+        <w:pStyle w:val="ListBullet"/>
+      </w:pPr>
+      <w:r>
+        <w:t>1. The fitted tree predicts Yes.</w:t>
+      </w:r>
+    </w:p>
+    <w:p>
+      <w:pPr>
+        <w:pStyle w:val="ListBullet"/>
+      </w:pPr>
+      <w:r>
+        <w:t>2. This one example guarantees correct results for every future input.</w:t>
+      </w:r>
+    </w:p>
+    <w:p>
+      <w:pPr>
+        <w:pStyle w:val="ListBullet"/>
+      </w:pPr>
+      <w:r>
+        <w:t>3. We can decide the result without examining the changed input or the procedure.</w:t>
+      </w:r>
+    </w:p>
+    <w:p>
+      <w:pPr>
+        <w:pStyle w:val="Heading3"/>
+      </w:pPr>
+      <w:r>
+        <w:t>My selected conclusion, deciding fact and explanation</w:t>
+      </w:r>
+    </w:p>
+    <w:p>
+      <w:r>
+        <w:t>________________________________________________________________</w:t>
+      </w:r>
+    </w:p>
+    <w:p>
+      <w:r>
+        <w:t>________________________________________________________________</w:t>
+      </w:r>
+    </w:p>
+    <w:p>
+      <w:r>
+        <w:t>________________________________________________________________</w:t>
+      </w:r>
+    </w:p>
+    <w:p>
+      <w:r>
+        <w:t>________________________________________________________________</w:t>
+      </w:r>
+    </w:p>
+    <w:p>
+      <w:r>
+        <w:t>________________________________________________________________</w:t>
+      </w:r>
+    </w:p>
+    <w:p>
+      <w:pPr>
+        <w:pStyle w:val="ListBullet"/>
+      </w:pPr>
+      <w:r>
+        <w:t>Hint if needed: Use the changed condition and the deciding step in the pictorial trace. The answer must say what follows from those facts.</w:t>
+      </w:r>
+    </w:p>
+    <w:p>
+      <w:pPr>
+        <w:pStyle w:val="Heading2"/>
+      </w:pPr>
+      <w:r>
+        <w:t>Check the changed case · reference / check after trying</w:t>
+      </w:r>
+    </w:p>
+    <w:p>
+      <w:pPr>
+        <w:spacing w:line="336" w:lineRule="auto" w:after="180"/>
+      </w:pPr>
+      <w:r>
+        <w:rPr>
+          <w:b w:val="0"/>
+        </w:rPr>
+        <w:t>After your attempt, compare with the supported explanation: The fitted tree predicts Yes. It follows diagram=1; cover colour is not the selected question.</w:t>
+      </w:r>
+    </w:p>
+    <w:p>
+      <w:pPr>
+        <w:pStyle w:val="Heading2"/>
+      </w:pPr>
+      <w:r>
+        <w:t>Repair and save your work</w:t>
+      </w:r>
+    </w:p>
+    <w:p>
+      <w:pPr>
+        <w:spacing w:line="336" w:lineRule="auto" w:after="180"/>
+      </w:pPr>
+      <w:r>
+        <w:rPr>
+          <w:b w:val="0"/>
+        </w:rPr>
+        <w:t xml:space="preserve">Review Types of Classification Error (ai-2/13). Goal: Build a labelled confusion matrix from matched reference and </w:t>
+      </w:r>
+      <w:r>
+        <w:rPr>
+          <w:b/>
+        </w:rPr>
+        <w:t>prediction</w:t>
+      </w:r>
+      <w:r>
+        <w:rPr>
+          <w:b w:val="0"/>
+        </w:rPr>
+        <w:t xml:space="preserve"> pairs. Short practice: Which error causes a sound book to be sent for unnecessary repair review?.</w:t>
+      </w:r>
+    </w:p>
+    <w:p>
+      <w:pPr>
+        <w:spacing w:line="336" w:lineRule="auto" w:after="180"/>
+      </w:pPr>
+      <w:r>
+        <w:rPr>
+          <w:b w:val="0"/>
+        </w:rPr>
+        <w:t>Return to this week and explain what you changed.</w:t>
+      </w:r>
+    </w:p>
+    <w:p>
+      <w:pPr>
+        <w:spacing w:line="336" w:lineRule="auto" w:after="180"/>
+      </w:pPr>
+      <w:r>
+        <w:rPr>
+          <w:b w:val="0"/>
+        </w:rPr>
+        <w:t xml:space="preserve">Review </w:t>
+      </w:r>
+      <w:r>
+        <w:rPr>
+          <w:b/>
+        </w:rPr>
+        <w:t>Training</w:t>
+      </w:r>
+      <w:r>
+        <w:rPr>
+          <w:b w:val="0"/>
+        </w:rPr>
+        <w:t xml:space="preserve"> and Testing (ai-2/11). Goal: Choose a split unit that matches the intended </w:t>
+      </w:r>
+      <w:r>
+        <w:rPr>
+          <w:b/>
+        </w:rPr>
+        <w:t>prediction</w:t>
+      </w:r>
+      <w:r>
+        <w:rPr>
+          <w:b w:val="0"/>
+        </w:rPr>
+        <w:t xml:space="preserve"> claim. Short practice: How many distinct books are in each repaired role, and why report that as well as scan counts?.</w:t>
+      </w:r>
+    </w:p>
+    <w:p>
+      <w:pPr>
+        <w:spacing w:line="336" w:lineRule="auto" w:after="180"/>
+      </w:pPr>
+      <w:r>
+        <w:rPr>
+          <w:b w:val="0"/>
+        </w:rPr>
+        <w:t>Return to this week and explain what you changed.</w:t>
+      </w:r>
+    </w:p>
+    <w:p>
+      <w:pPr>
+        <w:spacing w:line="336" w:lineRule="auto" w:after="180"/>
+      </w:pPr>
+      <w:r>
+        <w:rPr>
+          <w:b w:val="0"/>
+        </w:rPr>
+        <w:t xml:space="preserve">Review Operational Labels (ai-2/8). Goal: Apply a category definition using explicit </w:t>
+      </w:r>
+      <w:r>
+        <w:rPr>
+          <w:b/>
+        </w:rPr>
+        <w:t>evidence</w:t>
+      </w:r>
+      <w:r>
+        <w:rPr>
+          <w:b w:val="0"/>
+        </w:rPr>
+        <w:t xml:space="preserve"> and boundary rules. Short practice: Why can we not resolve the disagreement merely by taking a majority of reviewers?.</w:t>
+      </w:r>
+    </w:p>
+    <w:p>
+      <w:pPr>
+        <w:spacing w:line="336" w:lineRule="auto" w:after="180"/>
+      </w:pPr>
+      <w:r>
+        <w:rPr>
+          <w:b w:val="0"/>
+        </w:rPr>
+        <w:t>Return to this week and explain what you changed.</w:t>
+      </w:r>
+    </w:p>
+    <w:p>
+      <w:pPr>
+        <w:spacing w:line="336" w:lineRule="auto" w:after="180"/>
+      </w:pPr>
+      <w:r>
+        <w:rPr>
+          <w:b w:val="0"/>
+        </w:rPr>
+        <w:t xml:space="preserve">The browser lab lets you edit the supported Python examples already included in this lesson. Predict first, run, inspect the actual </w:t>
+      </w:r>
+      <w:r>
+        <w:rPr>
+          <w:b/>
+        </w:rPr>
+        <w:t>output</w:t>
+      </w:r>
+      <w:r>
+        <w:rPr>
+          <w:b w:val="0"/>
+        </w:rPr>
+        <w:t xml:space="preserve"> or error, change one </w:t>
+      </w:r>
+      <w:r>
+        <w:rPr>
+          <w:b/>
+        </w:rPr>
+        <w:t>input</w:t>
+      </w:r>
+      <w:r>
+        <w:rPr>
+          <w:b w:val="0"/>
+        </w:rPr>
+        <w:t>, then run again.</w:t>
+      </w:r>
+    </w:p>
+    <w:p>
+      <w:pPr>
+        <w:spacing w:line="336" w:lineRule="auto" w:after="180"/>
+      </w:pPr>
+      <w:r>
+        <w:rPr>
+          <w:b w:val="0"/>
+        </w:rPr>
+        <w:t xml:space="preserve">Keep code, </w:t>
+      </w:r>
+      <w:r>
+        <w:rPr>
+          <w:b/>
+        </w:rPr>
+        <w:t>prediction</w:t>
+      </w:r>
+      <w:r>
+        <w:rPr>
+          <w:b w:val="0"/>
+        </w:rPr>
+        <w:t>s, actual results and a reasoned revision together. On paper, label your result as a trace rather than an execution.</w:t>
+      </w:r>
+    </w:p>
+    <w:p>
+      <w:pPr>
+        <w:spacing w:line="336" w:lineRule="auto" w:after="180"/>
+      </w:pPr>
+      <w:r>
+        <w:rPr>
+          <w:b w:val="0"/>
+        </w:rPr>
+        <w:t xml:space="preserve">Use Download completed work in the hosted lesson to export your answers, reflections, practice feedback and code-run </w:t>
+      </w:r>
+      <w:r>
+        <w:rPr>
+          <w:b/>
+        </w:rPr>
+        <w:t>evidence</w:t>
+      </w:r>
+      <w:r>
+        <w:rPr>
+          <w:b w:val="0"/>
+        </w:rPr>
+        <w:t>. Open the HTML copy to read or print it.</w:t>
+      </w:r>
+    </w:p>
+    <w:p>
+      <w:pPr>
+        <w:spacing w:line="336" w:lineRule="auto" w:after="180"/>
+      </w:pPr>
+      <w:r>
+        <w:rPr>
+          <w:b w:val="0"/>
+        </w:rPr>
+        <w:t>Drafts stay in this browser when storage is available; clear drafts on a shared device.</w:t>
+      </w:r>
+    </w:p>
+    <w:p>
+      <w:pPr>
+        <w:pStyle w:val="Heading3"/>
+      </w:pPr>
+      <w:r>
+        <w:t>What I repaired, the evidence I kept and the next test</w:t>
+      </w:r>
+    </w:p>
+    <w:p>
+      <w:r>
+        <w:t>________________________________________________________________</w:t>
+      </w:r>
+    </w:p>
+    <w:p>
+      <w:r>
+        <w:t>________________________________________________________________</w:t>
+      </w:r>
+    </w:p>
+    <w:p>
+      <w:r>
+        <w:t>________________________________________________________________</w:t>
+      </w:r>
+    </w:p>
+    <w:p>
+      <w:r>
+        <w:t>________________________________________________________________</w:t>
+      </w:r>
+    </w:p>
+    <w:p>
+      <w:r>
+        <w:t>________________________________________________________________</w:t>
+      </w:r>
+    </w:p>
+    <w:p>
+      <w:pPr>
+        <w:pStyle w:val="Heading2"/>
+      </w:pPr>
+      <w:r>
+        <w:t>Earlier wording, alternatives and picture transcripts · reference / check after trying</w:t>
       </w:r>
     </w:p>
     <w:p>
@@ -2306,86 +2914,10 @@
     </w:p>
     <w:p>
       <w:pPr>
-        <w:spacing w:line="336" w:lineRule="auto" w:after="180"/>
-      </w:pPr>
-      <w:r>
-        <w:rPr>
-          <w:b w:val="0"/>
-        </w:rPr>
-        <w:t>A fictional toy classifier predicts whether a book needs an illustration label.</w:t>
-      </w:r>
-    </w:p>
-    <w:p>
-      <w:pPr>
         <w:pStyle w:val="Heading3"/>
       </w:pPr>
       <w:r>
-        <w:t>Practice 1: explain the deciding evidence</w:t>
-      </w:r>
-    </w:p>
-    <w:p>
-      <w:pPr>
-        <w:spacing w:line="336" w:lineRule="auto" w:after="180"/>
-      </w:pPr>
-      <w:r>
-        <w:rPr>
-          <w:b w:val="0"/>
-        </w:rPr>
-        <w:t>Which labelled step matches this detail? A new (1,0) row follows diagram=0 and predicts No.</w:t>
-      </w:r>
-    </w:p>
-    <w:p>
-      <w:pPr>
-        <w:spacing w:line="336" w:lineRule="auto" w:after="180"/>
-        <w:shd w:fill="F4F9FC"/>
-      </w:pPr>
-      <w:r>
-        <w:rPr>
-          <w:b w:val="0"/>
-        </w:rPr>
-        <w:t>1. Select tree</w:t>
-      </w:r>
-    </w:p>
-    <w:p>
-      <w:pPr>
-        <w:spacing w:line="336" w:lineRule="auto" w:after="180"/>
-        <w:shd w:fill="F4F9FC"/>
-      </w:pPr>
-      <w:r>
-        <w:rPr>
-          <w:b w:val="0"/>
-        </w:rPr>
-        <w:t>2. Diagram candidate</w:t>
-      </w:r>
-    </w:p>
-    <w:p>
-      <w:pPr>
-        <w:spacing w:line="336" w:lineRule="auto" w:after="180"/>
-        <w:shd w:fill="F4F9FC"/>
-      </w:pPr>
-      <w:r>
-        <w:rPr>
-          <w:b w:val="0"/>
-        </w:rPr>
-        <w:t>3. Colour candidate</w:t>
-      </w:r>
-    </w:p>
-    <w:p>
-      <w:pPr>
-        <w:spacing w:line="336" w:lineRule="auto" w:after="180"/>
-        <w:shd w:fill="F4F9FC"/>
-      </w:pPr>
-      <w:r>
-        <w:rPr>
-          <w:b w:val="0"/>
-        </w:rPr>
-        <w:t xml:space="preserve">4. Apply new </w:t>
-      </w:r>
-      <w:r>
-        <w:rPr>
-          <w:b/>
-        </w:rPr>
-        <w:t>input</w:t>
+        <w:t>Repair a missing building block</w:t>
       </w:r>
     </w:p>
     <w:p>
@@ -2393,32 +2925,7 @@
         <w:pStyle w:val="Heading3"/>
       </w:pPr>
       <w:r>
-        <w:t>My selected conclusion, deciding fact and explanation</w:t>
-      </w:r>
-    </w:p>
-    <w:p>
-      <w:r>
-        <w:t>________________________________________________________________</w:t>
-      </w:r>
-    </w:p>
-    <w:p>
-      <w:r>
-        <w:t>________________________________________________________________</w:t>
-      </w:r>
-    </w:p>
-    <w:p>
-      <w:r>
-        <w:t>________________________________________________________________</w:t>
-      </w:r>
-    </w:p>
-    <w:p>
-      <w:r>
-        <w:t>________________________________________________________________</w:t>
-      </w:r>
-    </w:p>
-    <w:p>
-      <w:r>
-        <w:t>________________________________________________________________</w:t>
+        <w:t>Predict, run and debug</w:t>
       </w:r>
     </w:p>
     <w:p>
@@ -2426,553 +2933,25 @@
         <w:pStyle w:val="Heading3"/>
       </w:pPr>
       <w:r>
-        <w:t>Hint · try first</w:t>
-      </w:r>
-    </w:p>
-    <w:p>
-      <w:pPr>
-        <w:spacing w:line="336" w:lineRule="auto" w:after="180"/>
-        <w:shd w:fill="F1F6F8"/>
-      </w:pPr>
-      <w:r>
-        <w:rPr>
-          <w:b w:val="0"/>
-        </w:rPr>
-        <w:t>Hint if needed: Read the steps in the pictorial case. Match the supplied detail to the stage that performs or records it.</w:t>
-      </w:r>
-    </w:p>
-    <w:p>
-      <w:pPr>
-        <w:pStyle w:val="Heading3"/>
-      </w:pPr>
-      <w:r>
-        <w:t>Feedback · compare after trying</w:t>
-      </w:r>
-    </w:p>
-    <w:p>
-      <w:pPr>
-        <w:spacing w:line="336" w:lineRule="auto" w:after="180"/>
-        <w:shd w:fill="F1F6FC"/>
-      </w:pPr>
-      <w:r>
-        <w:rPr>
-          <w:b w:val="0"/>
-        </w:rPr>
-        <w:t xml:space="preserve">After your attempt, compare with the supported explanation: Apply new </w:t>
-      </w:r>
-      <w:r>
-        <w:rPr>
-          <w:b/>
-        </w:rPr>
-        <w:t>input</w:t>
-      </w:r>
-      <w:r>
-        <w:rPr>
-          <w:b w:val="0"/>
-        </w:rPr>
-        <w:t xml:space="preserve"> A new (1,0) row follows diagram=0 and predicts No. A question becomes a fitted tree only after its leaves and selection procedure are specified.</w:t>
-      </w:r>
-    </w:p>
-    <w:p>
-      <w:pPr>
-        <w:spacing w:line="336" w:lineRule="auto" w:after="180"/>
-        <w:shd w:fill="F1F6FC"/>
-      </w:pPr>
-      <w:r>
-        <w:rPr>
-          <w:b w:val="0"/>
-        </w:rPr>
-        <w:t xml:space="preserve">The </w:t>
-      </w:r>
-      <w:r>
-        <w:rPr>
-          <w:b/>
-        </w:rPr>
-        <w:t>training</w:t>
-      </w:r>
-      <w:r>
-        <w:rPr>
-          <w:b w:val="0"/>
-        </w:rPr>
-        <w:t xml:space="preserve"> comparison prefers the feature that separates these labels. </w:t>
-      </w:r>
-      <w:r>
-        <w:rPr>
-          <w:b/>
-        </w:rPr>
-        <w:t>Prediction</w:t>
-      </w:r>
-      <w:r>
-        <w:rPr>
-          <w:b w:val="0"/>
-        </w:rPr>
-        <w:t xml:space="preserve"> follows the selected question; it does not reselect the tree using a new case’s answer.</w:t>
-      </w:r>
-    </w:p>
-    <w:p>
-      <w:pPr>
-        <w:spacing w:line="336" w:lineRule="auto" w:after="180"/>
-        <w:shd w:fill="F1F6FC"/>
-      </w:pPr>
-      <w:r>
-        <w:rPr>
-          <w:b w:val="0"/>
-        </w:rPr>
-        <w:t>Save candidate leaves and errors so the choice can be repeated.</w:t>
-      </w:r>
-    </w:p>
-    <w:p>
-      <w:pPr>
-        <w:pStyle w:val="Heading3"/>
-      </w:pPr>
-      <w:r>
-        <w:t>Practice 2: explain the deciding evidence</w:t>
-      </w:r>
-    </w:p>
-    <w:p>
-      <w:pPr>
-        <w:pStyle w:val="Heading3"/>
-      </w:pPr>
-      <w:r>
-        <w:t>Changed case · predict first</w:t>
-      </w:r>
-    </w:p>
-    <w:p>
-      <w:pPr>
-        <w:spacing w:line="336" w:lineRule="auto" w:after="180"/>
-        <w:shd w:fill="F5F1FB"/>
-      </w:pPr>
-      <w:r>
-        <w:rPr>
-          <w:b w:val="0"/>
-        </w:rPr>
-        <w:t xml:space="preserve">Changed-case practice: New </w:t>
-      </w:r>
-      <w:r>
-        <w:rPr>
-          <w:b/>
-        </w:rPr>
-        <w:t>input</w:t>
-      </w:r>
-      <w:r>
-        <w:rPr>
-          <w:b w:val="0"/>
-        </w:rPr>
-        <w:t xml:space="preserve"> becomes (0,1). Which conclusion is supported by the supplied facts?</w:t>
-      </w:r>
-    </w:p>
-    <w:p>
-      <w:pPr>
-        <w:spacing w:line="336" w:lineRule="auto" w:after="180"/>
-        <w:shd w:fill="F4F9FC"/>
-      </w:pPr>
-      <w:r>
-        <w:rPr>
-          <w:b w:val="0"/>
-        </w:rPr>
-        <w:t>1. The fitted tree predicts Yes.</w:t>
-      </w:r>
-    </w:p>
-    <w:p>
-      <w:pPr>
-        <w:spacing w:line="336" w:lineRule="auto" w:after="180"/>
-        <w:shd w:fill="F4F9FC"/>
-      </w:pPr>
-      <w:r>
-        <w:rPr>
-          <w:b w:val="0"/>
-        </w:rPr>
-        <w:t xml:space="preserve">2. This one example guarantees correct results for every future </w:t>
-      </w:r>
-      <w:r>
-        <w:rPr>
-          <w:b/>
-        </w:rPr>
-        <w:t>input</w:t>
-      </w:r>
-      <w:r>
-        <w:rPr>
-          <w:b w:val="0"/>
-        </w:rPr>
-        <w:t>.</w:t>
-      </w:r>
-    </w:p>
-    <w:p>
-      <w:pPr>
-        <w:spacing w:line="336" w:lineRule="auto" w:after="180"/>
-        <w:shd w:fill="F4F9FC"/>
-      </w:pPr>
-      <w:r>
-        <w:rPr>
-          <w:b w:val="0"/>
-        </w:rPr>
-        <w:t xml:space="preserve">3. We can decide the result without examining the changed </w:t>
-      </w:r>
-      <w:r>
-        <w:rPr>
-          <w:b/>
-        </w:rPr>
-        <w:t>input</w:t>
-      </w:r>
-      <w:r>
-        <w:rPr>
-          <w:b w:val="0"/>
-        </w:rPr>
-        <w:t xml:space="preserve"> or the procedure.</w:t>
-      </w:r>
-    </w:p>
-    <w:p>
-      <w:pPr>
-        <w:pStyle w:val="Heading3"/>
-      </w:pPr>
-      <w:r>
-        <w:t>My selected conclusion, deciding fact and explanation</w:t>
-      </w:r>
-    </w:p>
-    <w:p>
-      <w:r>
-        <w:t>________________________________________________________________</w:t>
-      </w:r>
-    </w:p>
-    <w:p>
-      <w:r>
-        <w:t>________________________________________________________________</w:t>
-      </w:r>
-    </w:p>
-    <w:p>
-      <w:r>
-        <w:t>________________________________________________________________</w:t>
-      </w:r>
-    </w:p>
-    <w:p>
-      <w:r>
-        <w:t>________________________________________________________________</w:t>
-      </w:r>
-    </w:p>
-    <w:p>
-      <w:r>
-        <w:t>________________________________________________________________</w:t>
-      </w:r>
-    </w:p>
-    <w:p>
-      <w:pPr>
-        <w:pStyle w:val="Heading3"/>
-      </w:pPr>
-      <w:r>
-        <w:t>Hint · try first</w:t>
-      </w:r>
-    </w:p>
-    <w:p>
-      <w:pPr>
-        <w:spacing w:line="336" w:lineRule="auto" w:after="180"/>
-        <w:shd w:fill="F1F6F8"/>
-      </w:pPr>
-      <w:r>
-        <w:rPr>
-          <w:b w:val="0"/>
-        </w:rPr>
-        <w:t>Hint if needed: Use the changed condition and the deciding step in the pictorial trace. The answer must say what follows from those facts.</w:t>
-      </w:r>
-    </w:p>
-    <w:p>
-      <w:pPr>
-        <w:pStyle w:val="Heading3"/>
-      </w:pPr>
-      <w:r>
-        <w:t>Feedback · compare after trying</w:t>
-      </w:r>
-    </w:p>
-    <w:p>
-      <w:pPr>
-        <w:spacing w:line="336" w:lineRule="auto" w:after="180"/>
-        <w:shd w:fill="F1F6FC"/>
-      </w:pPr>
-      <w:r>
-        <w:rPr>
-          <w:b w:val="0"/>
-        </w:rPr>
-        <w:t>After your attempt, compare with the supported explanation: The fitted tree predicts Yes. It follows diagram=1; cover colour is not the selected question.</w:t>
-      </w:r>
-    </w:p>
-    <w:p>
-      <w:pPr>
-        <w:pStyle w:val="Heading3"/>
-      </w:pPr>
-      <w:r>
-        <w:t>Repair a missing building block</w:t>
-      </w:r>
-    </w:p>
-    <w:p>
-      <w:pPr>
-        <w:spacing w:line="336" w:lineRule="auto" w:after="180"/>
-      </w:pPr>
-      <w:r>
-        <w:rPr>
-          <w:b w:val="0"/>
-        </w:rPr>
-        <w:t xml:space="preserve">Review Types of Classification Error (ai-2/13). Goal: Build a labelled confusion matrix from matched reference and </w:t>
-      </w:r>
-      <w:r>
-        <w:rPr>
-          <w:b/>
-        </w:rPr>
-        <w:t>prediction</w:t>
-      </w:r>
-      <w:r>
-        <w:rPr>
-          <w:b w:val="0"/>
-        </w:rPr>
-        <w:t xml:space="preserve"> pairs. Short practice: Which error causes a sound book to be sent for unnecessary repair review?.</w:t>
-      </w:r>
-    </w:p>
-    <w:p>
-      <w:pPr>
-        <w:spacing w:line="336" w:lineRule="auto" w:after="180"/>
-      </w:pPr>
-      <w:r>
-        <w:rPr>
-          <w:b w:val="0"/>
-        </w:rPr>
-        <w:t>Return to this week and explain what you changed.</w:t>
-      </w:r>
-    </w:p>
-    <w:p>
-      <w:pPr>
-        <w:spacing w:line="336" w:lineRule="auto" w:after="180"/>
-      </w:pPr>
-      <w:r>
-        <w:rPr>
-          <w:b w:val="0"/>
-        </w:rPr>
-        <w:t xml:space="preserve">Review </w:t>
-      </w:r>
-      <w:r>
-        <w:rPr>
-          <w:b/>
-        </w:rPr>
-        <w:t>Training</w:t>
-      </w:r>
-      <w:r>
-        <w:rPr>
-          <w:b w:val="0"/>
-        </w:rPr>
-        <w:t xml:space="preserve"> and Testing (ai-2/11). Goal: Choose a split unit that matches the intended </w:t>
-      </w:r>
-      <w:r>
-        <w:rPr>
-          <w:b/>
-        </w:rPr>
-        <w:t>prediction</w:t>
-      </w:r>
-      <w:r>
-        <w:rPr>
-          <w:b w:val="0"/>
-        </w:rPr>
-        <w:t xml:space="preserve"> claim. Short practice: How many distinct books are in each repaired role, and why report that as well as scan counts?.</w:t>
-      </w:r>
-    </w:p>
-    <w:p>
-      <w:pPr>
-        <w:spacing w:line="336" w:lineRule="auto" w:after="180"/>
-      </w:pPr>
-      <w:r>
-        <w:rPr>
-          <w:b w:val="0"/>
-        </w:rPr>
-        <w:t>Return to this week and explain what you changed.</w:t>
-      </w:r>
-    </w:p>
-    <w:p>
-      <w:pPr>
-        <w:spacing w:line="336" w:lineRule="auto" w:after="180"/>
-      </w:pPr>
-      <w:r>
-        <w:rPr>
-          <w:b w:val="0"/>
-        </w:rPr>
-        <w:t xml:space="preserve">Review Operational Labels (ai-2/8). Goal: Apply a category definition using explicit </w:t>
-      </w:r>
-      <w:r>
-        <w:rPr>
-          <w:b/>
-        </w:rPr>
-        <w:t>evidence</w:t>
-      </w:r>
-      <w:r>
-        <w:rPr>
-          <w:b w:val="0"/>
-        </w:rPr>
-        <w:t xml:space="preserve"> and boundary rules. Short practice: Why can we not resolve the disagreement merely by taking a majority of reviewers?.</w:t>
-      </w:r>
-    </w:p>
-    <w:p>
-      <w:pPr>
-        <w:spacing w:line="336" w:lineRule="auto" w:after="180"/>
-      </w:pPr>
-      <w:r>
-        <w:rPr>
-          <w:b w:val="0"/>
-        </w:rPr>
-        <w:t>Return to this week and explain what you changed.</w:t>
-      </w:r>
-    </w:p>
-    <w:p>
-      <w:pPr>
-        <w:pStyle w:val="Heading3"/>
-      </w:pPr>
-      <w:r>
-        <w:t>Predict, run and debug</w:t>
-      </w:r>
-    </w:p>
-    <w:p>
-      <w:pPr>
-        <w:spacing w:line="336" w:lineRule="auto" w:after="180"/>
-      </w:pPr>
-      <w:r>
-        <w:rPr>
-          <w:b w:val="0"/>
-        </w:rPr>
-        <w:t xml:space="preserve">The browser lab lets you edit the supported Python examples already included in this lesson. Predict first, run, inspect the actual </w:t>
-      </w:r>
-      <w:r>
-        <w:rPr>
-          <w:b/>
-        </w:rPr>
-        <w:t>output</w:t>
-      </w:r>
-      <w:r>
-        <w:rPr>
-          <w:b w:val="0"/>
-        </w:rPr>
-        <w:t xml:space="preserve"> or error, change one </w:t>
-      </w:r>
-      <w:r>
-        <w:rPr>
-          <w:b/>
-        </w:rPr>
-        <w:t>input</w:t>
-      </w:r>
-      <w:r>
-        <w:rPr>
-          <w:b w:val="0"/>
-        </w:rPr>
-        <w:t>, then run again.</w:t>
-      </w:r>
-    </w:p>
-    <w:p>
-      <w:pPr>
-        <w:spacing w:line="336" w:lineRule="auto" w:after="180"/>
-      </w:pPr>
-      <w:r>
-        <w:rPr>
-          <w:b w:val="0"/>
-        </w:rPr>
-        <w:t xml:space="preserve">Keep code, </w:t>
-      </w:r>
-      <w:r>
-        <w:rPr>
-          <w:b/>
-        </w:rPr>
-        <w:t>prediction</w:t>
-      </w:r>
-      <w:r>
-        <w:rPr>
-          <w:b w:val="0"/>
-        </w:rPr>
-        <w:t>s, actual results and a reasoned revision together. On paper, label your result as a trace rather than an execution.</w:t>
-      </w:r>
-    </w:p>
-    <w:p>
-      <w:pPr>
-        <w:pStyle w:val="Heading3"/>
-      </w:pPr>
-      <w:r>
         <w:t>Keep your completed work</w:t>
       </w:r>
     </w:p>
     <w:p>
       <w:pPr>
-        <w:spacing w:line="336" w:lineRule="auto" w:after="180"/>
-      </w:pPr>
-      <w:r>
-        <w:rPr>
-          <w:b w:val="0"/>
-        </w:rPr>
-        <w:t xml:space="preserve">Use Download completed work in the hosted lesson to export your answers, reflections, practice feedback and code-run </w:t>
-      </w:r>
-      <w:r>
-        <w:rPr>
-          <w:b/>
-        </w:rPr>
-        <w:t>evidence</w:t>
-      </w:r>
-      <w:r>
-        <w:rPr>
-          <w:b w:val="0"/>
-        </w:rPr>
-        <w:t>. Open the HTML copy to read or print it.</w:t>
-      </w:r>
-    </w:p>
-    <w:p>
-      <w:pPr>
-        <w:spacing w:line="336" w:lineRule="auto" w:after="180"/>
-      </w:pPr>
-      <w:r>
-        <w:rPr>
-          <w:b w:val="0"/>
-        </w:rPr>
-        <w:t>Drafts stay in this browser when storage is available; clear drafts on a shared device.</w:t>
-      </w:r>
-    </w:p>
-    <w:p>
-      <w:pPr>
-        <w:pStyle w:val="Heading3"/>
-      </w:pPr>
-      <w:r>
-        <w:t>What I repaired, the evidence I kept and the next test</w:t>
-      </w:r>
-    </w:p>
-    <w:p>
-      <w:r>
-        <w:t>________________________________________________________________</w:t>
-      </w:r>
-    </w:p>
-    <w:p>
-      <w:r>
-        <w:t>________________________________________________________________</w:t>
-      </w:r>
-    </w:p>
-    <w:p>
-      <w:r>
-        <w:t>________________________________________________________________</w:t>
-      </w:r>
-    </w:p>
-    <w:p>
-      <w:r>
-        <w:t>________________________________________________________________</w:t>
-      </w:r>
-    </w:p>
-    <w:p>
-      <w:r>
-        <w:t>________________________________________________________________</w:t>
-      </w:r>
-    </w:p>
-    <w:p>
-      <w:pPr>
         <w:pStyle w:val="Heading1"/>
       </w:pPr>
       <w:r>
-        <w:t>21. Visual concept journey</w:t>
-      </w:r>
-    </w:p>
-    <w:p>
-      <w:r>
-        <w:t>Explain each Decision Trees picture from its labels, then record a relevant limit.</w:t>
-      </w:r>
-    </w:p>
-    <w:p>
-      <w:pPr>
-        <w:pStyle w:val="Heading3"/>
+        <w:t>21. Reference · Six-picture response sheets</w:t>
+      </w:r>
+    </w:p>
+    <w:p>
+      <w:r>
+        <w:t>Choose the image that helps rather than repeating all six.</w:t>
+      </w:r>
+    </w:p>
+    <w:p>
+      <w:pPr>
+        <w:pStyle w:val="Heading2"/>
       </w:pPr>
       <w:r>
         <w:t>01. Decision Trees: the case</w:t>
@@ -3099,7 +3078,6 @@
     <w:p>
       <w:pPr>
         <w:spacing w:line="336" w:lineRule="auto" w:after="180"/>
-        <w:shd w:fill="F5F1FB"/>
       </w:pPr>
       <w:r>
         <w:rPr>
@@ -3138,7 +3116,7 @@
     </w:p>
     <w:p>
       <w:pPr>
-        <w:pStyle w:val="Heading3"/>
+        <w:pStyle w:val="Heading2"/>
       </w:pPr>
       <w:r>
         <w:t>02. Follow the deciding steps</w:t>
@@ -3254,7 +3232,6 @@
     <w:p>
       <w:pPr>
         <w:spacing w:line="336" w:lineRule="auto" w:after="180"/>
-        <w:shd w:fill="F5F1FB"/>
       </w:pPr>
       <w:r>
         <w:rPr>
@@ -3305,7 +3282,7 @@
     </w:p>
     <w:p>
       <w:pPr>
-        <w:pStyle w:val="Heading3"/>
+        <w:pStyle w:val="Heading2"/>
       </w:pPr>
       <w:r>
         <w:t>03. Two paths through the learned tree</w:t>
@@ -3361,7 +3338,6 @@
     <w:p>
       <w:pPr>
         <w:spacing w:line="336" w:lineRule="auto" w:after="180"/>
-        <w:shd w:fill="F5F1FB"/>
       </w:pPr>
       <w:r>
         <w:rPr>
@@ -3400,7 +3376,7 @@
     </w:p>
     <w:p>
       <w:pPr>
-        <w:pStyle w:val="Heading3"/>
+        <w:pStyle w:val="Heading2"/>
       </w:pPr>
       <w:r>
         <w:t>04. Change one thing. Trace what follows.</w:t>
@@ -3479,7 +3455,6 @@
     <w:p>
       <w:pPr>
         <w:spacing w:line="336" w:lineRule="auto" w:after="180"/>
-        <w:shd w:fill="F5F1FB"/>
       </w:pPr>
       <w:r>
         <w:rPr>
@@ -3518,7 +3493,7 @@
     </w:p>
     <w:p>
       <w:pPr>
-        <w:pStyle w:val="Heading3"/>
+        <w:pStyle w:val="Heading2"/>
       </w:pPr>
       <w:r>
         <w:t>05. Connect the explanation to its limit</w:t>
@@ -3614,7 +3589,6 @@
     <w:p>
       <w:pPr>
         <w:spacing w:line="336" w:lineRule="auto" w:after="180"/>
-        <w:shd w:fill="F5F1FB"/>
       </w:pPr>
       <w:r>
         <w:rPr>
@@ -3653,7 +3627,7 @@
     </w:p>
     <w:p>
       <w:pPr>
-        <w:pStyle w:val="Heading3"/>
+        <w:pStyle w:val="Heading2"/>
       </w:pPr>
       <w:r>
         <w:t>06. Make the idea visible in your project</w:t>
@@ -3768,7 +3742,6 @@
     <w:p>
       <w:pPr>
         <w:spacing w:line="336" w:lineRule="auto" w:after="180"/>
-        <w:shd w:fill="F5F1FB"/>
       </w:pPr>
       <w:r>
         <w:rPr>
@@ -3815,6 +3788,62 @@
     <w:p>
       <w:r>
         <w:t>________________________________________________________________</w:t>
+      </w:r>
+    </w:p>
+    <w:p>
+      <w:pPr>
+        <w:pStyle w:val="Heading2"/>
+      </w:pPr>
+      <w:r>
+        <w:t>Earlier wording, alternatives and picture transcripts · reference / check after trying</w:t>
+      </w:r>
+    </w:p>
+    <w:p>
+      <w:pPr>
+        <w:pStyle w:val="Heading3"/>
+      </w:pPr>
+      <w:r>
+        <w:t>01. Decision Trees: the case</w:t>
+      </w:r>
+    </w:p>
+    <w:p>
+      <w:pPr>
+        <w:pStyle w:val="Heading3"/>
+      </w:pPr>
+      <w:r>
+        <w:t>02. Follow the deciding steps</w:t>
+      </w:r>
+    </w:p>
+    <w:p>
+      <w:pPr>
+        <w:pStyle w:val="Heading3"/>
+      </w:pPr>
+      <w:r>
+        <w:t>03. Two paths through the learned tree</w:t>
+      </w:r>
+    </w:p>
+    <w:p>
+      <w:pPr>
+        <w:pStyle w:val="Heading3"/>
+      </w:pPr>
+      <w:r>
+        <w:t>04. Change one thing. Trace what follows.</w:t>
+      </w:r>
+    </w:p>
+    <w:p>
+      <w:pPr>
+        <w:pStyle w:val="Heading3"/>
+      </w:pPr>
+      <w:r>
+        <w:t>05. Connect the explanation to its limit</w:t>
+      </w:r>
+    </w:p>
+    <w:p>
+      <w:pPr>
+        <w:pStyle w:val="Heading3"/>
+      </w:pPr>
+      <w:r>
+        <w:t>06. Make the idea visible in your project</w:t>
       </w:r>
     </w:p>
     <w:sectPr>
